--- a/arb/docx/52.content.docx
+++ b/arb/docx/52.content.docx
@@ -9,6 +9,8 @@
       </w:pPr>
       <w:r>
         <w:rPr>
+          <w:rtl/>
+          <w:cs/>
           <w:lang w:val="ar_AE" w:bidi="ar_AE"/>
         </w:rPr>
       </w:r>
@@ -20,53 +22,53 @@
       </w:pPr>
       <w:r>
         <w:rPr>
+          <w:rtl/>
+          <w:cs/>
           <w:lang w:val="ar_AE" w:bidi="ar_AE"/>
         </w:rPr>
         <w:t>Resource: Biblica Open New Arabic Version 2012</w:t>
       </w:r>
       <w:r>
         <w:rPr>
-          <w:lang w:val="ar_AE" w:bidi="ar_AE"/>
-        </w:rPr>
-      </w:r>
-    </w:p>
-    <w:p>
-      <w:pPr>
-        <w:bidi/>
-      </w:pPr>
-      <w:r>
-        <w:rPr>
+          <w:rtl/>
+          <w:cs/>
+          <w:lang w:val="ar_AE" w:bidi="ar_AE"/>
+        </w:rPr>
+      </w:r>
+    </w:p>
+    <w:p>
+      <w:pPr>
+        <w:bidi/>
+      </w:pPr>
+      <w:r>
+        <w:rPr>
+          <w:rtl/>
+          <w:cs/>
           <w:lang w:val="ar_AE" w:bidi="ar_AE"/>
         </w:rPr>
       </w:r>
       <w:r>
         <w:rPr>
           <w:b/>
+          <w:rtl/>
+          <w:cs/>
           <w:lang w:val="ar_AE" w:bidi="ar_AE"/>
         </w:rPr>
         <w:t>Biblica Open New Arabic Version 2012</w:t>
       </w:r>
       <w:r>
         <w:rPr>
-          <w:lang w:val="ar_AE" w:bidi="ar_AE"/>
-        </w:rPr>
-        <w:t xml:space="preserve"> (Arabic) is based on: </w:t>
-      </w:r>
-      <w:r>
-        <w:rPr>
-          <w:lang w:val="ar_AE" w:bidi="ar_AE"/>
-        </w:rPr>
-        <w:t>Biblica Open New Arabic Version 2012</w:t>
-      </w:r>
-      <w:r>
-        <w:rPr>
-          <w:lang w:val="ar_AE" w:bidi="ar_AE"/>
-        </w:rPr>
-        <w:t xml:space="preserve">, </w:t>
+          <w:rtl/>
+          <w:cs/>
+          <w:lang w:val="ar_AE" w:bidi="ar_AE"/>
+        </w:rPr>
+        <w:t xml:space="preserve"> © </w:t>
       </w:r>
       <w:hyperlink r:id="rId13">
         <w:r>
           <w:rPr>
+            <w:rtl/>
+            <w:cs/>
             <w:lang w:val="ar_AE" w:bidi="ar_AE"/>
           </w:rPr>
           <w:rPr>
@@ -78,13 +80,17 @@
       </w:hyperlink>
       <w:r>
         <w:rPr>
-          <w:lang w:val="ar_AE" w:bidi="ar_AE"/>
-        </w:rPr>
-        <w:t xml:space="preserve">, None, which is licensed under a </w:t>
+          <w:rtl/>
+          <w:cs/>
+          <w:lang w:val="ar_AE" w:bidi="ar_AE"/>
+        </w:rPr>
+        <w:t xml:space="preserve">, licensed under a </w:t>
       </w:r>
       <w:hyperlink r:id="rId14">
         <w:r>
           <w:rPr>
+            <w:rtl/>
+            <w:cs/>
             <w:lang w:val="ar_AE" w:bidi="ar_AE"/>
           </w:rPr>
           <w:rPr>
@@ -96,38 +102,23 @@
       </w:hyperlink>
       <w:r>
         <w:rPr>
+          <w:rtl/>
+          <w:cs/>
           <w:lang w:val="ar_AE" w:bidi="ar_AE"/>
         </w:rPr>
         <w:t>.</w:t>
       </w:r>
       <w:r>
         <w:rPr>
-          <w:lang w:val="ar_AE" w:bidi="ar_AE"/>
-        </w:rPr>
-      </w:r>
-    </w:p>
-    <w:p>
-      <w:pPr>
-        <w:bidi/>
-      </w:pPr>
-      <w:r>
-        <w:rPr>
-          <w:lang w:val="ar_AE" w:bidi="ar_AE"/>
-        </w:rPr>
-      </w:r>
-      <w:r>
-        <w:rPr>
-          <w:lang w:val="ar_AE" w:bidi="ar_AE"/>
-        </w:rPr>
-        <w:t>This PDF version is provided under the same license.</w:t>
-      </w:r>
-      <w:r>
-        <w:rPr>
-          <w:lang w:val="ar_AE" w:bidi="ar_AE"/>
-        </w:rPr>
-      </w:r>
-      <w:r>
-        <w:rPr>
+          <w:rtl/>
+          <w:cs/>
+          <w:lang w:val="ar_AE" w:bidi="ar_AE"/>
+        </w:rPr>
+      </w:r>
+      <w:r>
+        <w:rPr>
+          <w:rtl/>
+          <w:cs/>
           <w:lang w:val="ar_AE" w:bidi="ar_AE"/>
         </w:rPr>
       </w:r>
@@ -139,6 +130,8 @@
       </w:pPr>
       <w:r>
         <w:rPr>
+          <w:rtl/>
+          <w:cs/>
           <w:lang w:val="ar_AE" w:bidi="ar_AE"/>
         </w:rPr>
         <w:t>Biblica Open New Arabic Version 2012</w:t>
@@ -168,6 +161,8 @@
       </w:pPr>
       <w:r>
         <w:rPr>
+          <w:rtl/>
+          <w:cs/>
           <w:lang w:val="ar_AE" w:bidi="ar_AE"/>
         </w:rPr>
       </w:r>
@@ -179,32 +174,42 @@
       </w:pPr>
       <w:r>
         <w:rPr>
-          <w:lang w:val="ar_AE" w:bidi="ar_AE"/>
-        </w:rPr>
-      </w:r>
-    </w:p>
-    <w:p>
-      <w:pPr>
-        <w:bidi/>
-      </w:pPr>
-      <w:r>
-        <w:rPr>
-          <w:lang w:val="ar_AE" w:bidi="ar_AE"/>
-        </w:rPr>
-      </w:r>
-      <w:r>
-        <w:rPr>
+          <w:rtl/>
+          <w:cs/>
+          <w:lang w:val="ar_AE" w:bidi="ar_AE"/>
+        </w:rPr>
+      </w:r>
+    </w:p>
+    <w:p>
+      <w:pPr>
+        <w:bidi/>
+      </w:pPr>
+      <w:r>
+        <w:rPr>
+          <w:rtl/>
+          <w:cs/>
+          <w:lang w:val="ar_AE" w:bidi="ar_AE"/>
+        </w:rPr>
+      </w:r>
+      <w:r>
+        <w:rPr>
+          <w:rtl/>
+          <w:cs/>
           <w:lang w:val="ar_AE" w:bidi="ar_AE"/>
         </w:rPr>
         <w:t xml:space="preserve"> </w:t>
       </w:r>
       <w:r>
         <w:rPr>
-          <w:lang w:val="ar_AE" w:bidi="ar_AE"/>
-        </w:rPr>
-      </w:r>
-      <w:r>
-        <w:rPr>
+          <w:rtl/>
+          <w:cs/>
+          <w:lang w:val="ar_AE" w:bidi="ar_AE"/>
+        </w:rPr>
+      </w:r>
+      <w:r>
+        <w:rPr>
+          <w:rtl/>
+          <w:cs/>
           <w:lang w:val="ar_AE" w:bidi="ar_AE"/>
         </w:rPr>
       </w:r>
@@ -226,460 +231,314 @@
     </w:p>
     <w:p>
       <w:pPr>
-        <w:bidi/>
-      </w:pPr>
-      <w:r>
-        <w:rPr>
-          <w:lang w:val="ar_AE" w:bidi="ar_AE"/>
-        </w:rPr>
-      </w:r>
-    </w:p>
-    <w:p>
-      <w:pPr>
         <w:pStyle w:val="Heading2"/>
         <w:bidi/>
       </w:pPr>
       <w:r>
         <w:rPr>
-          <w:lang w:val="ar_AE" w:bidi="ar_AE"/>
-        </w:rPr>
-        <w:t>1 Thessalonians 1:1</w:t>
-      </w:r>
-      <w:r>
-        <w:rPr>
-          <w:lang w:val="ar_AE" w:bidi="ar_AE"/>
-        </w:rPr>
-      </w:r>
-    </w:p>
-    <w:p>
-      <w:pPr>
-        <w:bidi/>
-      </w:pPr>
-      <w:r>
-        <w:rPr>
-          <w:lang w:val="ar_AE" w:bidi="ar_AE"/>
-        </w:rPr>
-      </w:r>
-      <w:r>
-        <w:rPr>
-          <w:vertAlign w:val="superscript"/>
+          <w:rtl/>
+          <w:cs/>
+          <w:lang w:val="ar_AE" w:bidi="ar_AE"/>
+        </w:rPr>
+        <w:t>تسالونيكي الأولى 1:1</w:t>
+      </w:r>
+      <w:r>
+        <w:rPr>
+          <w:rtl/>
+          <w:cs/>
+          <w:lang w:val="ar_AE" w:bidi="ar_AE"/>
+        </w:rPr>
+      </w:r>
+    </w:p>
+    <w:p>
+      <w:pPr>
+        <w:bidi/>
+      </w:pPr>
+      <w:r>
+        <w:rPr>
+          <w:rtl/>
+          <w:cs/>
+          <w:lang w:val="ar_AE" w:bidi="ar_AE"/>
+        </w:rPr>
+      </w:r>
+      <w:r>
+        <w:rPr>
+          <w:vertAlign w:val="superscript"/>
+          <w:rtl/>
+          <w:cs/>
           <w:lang w:val="ar_AE" w:bidi="ar_AE"/>
         </w:rPr>
         <w:t>1</w:t>
       </w:r>
       <w:r>
         <w:rPr>
+          <w:rtl/>
+          <w:cs/>
           <w:lang w:val="ar_AE" w:bidi="ar_AE"/>
         </w:rPr>
         <w:t xml:space="preserve"> مِنْ بُولُسَ وَسِلْوَانُسَ وَتِيمُوثَاوُسَ، إِلَى كَنِيسَةِ مُؤْمِنِي تَسَالُونِيكِي الَّذِينَ هُمْ فِي اللهِ الآبِ وَالرَّبِّ يَسُوعَ الْمَسِيحِ. لِتَكُنْ لَكُمُ النِّعْمَةُ وَالسَّلامُ مِنَ اللهِ أَبِينَا وَالرَّبِّ يَسُوعَ الْمَسِيحِ.</w:t>
       </w:r>
-      <w:r>
-        <w:rPr>
-          <w:lang w:val="ar_AE" w:bidi="ar_AE"/>
-        </w:rPr>
-      </w:r>
-      <w:r>
-        <w:rPr>
-          <w:lang w:val="ar_AE" w:bidi="ar_AE"/>
-        </w:rPr>
-      </w:r>
-    </w:p>
-    <w:p>
-      <w:pPr>
-        <w:bidi/>
-      </w:pPr>
-      <w:r>
-        <w:rPr>
-          <w:lang w:val="ar_AE" w:bidi="ar_AE"/>
-        </w:rPr>
-      </w:r>
-    </w:p>
-    <w:p>
-      <w:pPr>
-        <w:bidi/>
-      </w:pPr>
-      <w:r>
-        <w:rPr>
-          <w:lang w:val="ar_AE" w:bidi="ar_AE"/>
-        </w:rPr>
-      </w:r>
-      <w:r>
-        <w:rPr>
-          <w:vertAlign w:val="superscript"/>
+    </w:p>
+    <w:p>
+      <w:pPr>
+        <w:bidi/>
+      </w:pPr>
+      <w:r>
+        <w:rPr>
+          <w:rtl/>
+          <w:cs/>
+          <w:lang w:val="ar_AE" w:bidi="ar_AE"/>
+        </w:rPr>
+      </w:r>
+      <w:r>
+        <w:rPr>
+          <w:vertAlign w:val="superscript"/>
+          <w:rtl/>
+          <w:cs/>
           <w:lang w:val="ar_AE" w:bidi="ar_AE"/>
         </w:rPr>
         <w:t>2</w:t>
       </w:r>
       <w:r>
         <w:rPr>
+          <w:rtl/>
+          <w:cs/>
           <w:lang w:val="ar_AE" w:bidi="ar_AE"/>
         </w:rPr>
         <w:t xml:space="preserve"> إِنَّنَا نَشْكُرُ اللهَ دَائِماً مِنْ أَجْلِكُمْ جَمِيعاً، إِذْ نَذْكُرُكُمْ فِي صَلَوَاتِنَا دُونَ تَوَقُّفٍ؛</w:t>
       </w:r>
-      <w:r>
-        <w:rPr>
-          <w:lang w:val="ar_AE" w:bidi="ar_AE"/>
-        </w:rPr>
-      </w:r>
-      <w:r>
-        <w:rPr>
-          <w:lang w:val="ar_AE" w:bidi="ar_AE"/>
-        </w:rPr>
-      </w:r>
-    </w:p>
-    <w:p>
-      <w:pPr>
-        <w:bidi/>
-      </w:pPr>
-      <w:r>
-        <w:rPr>
-          <w:lang w:val="ar_AE" w:bidi="ar_AE"/>
-        </w:rPr>
-      </w:r>
-    </w:p>
-    <w:p>
-      <w:pPr>
-        <w:bidi/>
-      </w:pPr>
-      <w:r>
-        <w:rPr>
-          <w:lang w:val="ar_AE" w:bidi="ar_AE"/>
-        </w:rPr>
-      </w:r>
-      <w:r>
-        <w:rPr>
-          <w:vertAlign w:val="superscript"/>
+    </w:p>
+    <w:p>
+      <w:pPr>
+        <w:bidi/>
+      </w:pPr>
+      <w:r>
+        <w:rPr>
+          <w:rtl/>
+          <w:cs/>
+          <w:lang w:val="ar_AE" w:bidi="ar_AE"/>
+        </w:rPr>
+      </w:r>
+      <w:r>
+        <w:rPr>
+          <w:vertAlign w:val="superscript"/>
+          <w:rtl/>
+          <w:cs/>
           <w:lang w:val="ar_AE" w:bidi="ar_AE"/>
         </w:rPr>
         <w:t>3</w:t>
       </w:r>
       <w:r>
         <w:rPr>
+          <w:rtl/>
+          <w:cs/>
           <w:lang w:val="ar_AE" w:bidi="ar_AE"/>
         </w:rPr>
         <w:t xml:space="preserve"> مُتَذَكِّرِينَ، أَمَامَ إِلَهِنَا وَأَبِينَا، مَا لَكُمْ مِنْ عَمَلِ الإِيمَانِ وَاجْتِهَادِ الْمَحَبَّةِ وَثَبَاتِ الرَّجَاءِ، فِي رَبِّنَا يَسُوعَ الْمَسِيحِ؛</w:t>
       </w:r>
-      <w:r>
-        <w:rPr>
-          <w:lang w:val="ar_AE" w:bidi="ar_AE"/>
-        </w:rPr>
-      </w:r>
-      <w:r>
-        <w:rPr>
-          <w:lang w:val="ar_AE" w:bidi="ar_AE"/>
-        </w:rPr>
-      </w:r>
-    </w:p>
-    <w:p>
-      <w:pPr>
-        <w:bidi/>
-      </w:pPr>
-      <w:r>
-        <w:rPr>
-          <w:lang w:val="ar_AE" w:bidi="ar_AE"/>
-        </w:rPr>
-      </w:r>
-    </w:p>
-    <w:p>
-      <w:pPr>
-        <w:bidi/>
-      </w:pPr>
-      <w:r>
-        <w:rPr>
-          <w:lang w:val="ar_AE" w:bidi="ar_AE"/>
-        </w:rPr>
-      </w:r>
-      <w:r>
-        <w:rPr>
-          <w:vertAlign w:val="superscript"/>
+    </w:p>
+    <w:p>
+      <w:pPr>
+        <w:bidi/>
+      </w:pPr>
+      <w:r>
+        <w:rPr>
+          <w:rtl/>
+          <w:cs/>
+          <w:lang w:val="ar_AE" w:bidi="ar_AE"/>
+        </w:rPr>
+      </w:r>
+      <w:r>
+        <w:rPr>
+          <w:vertAlign w:val="superscript"/>
+          <w:rtl/>
+          <w:cs/>
           <w:lang w:val="ar_AE" w:bidi="ar_AE"/>
         </w:rPr>
         <w:t>4</w:t>
       </w:r>
       <w:r>
         <w:rPr>
+          <w:rtl/>
+          <w:cs/>
           <w:lang w:val="ar_AE" w:bidi="ar_AE"/>
         </w:rPr>
         <w:t xml:space="preserve"> وَنَحْنُ عَالِمُونَ، أَيُّهَا الإِخْوَةُ أَحِبَّاءَ اللهِ، حَقِيقَةَ اخْتِيَارِكُمْ مِنْ قِبَلِ اللهِ:</w:t>
       </w:r>
-      <w:r>
-        <w:rPr>
-          <w:lang w:val="ar_AE" w:bidi="ar_AE"/>
-        </w:rPr>
-      </w:r>
-      <w:r>
-        <w:rPr>
-          <w:lang w:val="ar_AE" w:bidi="ar_AE"/>
-        </w:rPr>
-      </w:r>
-    </w:p>
-    <w:p>
-      <w:pPr>
-        <w:bidi/>
-      </w:pPr>
-      <w:r>
-        <w:rPr>
-          <w:lang w:val="ar_AE" w:bidi="ar_AE"/>
-        </w:rPr>
-      </w:r>
-    </w:p>
-    <w:p>
-      <w:pPr>
-        <w:bidi/>
-      </w:pPr>
-      <w:r>
-        <w:rPr>
-          <w:lang w:val="ar_AE" w:bidi="ar_AE"/>
-        </w:rPr>
-      </w:r>
-      <w:r>
-        <w:rPr>
-          <w:vertAlign w:val="superscript"/>
+    </w:p>
+    <w:p>
+      <w:pPr>
+        <w:bidi/>
+      </w:pPr>
+      <w:r>
+        <w:rPr>
+          <w:rtl/>
+          <w:cs/>
+          <w:lang w:val="ar_AE" w:bidi="ar_AE"/>
+        </w:rPr>
+      </w:r>
+      <w:r>
+        <w:rPr>
+          <w:vertAlign w:val="superscript"/>
+          <w:rtl/>
+          <w:cs/>
           <w:lang w:val="ar_AE" w:bidi="ar_AE"/>
         </w:rPr>
         <w:t>5</w:t>
       </w:r>
       <w:r>
         <w:rPr>
+          <w:rtl/>
+          <w:cs/>
           <w:lang w:val="ar_AE" w:bidi="ar_AE"/>
         </w:rPr>
         <w:t xml:space="preserve"> لأَنَّ تَبْشِيرَنَا لَكُمْ بِالإِنْجِيلِ لَمْ يَكُنْ مُجَرَّدَ كَلامٍ، بَلْ كَانَ مَصْحُوباً أَيْضاً بِالْقُوَّةِ وَبِالرُّوحِ الْقُدُسِ وَبِتَمَامِ الْيَقِينِ. كَمَا أَنَّكُمْ تَعْلَمُونَ تَمَاماً مَاذَا كُنَّا بَيْنَكُمْ لأَجْلِ مَصْلَحَتِكُمْ،</w:t>
       </w:r>
-      <w:r>
-        <w:rPr>
-          <w:lang w:val="ar_AE" w:bidi="ar_AE"/>
-        </w:rPr>
-      </w:r>
-      <w:r>
-        <w:rPr>
-          <w:lang w:val="ar_AE" w:bidi="ar_AE"/>
-        </w:rPr>
-      </w:r>
-    </w:p>
-    <w:p>
-      <w:pPr>
-        <w:bidi/>
-      </w:pPr>
-      <w:r>
-        <w:rPr>
-          <w:lang w:val="ar_AE" w:bidi="ar_AE"/>
-        </w:rPr>
-      </w:r>
-    </w:p>
-    <w:p>
-      <w:pPr>
-        <w:bidi/>
-      </w:pPr>
-      <w:r>
-        <w:rPr>
-          <w:lang w:val="ar_AE" w:bidi="ar_AE"/>
-        </w:rPr>
-      </w:r>
-      <w:r>
-        <w:rPr>
-          <w:vertAlign w:val="superscript"/>
+    </w:p>
+    <w:p>
+      <w:pPr>
+        <w:bidi/>
+      </w:pPr>
+      <w:r>
+        <w:rPr>
+          <w:rtl/>
+          <w:cs/>
+          <w:lang w:val="ar_AE" w:bidi="ar_AE"/>
+        </w:rPr>
+      </w:r>
+      <w:r>
+        <w:rPr>
+          <w:vertAlign w:val="superscript"/>
+          <w:rtl/>
+          <w:cs/>
           <w:lang w:val="ar_AE" w:bidi="ar_AE"/>
         </w:rPr>
         <w:t>6</w:t>
       </w:r>
       <w:r>
         <w:rPr>
+          <w:rtl/>
+          <w:cs/>
           <w:lang w:val="ar_AE" w:bidi="ar_AE"/>
         </w:rPr>
         <w:t xml:space="preserve"> وَقَدْ صِرْتُمْ مُقْتَدِينَ بِنَا وَبِالرَّبِّ، إِذْ تَقَبَّلْتُمْ كَلِمَةَ اللهِ فِي وَسَطِ ضِيقَةٍ شَدِيدَةٍ بِفَرَحِ الرُّوحِ الْقُدُسِ.</w:t>
       </w:r>
-      <w:r>
-        <w:rPr>
-          <w:lang w:val="ar_AE" w:bidi="ar_AE"/>
-        </w:rPr>
-      </w:r>
-      <w:r>
-        <w:rPr>
-          <w:lang w:val="ar_AE" w:bidi="ar_AE"/>
-        </w:rPr>
-      </w:r>
-    </w:p>
-    <w:p>
-      <w:pPr>
-        <w:bidi/>
-      </w:pPr>
-      <w:r>
-        <w:rPr>
-          <w:lang w:val="ar_AE" w:bidi="ar_AE"/>
-        </w:rPr>
-      </w:r>
-    </w:p>
-    <w:p>
-      <w:pPr>
-        <w:bidi/>
-      </w:pPr>
-      <w:r>
-        <w:rPr>
-          <w:lang w:val="ar_AE" w:bidi="ar_AE"/>
-        </w:rPr>
-      </w:r>
-      <w:r>
-        <w:rPr>
-          <w:vertAlign w:val="superscript"/>
+    </w:p>
+    <w:p>
+      <w:pPr>
+        <w:bidi/>
+      </w:pPr>
+      <w:r>
+        <w:rPr>
+          <w:rtl/>
+          <w:cs/>
+          <w:lang w:val="ar_AE" w:bidi="ar_AE"/>
+        </w:rPr>
+      </w:r>
+      <w:r>
+        <w:rPr>
+          <w:vertAlign w:val="superscript"/>
+          <w:rtl/>
+          <w:cs/>
           <w:lang w:val="ar_AE" w:bidi="ar_AE"/>
         </w:rPr>
         <w:t>7</w:t>
       </w:r>
       <w:r>
         <w:rPr>
+          <w:rtl/>
+          <w:cs/>
           <w:lang w:val="ar_AE" w:bidi="ar_AE"/>
         </w:rPr>
         <w:t xml:space="preserve"> حَتَّى إِنَّكُمْ صِرْتُمْ مِثَالاً لِجَمِيعِ الْمُؤْمِنِينَ الْمُقِيمِينَ فِي مُقَاطَعَتَيْ مَقِدُونِيَّةَ وَأَخَائِيَةَ.</w:t>
       </w:r>
-      <w:r>
-        <w:rPr>
-          <w:lang w:val="ar_AE" w:bidi="ar_AE"/>
-        </w:rPr>
-      </w:r>
-      <w:r>
-        <w:rPr>
-          <w:lang w:val="ar_AE" w:bidi="ar_AE"/>
-        </w:rPr>
-      </w:r>
-    </w:p>
-    <w:p>
-      <w:pPr>
-        <w:bidi/>
-      </w:pPr>
-      <w:r>
-        <w:rPr>
-          <w:lang w:val="ar_AE" w:bidi="ar_AE"/>
-        </w:rPr>
-      </w:r>
-    </w:p>
-    <w:p>
-      <w:pPr>
-        <w:bidi/>
-      </w:pPr>
-      <w:r>
-        <w:rPr>
-          <w:lang w:val="ar_AE" w:bidi="ar_AE"/>
-        </w:rPr>
-      </w:r>
-      <w:r>
-        <w:rPr>
-          <w:vertAlign w:val="superscript"/>
+    </w:p>
+    <w:p>
+      <w:pPr>
+        <w:bidi/>
+      </w:pPr>
+      <w:r>
+        <w:rPr>
+          <w:rtl/>
+          <w:cs/>
+          <w:lang w:val="ar_AE" w:bidi="ar_AE"/>
+        </w:rPr>
+      </w:r>
+      <w:r>
+        <w:rPr>
+          <w:vertAlign w:val="superscript"/>
+          <w:rtl/>
+          <w:cs/>
           <w:lang w:val="ar_AE" w:bidi="ar_AE"/>
         </w:rPr>
         <w:t>8</w:t>
       </w:r>
       <w:r>
         <w:rPr>
+          <w:rtl/>
+          <w:cs/>
           <w:lang w:val="ar_AE" w:bidi="ar_AE"/>
         </w:rPr>
         <w:t xml:space="preserve"> فَمِنْ عِنْدِكُمْ دَوَّتْ كَلِمَةُ الرَّبِّ، مُنْتَشِرَةً لَا فِي مَقِدُونِيَّةَ وَأَخَائِيَةَ فَقَطْ، بَلْ إِنَّ إِيمَانَكُمْ بِاللهِ ذَاعَ فِي كُلِّ مَكَانٍ، حَتَّى لَيْسَ لَنَا حَاجَةٌ لأَنْ نَقُولَ شَيْئاً بَعْدُ.</w:t>
       </w:r>
-      <w:r>
-        <w:rPr>
-          <w:lang w:val="ar_AE" w:bidi="ar_AE"/>
-        </w:rPr>
-      </w:r>
-      <w:r>
-        <w:rPr>
-          <w:lang w:val="ar_AE" w:bidi="ar_AE"/>
-        </w:rPr>
-      </w:r>
-    </w:p>
-    <w:p>
-      <w:pPr>
-        <w:bidi/>
-      </w:pPr>
-      <w:r>
-        <w:rPr>
-          <w:lang w:val="ar_AE" w:bidi="ar_AE"/>
-        </w:rPr>
-      </w:r>
-    </w:p>
-    <w:p>
-      <w:pPr>
-        <w:bidi/>
-      </w:pPr>
-      <w:r>
-        <w:rPr>
-          <w:lang w:val="ar_AE" w:bidi="ar_AE"/>
-        </w:rPr>
-      </w:r>
-      <w:r>
-        <w:rPr>
-          <w:vertAlign w:val="superscript"/>
+    </w:p>
+    <w:p>
+      <w:pPr>
+        <w:bidi/>
+      </w:pPr>
+      <w:r>
+        <w:rPr>
+          <w:rtl/>
+          <w:cs/>
+          <w:lang w:val="ar_AE" w:bidi="ar_AE"/>
+        </w:rPr>
+      </w:r>
+      <w:r>
+        <w:rPr>
+          <w:vertAlign w:val="superscript"/>
+          <w:rtl/>
+          <w:cs/>
           <w:lang w:val="ar_AE" w:bidi="ar_AE"/>
         </w:rPr>
         <w:t>9</w:t>
       </w:r>
       <w:r>
         <w:rPr>
+          <w:rtl/>
+          <w:cs/>
           <w:lang w:val="ar_AE" w:bidi="ar_AE"/>
         </w:rPr>
         <w:t xml:space="preserve"> فَإِنَّ أُولئِكَ الْمُؤْمِنِينَ أَنْفُسَهُمْ يُخْبِرُونَ عَنَّا كَيْفَ كَانَ قُدُومُنَا إِلَيْكُمْ أَوَّلَ مَرَّةٍ، وَكَيْفَ تَحَوَّلْتُمْ إِلَى اللهِ عَنِ الأَصْنَامِ، لِتَصِيرُوا عَبِيداً يَخْدِمُونَ اللهَ الْحَيَّ الْحَقَّ،</w:t>
       </w:r>
-      <w:r>
-        <w:rPr>
-          <w:lang w:val="ar_AE" w:bidi="ar_AE"/>
-        </w:rPr>
-      </w:r>
-      <w:r>
-        <w:rPr>
-          <w:lang w:val="ar_AE" w:bidi="ar_AE"/>
-        </w:rPr>
-      </w:r>
-    </w:p>
-    <w:p>
-      <w:pPr>
-        <w:bidi/>
-      </w:pPr>
-      <w:r>
-        <w:rPr>
-          <w:lang w:val="ar_AE" w:bidi="ar_AE"/>
-        </w:rPr>
-      </w:r>
-    </w:p>
-    <w:p>
-      <w:pPr>
-        <w:bidi/>
-      </w:pPr>
-      <w:r>
-        <w:rPr>
-          <w:lang w:val="ar_AE" w:bidi="ar_AE"/>
-        </w:rPr>
-      </w:r>
-      <w:r>
-        <w:rPr>
-          <w:vertAlign w:val="superscript"/>
+    </w:p>
+    <w:p>
+      <w:pPr>
+        <w:bidi/>
+      </w:pPr>
+      <w:r>
+        <w:rPr>
+          <w:rtl/>
+          <w:cs/>
+          <w:lang w:val="ar_AE" w:bidi="ar_AE"/>
+        </w:rPr>
+      </w:r>
+      <w:r>
+        <w:rPr>
+          <w:vertAlign w:val="superscript"/>
+          <w:rtl/>
+          <w:cs/>
           <w:lang w:val="ar_AE" w:bidi="ar_AE"/>
         </w:rPr>
         <w:t>10</w:t>
       </w:r>
       <w:r>
         <w:rPr>
+          <w:rtl/>
+          <w:cs/>
           <w:lang w:val="ar_AE" w:bidi="ar_AE"/>
         </w:rPr>
         <w:t xml:space="preserve"> وَتَنْتَظِرُوا مِنَ السَّمَاوَاتِ ابْنَهُ الَّذِي أَقَامَهُ مِنْ بَيْنِ الأَمْوَاتِ، يَسُوعَ مُخَلِّصَنَا مِنَ الْغَضَبِ الآتِي.</w:t>
       </w:r>
-      <w:r>
-        <w:rPr>
-          <w:lang w:val="ar_AE" w:bidi="ar_AE"/>
-        </w:rPr>
-      </w:r>
-      <w:r>
-        <w:rPr>
-          <w:lang w:val="ar_AE" w:bidi="ar_AE"/>
-        </w:rPr>
-      </w:r>
-    </w:p>
-    <w:p>
-      <w:pPr>
-        <w:bidi/>
-      </w:pPr>
-      <w:r>
-        <w:rPr>
-          <w:lang w:val="ar_AE" w:bidi="ar_AE"/>
-        </w:rPr>
-      </w:r>
     </w:p>
     <w:p>
       <w:pPr>
@@ -688,875 +547,599 @@
       </w:pPr>
       <w:r>
         <w:rPr>
-          <w:lang w:val="ar_AE" w:bidi="ar_AE"/>
-        </w:rPr>
-        <w:t>1 Thessalonians 2:1</w:t>
-      </w:r>
-      <w:r>
-        <w:rPr>
-          <w:lang w:val="ar_AE" w:bidi="ar_AE"/>
-        </w:rPr>
-      </w:r>
-    </w:p>
-    <w:p>
-      <w:pPr>
-        <w:bidi/>
-      </w:pPr>
-      <w:r>
-        <w:rPr>
-          <w:lang w:val="ar_AE" w:bidi="ar_AE"/>
-        </w:rPr>
-      </w:r>
-      <w:r>
-        <w:rPr>
-          <w:vertAlign w:val="superscript"/>
+          <w:rtl/>
+          <w:cs/>
+          <w:lang w:val="ar_AE" w:bidi="ar_AE"/>
+        </w:rPr>
+        <w:t>تسالونيكي الأولى 2:1</w:t>
+      </w:r>
+      <w:r>
+        <w:rPr>
+          <w:rtl/>
+          <w:cs/>
+          <w:lang w:val="ar_AE" w:bidi="ar_AE"/>
+        </w:rPr>
+      </w:r>
+    </w:p>
+    <w:p>
+      <w:pPr>
+        <w:bidi/>
+      </w:pPr>
+      <w:r>
+        <w:rPr>
+          <w:rtl/>
+          <w:cs/>
+          <w:lang w:val="ar_AE" w:bidi="ar_AE"/>
+        </w:rPr>
+      </w:r>
+      <w:r>
+        <w:rPr>
+          <w:vertAlign w:val="superscript"/>
+          <w:rtl/>
+          <w:cs/>
           <w:lang w:val="ar_AE" w:bidi="ar_AE"/>
         </w:rPr>
         <w:t>1</w:t>
       </w:r>
       <w:r>
         <w:rPr>
+          <w:rtl/>
+          <w:cs/>
           <w:lang w:val="ar_AE" w:bidi="ar_AE"/>
         </w:rPr>
         <w:t xml:space="preserve"> فَإِنَّكُمْ، أَيُّهَا الإِخْوَةُ، تَعْلَمُونَ أَنَّ قُدُومَنَا إِلَيْكُمْ لَمْ يَكُنْ بَاطِلاً.</w:t>
       </w:r>
-      <w:r>
-        <w:rPr>
-          <w:lang w:val="ar_AE" w:bidi="ar_AE"/>
-        </w:rPr>
-      </w:r>
-      <w:r>
-        <w:rPr>
-          <w:lang w:val="ar_AE" w:bidi="ar_AE"/>
-        </w:rPr>
-      </w:r>
-    </w:p>
-    <w:p>
-      <w:pPr>
-        <w:bidi/>
-      </w:pPr>
-      <w:r>
-        <w:rPr>
-          <w:lang w:val="ar_AE" w:bidi="ar_AE"/>
-        </w:rPr>
-      </w:r>
-    </w:p>
-    <w:p>
-      <w:pPr>
-        <w:bidi/>
-      </w:pPr>
-      <w:r>
-        <w:rPr>
-          <w:lang w:val="ar_AE" w:bidi="ar_AE"/>
-        </w:rPr>
-      </w:r>
-      <w:r>
-        <w:rPr>
-          <w:vertAlign w:val="superscript"/>
+    </w:p>
+    <w:p>
+      <w:pPr>
+        <w:bidi/>
+      </w:pPr>
+      <w:r>
+        <w:rPr>
+          <w:rtl/>
+          <w:cs/>
+          <w:lang w:val="ar_AE" w:bidi="ar_AE"/>
+        </w:rPr>
+      </w:r>
+      <w:r>
+        <w:rPr>
+          <w:vertAlign w:val="superscript"/>
+          <w:rtl/>
+          <w:cs/>
           <w:lang w:val="ar_AE" w:bidi="ar_AE"/>
         </w:rPr>
         <w:t>2</w:t>
       </w:r>
       <w:r>
         <w:rPr>
+          <w:rtl/>
+          <w:cs/>
           <w:lang w:val="ar_AE" w:bidi="ar_AE"/>
         </w:rPr>
         <w:t xml:space="preserve"> فَمَعَ أَنَّنَا كُنَّا قَدْ قَاسَيْنَا الأَلَمَ وَالإِهَانَةَ فِي مَدِينَةِ فِيلِبِّي، كَمَا تَعْلَمُونَ، فَقَدْ تَجَرَّأْنَا فِي إِلَهِنَا أَنْ نُكَلِّمَكُمْ بِإِنْجِيلِ اللهِ مُجَاهِدِينَ فِي وَجْهِ الْمُعَارَضَةِ الشَّدِيدَةِ.</w:t>
       </w:r>
-      <w:r>
-        <w:rPr>
-          <w:lang w:val="ar_AE" w:bidi="ar_AE"/>
-        </w:rPr>
-      </w:r>
-      <w:r>
-        <w:rPr>
-          <w:lang w:val="ar_AE" w:bidi="ar_AE"/>
-        </w:rPr>
-      </w:r>
-    </w:p>
-    <w:p>
-      <w:pPr>
-        <w:bidi/>
-      </w:pPr>
-      <w:r>
-        <w:rPr>
-          <w:lang w:val="ar_AE" w:bidi="ar_AE"/>
-        </w:rPr>
-      </w:r>
-    </w:p>
-    <w:p>
-      <w:pPr>
-        <w:bidi/>
-      </w:pPr>
-      <w:r>
-        <w:rPr>
-          <w:lang w:val="ar_AE" w:bidi="ar_AE"/>
-        </w:rPr>
-      </w:r>
-      <w:r>
-        <w:rPr>
-          <w:vertAlign w:val="superscript"/>
+    </w:p>
+    <w:p>
+      <w:pPr>
+        <w:bidi/>
+      </w:pPr>
+      <w:r>
+        <w:rPr>
+          <w:rtl/>
+          <w:cs/>
+          <w:lang w:val="ar_AE" w:bidi="ar_AE"/>
+        </w:rPr>
+      </w:r>
+      <w:r>
+        <w:rPr>
+          <w:vertAlign w:val="superscript"/>
+          <w:rtl/>
+          <w:cs/>
           <w:lang w:val="ar_AE" w:bidi="ar_AE"/>
         </w:rPr>
         <w:t>3</w:t>
       </w:r>
       <w:r>
         <w:rPr>
+          <w:rtl/>
+          <w:cs/>
           <w:lang w:val="ar_AE" w:bidi="ar_AE"/>
         </w:rPr>
         <w:t xml:space="preserve"> فَمَا كَانَ وَعْظُنَا صَادِراً عَنْ ضَلالٍ وَلا عَنْ نَجَاسَةٍ، وَلا خَالَطَهُ مَكْرٌ،</w:t>
       </w:r>
-      <w:r>
-        <w:rPr>
-          <w:lang w:val="ar_AE" w:bidi="ar_AE"/>
-        </w:rPr>
-      </w:r>
-      <w:r>
-        <w:rPr>
-          <w:lang w:val="ar_AE" w:bidi="ar_AE"/>
-        </w:rPr>
-      </w:r>
-    </w:p>
-    <w:p>
-      <w:pPr>
-        <w:bidi/>
-      </w:pPr>
-      <w:r>
-        <w:rPr>
-          <w:lang w:val="ar_AE" w:bidi="ar_AE"/>
-        </w:rPr>
-      </w:r>
-    </w:p>
-    <w:p>
-      <w:pPr>
-        <w:bidi/>
-      </w:pPr>
-      <w:r>
-        <w:rPr>
-          <w:lang w:val="ar_AE" w:bidi="ar_AE"/>
-        </w:rPr>
-      </w:r>
-      <w:r>
-        <w:rPr>
-          <w:vertAlign w:val="superscript"/>
+    </w:p>
+    <w:p>
+      <w:pPr>
+        <w:bidi/>
+      </w:pPr>
+      <w:r>
+        <w:rPr>
+          <w:rtl/>
+          <w:cs/>
+          <w:lang w:val="ar_AE" w:bidi="ar_AE"/>
+        </w:rPr>
+      </w:r>
+      <w:r>
+        <w:rPr>
+          <w:vertAlign w:val="superscript"/>
+          <w:rtl/>
+          <w:cs/>
           <w:lang w:val="ar_AE" w:bidi="ar_AE"/>
         </w:rPr>
         <w:t>4</w:t>
       </w:r>
       <w:r>
         <w:rPr>
+          <w:rtl/>
+          <w:cs/>
           <w:lang w:val="ar_AE" w:bidi="ar_AE"/>
         </w:rPr>
         <w:t xml:space="preserve"> بَلْ إِنَّنَا نَتَكَلَّمُ كَمَنْ تَبَيَّنَ مِنِ اخْتِبَارِ اللهِ لَهُمْ أَنَّهُمْ أَهْلٌ لأَنْ يُؤْتَمَنُوا عَلَى الإِنْجِيلِ، لِنُرْضِيَ لَا النَّاسَ بَلِ اللهَ الَّذِي يَخْتَبِرُ قُلُوبَنَا.</w:t>
       </w:r>
-      <w:r>
-        <w:rPr>
-          <w:lang w:val="ar_AE" w:bidi="ar_AE"/>
-        </w:rPr>
-      </w:r>
-      <w:r>
-        <w:rPr>
-          <w:lang w:val="ar_AE" w:bidi="ar_AE"/>
-        </w:rPr>
-      </w:r>
-    </w:p>
-    <w:p>
-      <w:pPr>
-        <w:bidi/>
-      </w:pPr>
-      <w:r>
-        <w:rPr>
-          <w:lang w:val="ar_AE" w:bidi="ar_AE"/>
-        </w:rPr>
-      </w:r>
-    </w:p>
-    <w:p>
-      <w:pPr>
-        <w:bidi/>
-      </w:pPr>
-      <w:r>
-        <w:rPr>
-          <w:lang w:val="ar_AE" w:bidi="ar_AE"/>
-        </w:rPr>
-      </w:r>
-      <w:r>
-        <w:rPr>
-          <w:vertAlign w:val="superscript"/>
+    </w:p>
+    <w:p>
+      <w:pPr>
+        <w:bidi/>
+      </w:pPr>
+      <w:r>
+        <w:rPr>
+          <w:rtl/>
+          <w:cs/>
+          <w:lang w:val="ar_AE" w:bidi="ar_AE"/>
+        </w:rPr>
+      </w:r>
+      <w:r>
+        <w:rPr>
+          <w:vertAlign w:val="superscript"/>
+          <w:rtl/>
+          <w:cs/>
           <w:lang w:val="ar_AE" w:bidi="ar_AE"/>
         </w:rPr>
         <w:t>5</w:t>
       </w:r>
       <w:r>
         <w:rPr>
+          <w:rtl/>
+          <w:cs/>
           <w:lang w:val="ar_AE" w:bidi="ar_AE"/>
         </w:rPr>
         <w:t xml:space="preserve"> وَكَمَا تَعْلَمُونَ أَيْضاً، فَإِنَّنَا لَمْ نَسْتَعْمِلْ مَعَكُمْ قَطُّ كَلامَ التَّمَلُّقِ، وَلا اتَّخَذْنَا ذَرِيعَةً لِلطَّمَعِ إِنَّمَا اللهُ شَاهِدٌ</w:t>
       </w:r>
-      <w:r>
-        <w:rPr>
-          <w:lang w:val="ar_AE" w:bidi="ar_AE"/>
-        </w:rPr>
-      </w:r>
-      <w:r>
-        <w:rPr>
-          <w:lang w:val="ar_AE" w:bidi="ar_AE"/>
-        </w:rPr>
-      </w:r>
-    </w:p>
-    <w:p>
-      <w:pPr>
-        <w:bidi/>
-      </w:pPr>
-      <w:r>
-        <w:rPr>
-          <w:lang w:val="ar_AE" w:bidi="ar_AE"/>
-        </w:rPr>
-      </w:r>
-    </w:p>
-    <w:p>
-      <w:pPr>
-        <w:bidi/>
-      </w:pPr>
-      <w:r>
-        <w:rPr>
-          <w:lang w:val="ar_AE" w:bidi="ar_AE"/>
-        </w:rPr>
-      </w:r>
-      <w:r>
-        <w:rPr>
-          <w:vertAlign w:val="superscript"/>
+    </w:p>
+    <w:p>
+      <w:pPr>
+        <w:bidi/>
+      </w:pPr>
+      <w:r>
+        <w:rPr>
+          <w:rtl/>
+          <w:cs/>
+          <w:lang w:val="ar_AE" w:bidi="ar_AE"/>
+        </w:rPr>
+      </w:r>
+      <w:r>
+        <w:rPr>
+          <w:vertAlign w:val="superscript"/>
+          <w:rtl/>
+          <w:cs/>
           <w:lang w:val="ar_AE" w:bidi="ar_AE"/>
         </w:rPr>
         <w:t>6</w:t>
       </w:r>
       <w:r>
         <w:rPr>
+          <w:rtl/>
+          <w:cs/>
           <w:lang w:val="ar_AE" w:bidi="ar_AE"/>
         </w:rPr>
         <w:t xml:space="preserve"> وَلا سَعَيْنَا لِنَوَالِ مَجْدٍ مِنَ النَّاسِ، لَا مِنْكُمْ وَلا مِنْ غَيْرِكُمْ،</w:t>
       </w:r>
-      <w:r>
-        <w:rPr>
-          <w:lang w:val="ar_AE" w:bidi="ar_AE"/>
-        </w:rPr>
-      </w:r>
-      <w:r>
-        <w:rPr>
-          <w:lang w:val="ar_AE" w:bidi="ar_AE"/>
-        </w:rPr>
-      </w:r>
-    </w:p>
-    <w:p>
-      <w:pPr>
-        <w:bidi/>
-      </w:pPr>
-      <w:r>
-        <w:rPr>
-          <w:lang w:val="ar_AE" w:bidi="ar_AE"/>
-        </w:rPr>
-      </w:r>
-    </w:p>
-    <w:p>
-      <w:pPr>
-        <w:bidi/>
-      </w:pPr>
-      <w:r>
-        <w:rPr>
-          <w:lang w:val="ar_AE" w:bidi="ar_AE"/>
-        </w:rPr>
-      </w:r>
-      <w:r>
-        <w:rPr>
-          <w:vertAlign w:val="superscript"/>
+    </w:p>
+    <w:p>
+      <w:pPr>
+        <w:bidi/>
+      </w:pPr>
+      <w:r>
+        <w:rPr>
+          <w:rtl/>
+          <w:cs/>
+          <w:lang w:val="ar_AE" w:bidi="ar_AE"/>
+        </w:rPr>
+      </w:r>
+      <w:r>
+        <w:rPr>
+          <w:vertAlign w:val="superscript"/>
+          <w:rtl/>
+          <w:cs/>
           <w:lang w:val="ar_AE" w:bidi="ar_AE"/>
         </w:rPr>
         <w:t>7</w:t>
       </w:r>
       <w:r>
         <w:rPr>
+          <w:rtl/>
+          <w:cs/>
           <w:lang w:val="ar_AE" w:bidi="ar_AE"/>
         </w:rPr>
         <w:t xml:space="preserve"> مَعَ أَنَّ لَنَا الْحَقَّ فِي أَنْ نَفْرِضَ أَنْفُسَنَا عَلَيْكُمْ بِاعْتِبَارِنَا رُسُلاً لِلْمَسِيحِ. وَلَكِنَّنَا كُنَّا مُتَرَفِّقِينَ بِكُمْ كَأُمٍّ مُرْضِعٍ تَحْنُو عَلَى أَوْلادِهَا.</w:t>
       </w:r>
-      <w:r>
-        <w:rPr>
-          <w:lang w:val="ar_AE" w:bidi="ar_AE"/>
-        </w:rPr>
-      </w:r>
-      <w:r>
-        <w:rPr>
-          <w:lang w:val="ar_AE" w:bidi="ar_AE"/>
-        </w:rPr>
-      </w:r>
-    </w:p>
-    <w:p>
-      <w:pPr>
-        <w:bidi/>
-      </w:pPr>
-      <w:r>
-        <w:rPr>
-          <w:lang w:val="ar_AE" w:bidi="ar_AE"/>
-        </w:rPr>
-      </w:r>
-    </w:p>
-    <w:p>
-      <w:pPr>
-        <w:bidi/>
-      </w:pPr>
-      <w:r>
-        <w:rPr>
-          <w:lang w:val="ar_AE" w:bidi="ar_AE"/>
-        </w:rPr>
-      </w:r>
-      <w:r>
-        <w:rPr>
-          <w:vertAlign w:val="superscript"/>
+    </w:p>
+    <w:p>
+      <w:pPr>
+        <w:bidi/>
+      </w:pPr>
+      <w:r>
+        <w:rPr>
+          <w:rtl/>
+          <w:cs/>
+          <w:lang w:val="ar_AE" w:bidi="ar_AE"/>
+        </w:rPr>
+      </w:r>
+      <w:r>
+        <w:rPr>
+          <w:vertAlign w:val="superscript"/>
+          <w:rtl/>
+          <w:cs/>
           <w:lang w:val="ar_AE" w:bidi="ar_AE"/>
         </w:rPr>
         <w:t>8</w:t>
       </w:r>
       <w:r>
         <w:rPr>
+          <w:rtl/>
+          <w:cs/>
           <w:lang w:val="ar_AE" w:bidi="ar_AE"/>
         </w:rPr>
         <w:t xml:space="preserve"> وَإِذْ كَانَ حُنُوُّنَا عَلَيْكُمْ شَدِيداً، ارْتَضَيْنَا أَنْ نُقَدِّمَ إِلَيْكُمْ لَا إِنْجِيلَ اللهِ فَقَطْ بَلْ أَنْفُسَنَا أَيْضاً، لأَنَّكُمْ صِرْتُمْ مَحْبُوبِينَ لَدَيْنَا.</w:t>
       </w:r>
-      <w:r>
-        <w:rPr>
-          <w:lang w:val="ar_AE" w:bidi="ar_AE"/>
-        </w:rPr>
-      </w:r>
-      <w:r>
-        <w:rPr>
-          <w:lang w:val="ar_AE" w:bidi="ar_AE"/>
-        </w:rPr>
-      </w:r>
-    </w:p>
-    <w:p>
-      <w:pPr>
-        <w:bidi/>
-      </w:pPr>
-      <w:r>
-        <w:rPr>
-          <w:lang w:val="ar_AE" w:bidi="ar_AE"/>
-        </w:rPr>
-      </w:r>
-    </w:p>
-    <w:p>
-      <w:pPr>
-        <w:bidi/>
-      </w:pPr>
-      <w:r>
-        <w:rPr>
-          <w:lang w:val="ar_AE" w:bidi="ar_AE"/>
-        </w:rPr>
-      </w:r>
-      <w:r>
-        <w:rPr>
-          <w:vertAlign w:val="superscript"/>
+    </w:p>
+    <w:p>
+      <w:pPr>
+        <w:bidi/>
+      </w:pPr>
+      <w:r>
+        <w:rPr>
+          <w:rtl/>
+          <w:cs/>
+          <w:lang w:val="ar_AE" w:bidi="ar_AE"/>
+        </w:rPr>
+      </w:r>
+      <w:r>
+        <w:rPr>
+          <w:vertAlign w:val="superscript"/>
+          <w:rtl/>
+          <w:cs/>
           <w:lang w:val="ar_AE" w:bidi="ar_AE"/>
         </w:rPr>
         <w:t>9</w:t>
       </w:r>
       <w:r>
         <w:rPr>
+          <w:rtl/>
+          <w:cs/>
           <w:lang w:val="ar_AE" w:bidi="ar_AE"/>
         </w:rPr>
         <w:t xml:space="preserve"> فَأَنْتُمْ تَذْكُرُونَ، أَيُّهَا الإِخْوَةُ، جَهْدَنَا وَكَدَّنَا، إِذْ بَشَّرْنَاكُمْ بِإِنْجِيلِ اللهِ وَنَحْنُ نَشْتَغِلُ لَيْلاً وَنَهَاراً لِكَيْ لَا نَكُونَ عِبْئاً ثَقِيلاً عَلَى أَحَدٍ مِنْكُمْ.</w:t>
       </w:r>
-      <w:r>
-        <w:rPr>
-          <w:lang w:val="ar_AE" w:bidi="ar_AE"/>
-        </w:rPr>
-      </w:r>
-      <w:r>
-        <w:rPr>
-          <w:lang w:val="ar_AE" w:bidi="ar_AE"/>
-        </w:rPr>
-      </w:r>
-    </w:p>
-    <w:p>
-      <w:pPr>
-        <w:bidi/>
-      </w:pPr>
-      <w:r>
-        <w:rPr>
-          <w:lang w:val="ar_AE" w:bidi="ar_AE"/>
-        </w:rPr>
-      </w:r>
-    </w:p>
-    <w:p>
-      <w:pPr>
-        <w:bidi/>
-      </w:pPr>
-      <w:r>
-        <w:rPr>
-          <w:lang w:val="ar_AE" w:bidi="ar_AE"/>
-        </w:rPr>
-      </w:r>
-      <w:r>
-        <w:rPr>
-          <w:vertAlign w:val="superscript"/>
+    </w:p>
+    <w:p>
+      <w:pPr>
+        <w:bidi/>
+      </w:pPr>
+      <w:r>
+        <w:rPr>
+          <w:rtl/>
+          <w:cs/>
+          <w:lang w:val="ar_AE" w:bidi="ar_AE"/>
+        </w:rPr>
+      </w:r>
+      <w:r>
+        <w:rPr>
+          <w:vertAlign w:val="superscript"/>
+          <w:rtl/>
+          <w:cs/>
           <w:lang w:val="ar_AE" w:bidi="ar_AE"/>
         </w:rPr>
         <w:t>10</w:t>
       </w:r>
       <w:r>
         <w:rPr>
+          <w:rtl/>
+          <w:cs/>
           <w:lang w:val="ar_AE" w:bidi="ar_AE"/>
         </w:rPr>
         <w:t xml:space="preserve"> فَأَنْتُمْ تَشْهَدُونَ، وَيَشْهَدُ اللهُ، كَيْفَ تَصَرَّفْنَا بَيْنَكُمْ، أَنْتُمُ الْمُؤْمِنِينَ، بِطَهَارَةٍ وَاسْتِقَامَةٍ وَبَرَاءَةٍ مِنَ اللَّوْمِ،</w:t>
       </w:r>
-      <w:r>
-        <w:rPr>
-          <w:lang w:val="ar_AE" w:bidi="ar_AE"/>
-        </w:rPr>
-      </w:r>
-      <w:r>
-        <w:rPr>
-          <w:lang w:val="ar_AE" w:bidi="ar_AE"/>
-        </w:rPr>
-      </w:r>
-    </w:p>
-    <w:p>
-      <w:pPr>
-        <w:bidi/>
-      </w:pPr>
-      <w:r>
-        <w:rPr>
-          <w:lang w:val="ar_AE" w:bidi="ar_AE"/>
-        </w:rPr>
-      </w:r>
-    </w:p>
-    <w:p>
-      <w:pPr>
-        <w:bidi/>
-      </w:pPr>
-      <w:r>
-        <w:rPr>
-          <w:lang w:val="ar_AE" w:bidi="ar_AE"/>
-        </w:rPr>
-      </w:r>
-      <w:r>
-        <w:rPr>
-          <w:vertAlign w:val="superscript"/>
+    </w:p>
+    <w:p>
+      <w:pPr>
+        <w:bidi/>
+      </w:pPr>
+      <w:r>
+        <w:rPr>
+          <w:rtl/>
+          <w:cs/>
+          <w:lang w:val="ar_AE" w:bidi="ar_AE"/>
+        </w:rPr>
+      </w:r>
+      <w:r>
+        <w:rPr>
+          <w:vertAlign w:val="superscript"/>
+          <w:rtl/>
+          <w:cs/>
           <w:lang w:val="ar_AE" w:bidi="ar_AE"/>
         </w:rPr>
         <w:t>11</w:t>
       </w:r>
       <w:r>
         <w:rPr>
+          <w:rtl/>
+          <w:cs/>
           <w:lang w:val="ar_AE" w:bidi="ar_AE"/>
         </w:rPr>
         <w:t xml:space="preserve"> كَمَا أَنَّكُمْ تَعْلَمُونَ كَيْفَ عَامَلْنَاكُمْ مُعَامَلَةَ الأَبِ لأَوْلادِهِ، فَكُنَّا نَعِظُ كُلَّ وَاحِدٍ مِنْكُمْ وَنُشَجِّعُكُمْ</w:t>
       </w:r>
-      <w:r>
-        <w:rPr>
-          <w:lang w:val="ar_AE" w:bidi="ar_AE"/>
-        </w:rPr>
-      </w:r>
-      <w:r>
-        <w:rPr>
-          <w:lang w:val="ar_AE" w:bidi="ar_AE"/>
-        </w:rPr>
-      </w:r>
-    </w:p>
-    <w:p>
-      <w:pPr>
-        <w:bidi/>
-      </w:pPr>
-      <w:r>
-        <w:rPr>
-          <w:lang w:val="ar_AE" w:bidi="ar_AE"/>
-        </w:rPr>
-      </w:r>
-    </w:p>
-    <w:p>
-      <w:pPr>
-        <w:bidi/>
-      </w:pPr>
-      <w:r>
-        <w:rPr>
-          <w:lang w:val="ar_AE" w:bidi="ar_AE"/>
-        </w:rPr>
-      </w:r>
-      <w:r>
-        <w:rPr>
-          <w:vertAlign w:val="superscript"/>
+    </w:p>
+    <w:p>
+      <w:pPr>
+        <w:bidi/>
+      </w:pPr>
+      <w:r>
+        <w:rPr>
+          <w:rtl/>
+          <w:cs/>
+          <w:lang w:val="ar_AE" w:bidi="ar_AE"/>
+        </w:rPr>
+      </w:r>
+      <w:r>
+        <w:rPr>
+          <w:vertAlign w:val="superscript"/>
+          <w:rtl/>
+          <w:cs/>
           <w:lang w:val="ar_AE" w:bidi="ar_AE"/>
         </w:rPr>
         <w:t>12</w:t>
       </w:r>
       <w:r>
         <w:rPr>
+          <w:rtl/>
+          <w:cs/>
           <w:lang w:val="ar_AE" w:bidi="ar_AE"/>
         </w:rPr>
         <w:t xml:space="preserve"> وَنُحَرِّضُكُمْ أَنْ تَسْلُكُوا سُلُوكاً يَلِيقُ بِاللهِ، ذَاكَ الَّذِي يَدْعُوكُمْ إِلَى مَلَكُوتِهِ وَمَجْدِهِ.</w:t>
       </w:r>
-      <w:r>
-        <w:rPr>
-          <w:lang w:val="ar_AE" w:bidi="ar_AE"/>
-        </w:rPr>
-      </w:r>
-      <w:r>
-        <w:rPr>
-          <w:lang w:val="ar_AE" w:bidi="ar_AE"/>
-        </w:rPr>
-      </w:r>
-    </w:p>
-    <w:p>
-      <w:pPr>
-        <w:bidi/>
-      </w:pPr>
-      <w:r>
-        <w:rPr>
-          <w:lang w:val="ar_AE" w:bidi="ar_AE"/>
-        </w:rPr>
-      </w:r>
-    </w:p>
-    <w:p>
-      <w:pPr>
-        <w:bidi/>
-      </w:pPr>
-      <w:r>
-        <w:rPr>
-          <w:lang w:val="ar_AE" w:bidi="ar_AE"/>
-        </w:rPr>
-      </w:r>
-      <w:r>
-        <w:rPr>
-          <w:vertAlign w:val="superscript"/>
+    </w:p>
+    <w:p>
+      <w:pPr>
+        <w:bidi/>
+      </w:pPr>
+      <w:r>
+        <w:rPr>
+          <w:rtl/>
+          <w:cs/>
+          <w:lang w:val="ar_AE" w:bidi="ar_AE"/>
+        </w:rPr>
+      </w:r>
+      <w:r>
+        <w:rPr>
+          <w:vertAlign w:val="superscript"/>
+          <w:rtl/>
+          <w:cs/>
           <w:lang w:val="ar_AE" w:bidi="ar_AE"/>
         </w:rPr>
         <w:t>13</w:t>
       </w:r>
       <w:r>
         <w:rPr>
+          <w:rtl/>
+          <w:cs/>
           <w:lang w:val="ar_AE" w:bidi="ar_AE"/>
         </w:rPr>
         <w:t xml:space="preserve"> وَلِذَلِكَ نَحْنُ أَيْضاً نَرْفَعُ الشُّكْرَ لِلهِ بِلا تَوَقُّفٍ، لأَنَّكُمْ لَمَّا تَلَقَّيْتُمْ مِنَّا كَلِمَةَ الْبِشَارَةِ مِنَ اللهِ، قَبِلْتُمُوهَا لَا كَأَنَّهَا كَلِمَةُ بَشَرٍ، بَلْ كَمَا هِيَ فِي الْحَقِيقَةِ: بِاعْتِبَارِهَا كَلِمَةَ اللهِ الْعَامِلَةَ أَيْضاً فِيكُمْ أَنْتُمُ الْمُؤْمِنِينَ.</w:t>
       </w:r>
-      <w:r>
-        <w:rPr>
-          <w:lang w:val="ar_AE" w:bidi="ar_AE"/>
-        </w:rPr>
-      </w:r>
-      <w:r>
-        <w:rPr>
-          <w:lang w:val="ar_AE" w:bidi="ar_AE"/>
-        </w:rPr>
-      </w:r>
-    </w:p>
-    <w:p>
-      <w:pPr>
-        <w:bidi/>
-      </w:pPr>
-      <w:r>
-        <w:rPr>
-          <w:lang w:val="ar_AE" w:bidi="ar_AE"/>
-        </w:rPr>
-      </w:r>
-    </w:p>
-    <w:p>
-      <w:pPr>
-        <w:bidi/>
-      </w:pPr>
-      <w:r>
-        <w:rPr>
-          <w:lang w:val="ar_AE" w:bidi="ar_AE"/>
-        </w:rPr>
-      </w:r>
-      <w:r>
-        <w:rPr>
-          <w:vertAlign w:val="superscript"/>
+    </w:p>
+    <w:p>
+      <w:pPr>
+        <w:bidi/>
+      </w:pPr>
+      <w:r>
+        <w:rPr>
+          <w:rtl/>
+          <w:cs/>
+          <w:lang w:val="ar_AE" w:bidi="ar_AE"/>
+        </w:rPr>
+      </w:r>
+      <w:r>
+        <w:rPr>
+          <w:vertAlign w:val="superscript"/>
+          <w:rtl/>
+          <w:cs/>
           <w:lang w:val="ar_AE" w:bidi="ar_AE"/>
         </w:rPr>
         <w:t>14</w:t>
       </w:r>
       <w:r>
         <w:rPr>
+          <w:rtl/>
+          <w:cs/>
           <w:lang w:val="ar_AE" w:bidi="ar_AE"/>
         </w:rPr>
         <w:t xml:space="preserve"> فَإِنَّكُمْ، أَيُّهَا الإِخْوَةُ، قَدْ صِرْتُمْ عَلَى مِثَالِ كَنَائِسِ اللهِ الَّتِي فِي مِنْطَقَةِ الْيَهُودِيَّة الَّتِي هِيَ فِي الْمَسِيحِ يَسُوعَ. فَأَنْتُمْ أَيْضاً قَاسَيْتُمْ عَلَى أَيْدِي بَنِي جِنْسِكُمْ مَا قَاسَوْهُ هُمْ عَلَى أَيْدِي الْيَهُودِ</w:t>
       </w:r>
-      <w:r>
-        <w:rPr>
-          <w:lang w:val="ar_AE" w:bidi="ar_AE"/>
-        </w:rPr>
-      </w:r>
-      <w:r>
-        <w:rPr>
-          <w:lang w:val="ar_AE" w:bidi="ar_AE"/>
-        </w:rPr>
-      </w:r>
-    </w:p>
-    <w:p>
-      <w:pPr>
-        <w:bidi/>
-      </w:pPr>
-      <w:r>
-        <w:rPr>
-          <w:lang w:val="ar_AE" w:bidi="ar_AE"/>
-        </w:rPr>
-      </w:r>
-    </w:p>
-    <w:p>
-      <w:pPr>
-        <w:bidi/>
-      </w:pPr>
-      <w:r>
-        <w:rPr>
-          <w:lang w:val="ar_AE" w:bidi="ar_AE"/>
-        </w:rPr>
-      </w:r>
-      <w:r>
-        <w:rPr>
-          <w:vertAlign w:val="superscript"/>
+    </w:p>
+    <w:p>
+      <w:pPr>
+        <w:bidi/>
+      </w:pPr>
+      <w:r>
+        <w:rPr>
+          <w:rtl/>
+          <w:cs/>
+          <w:lang w:val="ar_AE" w:bidi="ar_AE"/>
+        </w:rPr>
+      </w:r>
+      <w:r>
+        <w:rPr>
+          <w:vertAlign w:val="superscript"/>
+          <w:rtl/>
+          <w:cs/>
           <w:lang w:val="ar_AE" w:bidi="ar_AE"/>
         </w:rPr>
         <w:t>15</w:t>
       </w:r>
       <w:r>
         <w:rPr>
+          <w:rtl/>
+          <w:cs/>
           <w:lang w:val="ar_AE" w:bidi="ar_AE"/>
         </w:rPr>
         <w:t xml:space="preserve"> الَّذِينَ قَتَلُوا الرَّبَّ يَسُوعَ وَالأَنْبِيَاءَ وَاضْطَهَدُونَا نَحْنُ أَيْضاً، وَهُمْ لَا يُرْضُونَ اللهَ وَيُعَادُونَ النَّاسَ جَمِيعاً،</w:t>
       </w:r>
-      <w:r>
-        <w:rPr>
-          <w:lang w:val="ar_AE" w:bidi="ar_AE"/>
-        </w:rPr>
-      </w:r>
-      <w:r>
-        <w:rPr>
-          <w:lang w:val="ar_AE" w:bidi="ar_AE"/>
-        </w:rPr>
-      </w:r>
-    </w:p>
-    <w:p>
-      <w:pPr>
-        <w:bidi/>
-      </w:pPr>
-      <w:r>
-        <w:rPr>
-          <w:lang w:val="ar_AE" w:bidi="ar_AE"/>
-        </w:rPr>
-      </w:r>
-    </w:p>
-    <w:p>
-      <w:pPr>
-        <w:bidi/>
-      </w:pPr>
-      <w:r>
-        <w:rPr>
-          <w:lang w:val="ar_AE" w:bidi="ar_AE"/>
-        </w:rPr>
-      </w:r>
-      <w:r>
-        <w:rPr>
-          <w:vertAlign w:val="superscript"/>
+    </w:p>
+    <w:p>
+      <w:pPr>
+        <w:bidi/>
+      </w:pPr>
+      <w:r>
+        <w:rPr>
+          <w:rtl/>
+          <w:cs/>
+          <w:lang w:val="ar_AE" w:bidi="ar_AE"/>
+        </w:rPr>
+      </w:r>
+      <w:r>
+        <w:rPr>
+          <w:vertAlign w:val="superscript"/>
+          <w:rtl/>
+          <w:cs/>
           <w:lang w:val="ar_AE" w:bidi="ar_AE"/>
         </w:rPr>
         <w:t>16</w:t>
       </w:r>
       <w:r>
         <w:rPr>
+          <w:rtl/>
+          <w:cs/>
           <w:lang w:val="ar_AE" w:bidi="ar_AE"/>
         </w:rPr>
         <w:t xml:space="preserve"> إِذْ يَمْنَعُونَنَا مِنْ تَبْشِيرِ الأُمَمِ لِيَخْلُصُوا، وَبِذَلِكَ يَسْتَكْمِلُونَ خَطَايَاهُمْ كُلَّ حِينٍ، وَلَكِنَّ الْغَضَبَ قَدْ حَلَّ عَلَيْهِمْ إِلَى الْغَايَةِ.</w:t>
       </w:r>
-      <w:r>
-        <w:rPr>
-          <w:lang w:val="ar_AE" w:bidi="ar_AE"/>
-        </w:rPr>
-      </w:r>
-      <w:r>
-        <w:rPr>
-          <w:lang w:val="ar_AE" w:bidi="ar_AE"/>
-        </w:rPr>
-      </w:r>
-    </w:p>
-    <w:p>
-      <w:pPr>
-        <w:bidi/>
-      </w:pPr>
-      <w:r>
-        <w:rPr>
-          <w:lang w:val="ar_AE" w:bidi="ar_AE"/>
-        </w:rPr>
-      </w:r>
-    </w:p>
-    <w:p>
-      <w:pPr>
-        <w:bidi/>
-      </w:pPr>
-      <w:r>
-        <w:rPr>
-          <w:lang w:val="ar_AE" w:bidi="ar_AE"/>
-        </w:rPr>
-      </w:r>
-      <w:r>
-        <w:rPr>
-          <w:vertAlign w:val="superscript"/>
+    </w:p>
+    <w:p>
+      <w:pPr>
+        <w:bidi/>
+      </w:pPr>
+      <w:r>
+        <w:rPr>
+          <w:rtl/>
+          <w:cs/>
+          <w:lang w:val="ar_AE" w:bidi="ar_AE"/>
+        </w:rPr>
+      </w:r>
+      <w:r>
+        <w:rPr>
+          <w:vertAlign w:val="superscript"/>
+          <w:rtl/>
+          <w:cs/>
           <w:lang w:val="ar_AE" w:bidi="ar_AE"/>
         </w:rPr>
         <w:t>17</w:t>
       </w:r>
       <w:r>
         <w:rPr>
+          <w:rtl/>
+          <w:cs/>
           <w:lang w:val="ar_AE" w:bidi="ar_AE"/>
         </w:rPr>
         <w:t xml:space="preserve"> أَمَّا نَحْنُ، أَيُّهَا الإِخْوَةُ، فَإِذْ قَدْ افْتَرَقْنَا عَنْكُمْ لِمُدَّةٍ قَصِيرَةٍ، بِالْوَجْهِ لَا بِالْقَلْبِ، بَذَلْنَا جَهْداً أَوْفَرَ جِدّاً لِرُؤْيَةِ وُجُوهِكُمْ وَنَحْنُ فِي غَايَةِ الشَّوْقِ إِلَيْكُمْ.</w:t>
       </w:r>
-      <w:r>
-        <w:rPr>
-          <w:lang w:val="ar_AE" w:bidi="ar_AE"/>
-        </w:rPr>
-      </w:r>
-      <w:r>
-        <w:rPr>
-          <w:lang w:val="ar_AE" w:bidi="ar_AE"/>
-        </w:rPr>
-      </w:r>
-    </w:p>
-    <w:p>
-      <w:pPr>
-        <w:bidi/>
-      </w:pPr>
-      <w:r>
-        <w:rPr>
-          <w:lang w:val="ar_AE" w:bidi="ar_AE"/>
-        </w:rPr>
-      </w:r>
-    </w:p>
-    <w:p>
-      <w:pPr>
-        <w:bidi/>
-      </w:pPr>
-      <w:r>
-        <w:rPr>
-          <w:lang w:val="ar_AE" w:bidi="ar_AE"/>
-        </w:rPr>
-      </w:r>
-      <w:r>
-        <w:rPr>
-          <w:vertAlign w:val="superscript"/>
+    </w:p>
+    <w:p>
+      <w:pPr>
+        <w:bidi/>
+      </w:pPr>
+      <w:r>
+        <w:rPr>
+          <w:rtl/>
+          <w:cs/>
+          <w:lang w:val="ar_AE" w:bidi="ar_AE"/>
+        </w:rPr>
+      </w:r>
+      <w:r>
+        <w:rPr>
+          <w:vertAlign w:val="superscript"/>
+          <w:rtl/>
+          <w:cs/>
           <w:lang w:val="ar_AE" w:bidi="ar_AE"/>
         </w:rPr>
         <w:t>18</w:t>
       </w:r>
       <w:r>
         <w:rPr>
+          <w:rtl/>
+          <w:cs/>
           <w:lang w:val="ar_AE" w:bidi="ar_AE"/>
         </w:rPr>
         <w:t xml:space="preserve"> وَلِهَذَا عَزَمْنَا أَنْ نَأْتِيَ إِلَيْكُمْ، عَلَى الأَخَصِّ أَنَا بُولُسَ مَرَّةً بَعْدَ مَرَّةٍ، فَعَاقَنَا الشَّيْطَانُ.</w:t>
       </w:r>
-      <w:r>
-        <w:rPr>
-          <w:lang w:val="ar_AE" w:bidi="ar_AE"/>
-        </w:rPr>
-      </w:r>
-      <w:r>
-        <w:rPr>
-          <w:lang w:val="ar_AE" w:bidi="ar_AE"/>
-        </w:rPr>
-      </w:r>
-    </w:p>
-    <w:p>
-      <w:pPr>
-        <w:bidi/>
-      </w:pPr>
-      <w:r>
-        <w:rPr>
-          <w:lang w:val="ar_AE" w:bidi="ar_AE"/>
-        </w:rPr>
-      </w:r>
-    </w:p>
-    <w:p>
-      <w:pPr>
-        <w:bidi/>
-      </w:pPr>
-      <w:r>
-        <w:rPr>
-          <w:lang w:val="ar_AE" w:bidi="ar_AE"/>
-        </w:rPr>
-      </w:r>
-      <w:r>
-        <w:rPr>
-          <w:vertAlign w:val="superscript"/>
+    </w:p>
+    <w:p>
+      <w:pPr>
+        <w:bidi/>
+      </w:pPr>
+      <w:r>
+        <w:rPr>
+          <w:rtl/>
+          <w:cs/>
+          <w:lang w:val="ar_AE" w:bidi="ar_AE"/>
+        </w:rPr>
+      </w:r>
+      <w:r>
+        <w:rPr>
+          <w:vertAlign w:val="superscript"/>
+          <w:rtl/>
+          <w:cs/>
           <w:lang w:val="ar_AE" w:bidi="ar_AE"/>
         </w:rPr>
         <w:t>19</w:t>
       </w:r>
       <w:r>
         <w:rPr>
+          <w:rtl/>
+          <w:cs/>
           <w:lang w:val="ar_AE" w:bidi="ar_AE"/>
         </w:rPr>
         <w:t xml:space="preserve"> فَمَا هُوَ رَجَاؤُنَا أَوْ فَرَحُنَا أَوْ إِكْلِيلُ افْتِخَارِنَا أَمَامَ رَبِّنَا يَسُوعَ عِنْدَ عَوْدَتِهِ؟ أَلَيْسَ أَنْتُمْ؟ بَلَى،</w:t>
       </w:r>
-      <w:r>
-        <w:rPr>
-          <w:lang w:val="ar_AE" w:bidi="ar_AE"/>
-        </w:rPr>
-      </w:r>
-      <w:r>
-        <w:rPr>
-          <w:lang w:val="ar_AE" w:bidi="ar_AE"/>
-        </w:rPr>
-      </w:r>
-    </w:p>
-    <w:p>
-      <w:pPr>
-        <w:bidi/>
-      </w:pPr>
-      <w:r>
-        <w:rPr>
-          <w:lang w:val="ar_AE" w:bidi="ar_AE"/>
-        </w:rPr>
-      </w:r>
-    </w:p>
-    <w:p>
-      <w:pPr>
-        <w:bidi/>
-      </w:pPr>
-      <w:r>
-        <w:rPr>
-          <w:lang w:val="ar_AE" w:bidi="ar_AE"/>
-        </w:rPr>
-      </w:r>
-      <w:r>
-        <w:rPr>
-          <w:vertAlign w:val="superscript"/>
+    </w:p>
+    <w:p>
+      <w:pPr>
+        <w:bidi/>
+      </w:pPr>
+      <w:r>
+        <w:rPr>
+          <w:rtl/>
+          <w:cs/>
+          <w:lang w:val="ar_AE" w:bidi="ar_AE"/>
+        </w:rPr>
+      </w:r>
+      <w:r>
+        <w:rPr>
+          <w:vertAlign w:val="superscript"/>
+          <w:rtl/>
+          <w:cs/>
           <w:lang w:val="ar_AE" w:bidi="ar_AE"/>
         </w:rPr>
         <w:t>20</w:t>
       </w:r>
       <w:r>
         <w:rPr>
+          <w:rtl/>
+          <w:cs/>
           <w:lang w:val="ar_AE" w:bidi="ar_AE"/>
         </w:rPr>
         <w:t xml:space="preserve"> لأَنَّكُمْ فَخْرُنَا وَفَرَحُنَا.</w:t>
       </w:r>
-      <w:r>
-        <w:rPr>
-          <w:lang w:val="ar_AE" w:bidi="ar_AE"/>
-        </w:rPr>
-      </w:r>
-      <w:r>
-        <w:rPr>
-          <w:lang w:val="ar_AE" w:bidi="ar_AE"/>
-        </w:rPr>
-      </w:r>
-    </w:p>
-    <w:p>
-      <w:pPr>
-        <w:bidi/>
-      </w:pPr>
-      <w:r>
-        <w:rPr>
-          <w:lang w:val="ar_AE" w:bidi="ar_AE"/>
-        </w:rPr>
-      </w:r>
     </w:p>
     <w:p>
       <w:pPr>
@@ -1565,574 +1148,396 @@
       </w:pPr>
       <w:r>
         <w:rPr>
-          <w:lang w:val="ar_AE" w:bidi="ar_AE"/>
-        </w:rPr>
-        <w:t>1 Thessalonians 3:1</w:t>
-      </w:r>
-      <w:r>
-        <w:rPr>
-          <w:lang w:val="ar_AE" w:bidi="ar_AE"/>
-        </w:rPr>
-      </w:r>
-    </w:p>
-    <w:p>
-      <w:pPr>
-        <w:bidi/>
-      </w:pPr>
-      <w:r>
-        <w:rPr>
-          <w:lang w:val="ar_AE" w:bidi="ar_AE"/>
-        </w:rPr>
-      </w:r>
-      <w:r>
-        <w:rPr>
-          <w:vertAlign w:val="superscript"/>
+          <w:rtl/>
+          <w:cs/>
+          <w:lang w:val="ar_AE" w:bidi="ar_AE"/>
+        </w:rPr>
+        <w:t>تسالونيكي الأولى 3:1</w:t>
+      </w:r>
+      <w:r>
+        <w:rPr>
+          <w:rtl/>
+          <w:cs/>
+          <w:lang w:val="ar_AE" w:bidi="ar_AE"/>
+        </w:rPr>
+      </w:r>
+    </w:p>
+    <w:p>
+      <w:pPr>
+        <w:bidi/>
+      </w:pPr>
+      <w:r>
+        <w:rPr>
+          <w:rtl/>
+          <w:cs/>
+          <w:lang w:val="ar_AE" w:bidi="ar_AE"/>
+        </w:rPr>
+      </w:r>
+      <w:r>
+        <w:rPr>
+          <w:vertAlign w:val="superscript"/>
+          <w:rtl/>
+          <w:cs/>
           <w:lang w:val="ar_AE" w:bidi="ar_AE"/>
         </w:rPr>
         <w:t>1</w:t>
       </w:r>
       <w:r>
         <w:rPr>
+          <w:rtl/>
+          <w:cs/>
           <w:lang w:val="ar_AE" w:bidi="ar_AE"/>
         </w:rPr>
         <w:t xml:space="preserve"> لِذَلِكَ لَمَّا صَارَ افْتِرَاقُنَا عَنْكُمْ لَا يُحْتَمَلُ، حَسُنَ لَدَيْنَا أَنْ نَبْقَى وَحْدَنَا فِي مَدِينَةِ أَثِينَا،</w:t>
       </w:r>
-      <w:r>
-        <w:rPr>
-          <w:lang w:val="ar_AE" w:bidi="ar_AE"/>
-        </w:rPr>
-      </w:r>
-      <w:r>
-        <w:rPr>
-          <w:lang w:val="ar_AE" w:bidi="ar_AE"/>
-        </w:rPr>
-      </w:r>
-    </w:p>
-    <w:p>
-      <w:pPr>
-        <w:bidi/>
-      </w:pPr>
-      <w:r>
-        <w:rPr>
-          <w:lang w:val="ar_AE" w:bidi="ar_AE"/>
-        </w:rPr>
-      </w:r>
-    </w:p>
-    <w:p>
-      <w:pPr>
-        <w:bidi/>
-      </w:pPr>
-      <w:r>
-        <w:rPr>
-          <w:lang w:val="ar_AE" w:bidi="ar_AE"/>
-        </w:rPr>
-      </w:r>
-      <w:r>
-        <w:rPr>
-          <w:vertAlign w:val="superscript"/>
+    </w:p>
+    <w:p>
+      <w:pPr>
+        <w:bidi/>
+      </w:pPr>
+      <w:r>
+        <w:rPr>
+          <w:rtl/>
+          <w:cs/>
+          <w:lang w:val="ar_AE" w:bidi="ar_AE"/>
+        </w:rPr>
+      </w:r>
+      <w:r>
+        <w:rPr>
+          <w:vertAlign w:val="superscript"/>
+          <w:rtl/>
+          <w:cs/>
           <w:lang w:val="ar_AE" w:bidi="ar_AE"/>
         </w:rPr>
         <w:t>2</w:t>
       </w:r>
       <w:r>
         <w:rPr>
+          <w:rtl/>
+          <w:cs/>
           <w:lang w:val="ar_AE" w:bidi="ar_AE"/>
         </w:rPr>
         <w:t xml:space="preserve"> فَبَعَثْنَا تِيمُوثَاوُسَ، أَخَانَا وَمُعَاوِنَنَا فِي خِدْمَةِ اللهِ بِنَشْرِ الإِنْجِيلِ، لِكَيْ يُشَدِّدَكُمْ وَيُشَجِّعَكُمْ فِي إِيمَانِكُمْ،</w:t>
       </w:r>
-      <w:r>
-        <w:rPr>
-          <w:lang w:val="ar_AE" w:bidi="ar_AE"/>
-        </w:rPr>
-      </w:r>
-      <w:r>
-        <w:rPr>
-          <w:lang w:val="ar_AE" w:bidi="ar_AE"/>
-        </w:rPr>
-      </w:r>
-    </w:p>
-    <w:p>
-      <w:pPr>
-        <w:bidi/>
-      </w:pPr>
-      <w:r>
-        <w:rPr>
-          <w:lang w:val="ar_AE" w:bidi="ar_AE"/>
-        </w:rPr>
-      </w:r>
-    </w:p>
-    <w:p>
-      <w:pPr>
-        <w:bidi/>
-      </w:pPr>
-      <w:r>
-        <w:rPr>
-          <w:lang w:val="ar_AE" w:bidi="ar_AE"/>
-        </w:rPr>
-      </w:r>
-      <w:r>
-        <w:rPr>
-          <w:vertAlign w:val="superscript"/>
+    </w:p>
+    <w:p>
+      <w:pPr>
+        <w:bidi/>
+      </w:pPr>
+      <w:r>
+        <w:rPr>
+          <w:rtl/>
+          <w:cs/>
+          <w:lang w:val="ar_AE" w:bidi="ar_AE"/>
+        </w:rPr>
+      </w:r>
+      <w:r>
+        <w:rPr>
+          <w:vertAlign w:val="superscript"/>
+          <w:rtl/>
+          <w:cs/>
           <w:lang w:val="ar_AE" w:bidi="ar_AE"/>
         </w:rPr>
         <w:t>3</w:t>
       </w:r>
       <w:r>
         <w:rPr>
+          <w:rtl/>
+          <w:cs/>
           <w:lang w:val="ar_AE" w:bidi="ar_AE"/>
         </w:rPr>
         <w:t xml:space="preserve"> حَتَّى لَا يَتَزَعْزَعَ أَحَدٌ مِنْكُمْ مِنْ جَرَّاءِ هذِهِ الضِّيقَاتِ. فَإِنَّكُمْ تَعْلَمُونَ أَنَّنَا مُعَيَّنُونَ لِذَلِكَ؛</w:t>
       </w:r>
-      <w:r>
-        <w:rPr>
-          <w:lang w:val="ar_AE" w:bidi="ar_AE"/>
-        </w:rPr>
-      </w:r>
-      <w:r>
-        <w:rPr>
-          <w:lang w:val="ar_AE" w:bidi="ar_AE"/>
-        </w:rPr>
-      </w:r>
-    </w:p>
-    <w:p>
-      <w:pPr>
-        <w:bidi/>
-      </w:pPr>
-      <w:r>
-        <w:rPr>
-          <w:lang w:val="ar_AE" w:bidi="ar_AE"/>
-        </w:rPr>
-      </w:r>
-    </w:p>
-    <w:p>
-      <w:pPr>
-        <w:bidi/>
-      </w:pPr>
-      <w:r>
-        <w:rPr>
-          <w:lang w:val="ar_AE" w:bidi="ar_AE"/>
-        </w:rPr>
-      </w:r>
-      <w:r>
-        <w:rPr>
-          <w:vertAlign w:val="superscript"/>
+    </w:p>
+    <w:p>
+      <w:pPr>
+        <w:bidi/>
+      </w:pPr>
+      <w:r>
+        <w:rPr>
+          <w:rtl/>
+          <w:cs/>
+          <w:lang w:val="ar_AE" w:bidi="ar_AE"/>
+        </w:rPr>
+      </w:r>
+      <w:r>
+        <w:rPr>
+          <w:vertAlign w:val="superscript"/>
+          <w:rtl/>
+          <w:cs/>
           <w:lang w:val="ar_AE" w:bidi="ar_AE"/>
         </w:rPr>
         <w:t>4</w:t>
       </w:r>
       <w:r>
         <w:rPr>
+          <w:rtl/>
+          <w:cs/>
           <w:lang w:val="ar_AE" w:bidi="ar_AE"/>
         </w:rPr>
         <w:t xml:space="preserve"> وَقَدْ سَبَقَ لَنَا، لَمَّا كُنَّا عِنْدَكُمْ أَنْ أَخْبَرْنَاكُمْ أَنَّنَا سَنُقَاسِي الضِّيقَاتِ، الأَمْرُ الَّذِي حَدَثَ بَعْدَ ذَلِكَ كَمَا تَعْلَمُونَ.</w:t>
       </w:r>
-      <w:r>
-        <w:rPr>
-          <w:lang w:val="ar_AE" w:bidi="ar_AE"/>
-        </w:rPr>
-      </w:r>
-      <w:r>
-        <w:rPr>
-          <w:lang w:val="ar_AE" w:bidi="ar_AE"/>
-        </w:rPr>
-      </w:r>
-    </w:p>
-    <w:p>
-      <w:pPr>
-        <w:bidi/>
-      </w:pPr>
-      <w:r>
-        <w:rPr>
-          <w:lang w:val="ar_AE" w:bidi="ar_AE"/>
-        </w:rPr>
-      </w:r>
-    </w:p>
-    <w:p>
-      <w:pPr>
-        <w:bidi/>
-      </w:pPr>
-      <w:r>
-        <w:rPr>
-          <w:lang w:val="ar_AE" w:bidi="ar_AE"/>
-        </w:rPr>
-      </w:r>
-      <w:r>
-        <w:rPr>
-          <w:vertAlign w:val="superscript"/>
+    </w:p>
+    <w:p>
+      <w:pPr>
+        <w:bidi/>
+      </w:pPr>
+      <w:r>
+        <w:rPr>
+          <w:rtl/>
+          <w:cs/>
+          <w:lang w:val="ar_AE" w:bidi="ar_AE"/>
+        </w:rPr>
+      </w:r>
+      <w:r>
+        <w:rPr>
+          <w:vertAlign w:val="superscript"/>
+          <w:rtl/>
+          <w:cs/>
           <w:lang w:val="ar_AE" w:bidi="ar_AE"/>
         </w:rPr>
         <w:t>5</w:t>
       </w:r>
       <w:r>
         <w:rPr>
+          <w:rtl/>
+          <w:cs/>
           <w:lang w:val="ar_AE" w:bidi="ar_AE"/>
         </w:rPr>
         <w:t xml:space="preserve"> وَلِهَذَا أَيْضاً، إِذْ صَارَ الافْتِرَاقُ عَنْكُمْ لَا يُحْتَمَلُ، أَرْسَلْتُ أَسْتَخْبِرُ عَنْ إِيمَانِكُمْ لِئَلَّا يَكُونَ الْمُجَرِّبُ قَدْ جَرَّبَكُمْ فَيَذْهَبَ جَهْدُنَا سُدىً!</w:t>
       </w:r>
-      <w:r>
-        <w:rPr>
-          <w:lang w:val="ar_AE" w:bidi="ar_AE"/>
-        </w:rPr>
-      </w:r>
-      <w:r>
-        <w:rPr>
-          <w:lang w:val="ar_AE" w:bidi="ar_AE"/>
-        </w:rPr>
-      </w:r>
-    </w:p>
-    <w:p>
-      <w:pPr>
-        <w:bidi/>
-      </w:pPr>
-      <w:r>
-        <w:rPr>
-          <w:lang w:val="ar_AE" w:bidi="ar_AE"/>
-        </w:rPr>
-      </w:r>
-    </w:p>
-    <w:p>
-      <w:pPr>
-        <w:bidi/>
-      </w:pPr>
-      <w:r>
-        <w:rPr>
-          <w:lang w:val="ar_AE" w:bidi="ar_AE"/>
-        </w:rPr>
-      </w:r>
-      <w:r>
-        <w:rPr>
-          <w:vertAlign w:val="superscript"/>
+    </w:p>
+    <w:p>
+      <w:pPr>
+        <w:bidi/>
+      </w:pPr>
+      <w:r>
+        <w:rPr>
+          <w:rtl/>
+          <w:cs/>
+          <w:lang w:val="ar_AE" w:bidi="ar_AE"/>
+        </w:rPr>
+      </w:r>
+      <w:r>
+        <w:rPr>
+          <w:vertAlign w:val="superscript"/>
+          <w:rtl/>
+          <w:cs/>
           <w:lang w:val="ar_AE" w:bidi="ar_AE"/>
         </w:rPr>
         <w:t>6</w:t>
       </w:r>
       <w:r>
         <w:rPr>
+          <w:rtl/>
+          <w:cs/>
           <w:lang w:val="ar_AE" w:bidi="ar_AE"/>
         </w:rPr>
         <w:t xml:space="preserve"> أَمَّا الآنَ، وَقَدْ عَادَ تِيمُوثَاوُسُ إِلَيْنَا مِنْ عِنْدِكُمْ وَبَشَّرَنَا بِمَا لَكُمْ مِنْ إِيمَانٍ وَمَحَبَّةٍ، وَبِأَنَّكُمْ تَذْكُرُونَنَا ذِكْراً حَسَناً فِي كُلِّ حِينٍ، وَتَشْتَاقُونَ كَثِيراً لِرُؤْيَتِنَا كَمَا نَشْتَاقُ نَحْنُ لِرُؤْيَتِكُمْ،</w:t>
       </w:r>
-      <w:r>
-        <w:rPr>
-          <w:lang w:val="ar_AE" w:bidi="ar_AE"/>
-        </w:rPr>
-      </w:r>
-      <w:r>
-        <w:rPr>
-          <w:lang w:val="ar_AE" w:bidi="ar_AE"/>
-        </w:rPr>
-      </w:r>
-    </w:p>
-    <w:p>
-      <w:pPr>
-        <w:bidi/>
-      </w:pPr>
-      <w:r>
-        <w:rPr>
-          <w:lang w:val="ar_AE" w:bidi="ar_AE"/>
-        </w:rPr>
-      </w:r>
-    </w:p>
-    <w:p>
-      <w:pPr>
-        <w:bidi/>
-      </w:pPr>
-      <w:r>
-        <w:rPr>
-          <w:lang w:val="ar_AE" w:bidi="ar_AE"/>
-        </w:rPr>
-      </w:r>
-      <w:r>
-        <w:rPr>
-          <w:vertAlign w:val="superscript"/>
+    </w:p>
+    <w:p>
+      <w:pPr>
+        <w:bidi/>
+      </w:pPr>
+      <w:r>
+        <w:rPr>
+          <w:rtl/>
+          <w:cs/>
+          <w:lang w:val="ar_AE" w:bidi="ar_AE"/>
+        </w:rPr>
+      </w:r>
+      <w:r>
+        <w:rPr>
+          <w:vertAlign w:val="superscript"/>
+          <w:rtl/>
+          <w:cs/>
           <w:lang w:val="ar_AE" w:bidi="ar_AE"/>
         </w:rPr>
         <w:t>7</w:t>
       </w:r>
       <w:r>
         <w:rPr>
+          <w:rtl/>
+          <w:cs/>
           <w:lang w:val="ar_AE" w:bidi="ar_AE"/>
         </w:rPr>
         <w:t xml:space="preserve"> فَقَدْ وَجَدْنَا بِكُمْ أَيُّهَا الإِخْوَةُ عَزَاءً فِي وَسَطِ ضِيقَتِنَا وشِدَّتِنَا مِنْ جِهَةِ إِيمَانِكُمْ.</w:t>
       </w:r>
-      <w:r>
-        <w:rPr>
-          <w:lang w:val="ar_AE" w:bidi="ar_AE"/>
-        </w:rPr>
-      </w:r>
-      <w:r>
-        <w:rPr>
-          <w:lang w:val="ar_AE" w:bidi="ar_AE"/>
-        </w:rPr>
-      </w:r>
-    </w:p>
-    <w:p>
-      <w:pPr>
-        <w:bidi/>
-      </w:pPr>
-      <w:r>
-        <w:rPr>
-          <w:lang w:val="ar_AE" w:bidi="ar_AE"/>
-        </w:rPr>
-      </w:r>
-    </w:p>
-    <w:p>
-      <w:pPr>
-        <w:bidi/>
-      </w:pPr>
-      <w:r>
-        <w:rPr>
-          <w:lang w:val="ar_AE" w:bidi="ar_AE"/>
-        </w:rPr>
-      </w:r>
-      <w:r>
-        <w:rPr>
-          <w:vertAlign w:val="superscript"/>
+    </w:p>
+    <w:p>
+      <w:pPr>
+        <w:bidi/>
+      </w:pPr>
+      <w:r>
+        <w:rPr>
+          <w:rtl/>
+          <w:cs/>
+          <w:lang w:val="ar_AE" w:bidi="ar_AE"/>
+        </w:rPr>
+      </w:r>
+      <w:r>
+        <w:rPr>
+          <w:vertAlign w:val="superscript"/>
+          <w:rtl/>
+          <w:cs/>
           <w:lang w:val="ar_AE" w:bidi="ar_AE"/>
         </w:rPr>
         <w:t>8</w:t>
       </w:r>
       <w:r>
         <w:rPr>
+          <w:rtl/>
+          <w:cs/>
           <w:lang w:val="ar_AE" w:bidi="ar_AE"/>
         </w:rPr>
         <w:t xml:space="preserve"> فَقَدْ طَابَتْ لَنَا الْحَيَاةُ مَادُمْتُمْ ثَابِتِينَ فِي الرَّبِّ!</w:t>
       </w:r>
-      <w:r>
-        <w:rPr>
-          <w:lang w:val="ar_AE" w:bidi="ar_AE"/>
-        </w:rPr>
-      </w:r>
-      <w:r>
-        <w:rPr>
-          <w:lang w:val="ar_AE" w:bidi="ar_AE"/>
-        </w:rPr>
-      </w:r>
-    </w:p>
-    <w:p>
-      <w:pPr>
-        <w:bidi/>
-      </w:pPr>
-      <w:r>
-        <w:rPr>
-          <w:lang w:val="ar_AE" w:bidi="ar_AE"/>
-        </w:rPr>
-      </w:r>
-    </w:p>
-    <w:p>
-      <w:pPr>
-        <w:bidi/>
-      </w:pPr>
-      <w:r>
-        <w:rPr>
-          <w:lang w:val="ar_AE" w:bidi="ar_AE"/>
-        </w:rPr>
-      </w:r>
-      <w:r>
-        <w:rPr>
-          <w:vertAlign w:val="superscript"/>
+    </w:p>
+    <w:p>
+      <w:pPr>
+        <w:bidi/>
+      </w:pPr>
+      <w:r>
+        <w:rPr>
+          <w:rtl/>
+          <w:cs/>
+          <w:lang w:val="ar_AE" w:bidi="ar_AE"/>
+        </w:rPr>
+      </w:r>
+      <w:r>
+        <w:rPr>
+          <w:vertAlign w:val="superscript"/>
+          <w:rtl/>
+          <w:cs/>
           <w:lang w:val="ar_AE" w:bidi="ar_AE"/>
         </w:rPr>
         <w:t>9</w:t>
       </w:r>
       <w:r>
         <w:rPr>
+          <w:rtl/>
+          <w:cs/>
           <w:lang w:val="ar_AE" w:bidi="ar_AE"/>
         </w:rPr>
         <w:t xml:space="preserve"> فَأَيُّ شُكْرٍ نَسْتَطِيعُ أَنْ نُؤَدِّيَهُ إِلَى اللهِ عِوَضاً عَنْكُمْ مِنْ أَجْلِ كُلِّ مَا نَبْتَهِجُ بِهِ مِنَ الْفَرَحِ بِسَبَبِكُمْ أَمَامَ إِلَهِنَا،</w:t>
       </w:r>
-      <w:r>
-        <w:rPr>
-          <w:lang w:val="ar_AE" w:bidi="ar_AE"/>
-        </w:rPr>
-      </w:r>
-      <w:r>
-        <w:rPr>
-          <w:lang w:val="ar_AE" w:bidi="ar_AE"/>
-        </w:rPr>
-      </w:r>
-    </w:p>
-    <w:p>
-      <w:pPr>
-        <w:bidi/>
-      </w:pPr>
-      <w:r>
-        <w:rPr>
-          <w:lang w:val="ar_AE" w:bidi="ar_AE"/>
-        </w:rPr>
-      </w:r>
-    </w:p>
-    <w:p>
-      <w:pPr>
-        <w:bidi/>
-      </w:pPr>
-      <w:r>
-        <w:rPr>
-          <w:lang w:val="ar_AE" w:bidi="ar_AE"/>
-        </w:rPr>
-      </w:r>
-      <w:r>
-        <w:rPr>
-          <w:vertAlign w:val="superscript"/>
+    </w:p>
+    <w:p>
+      <w:pPr>
+        <w:bidi/>
+      </w:pPr>
+      <w:r>
+        <w:rPr>
+          <w:rtl/>
+          <w:cs/>
+          <w:lang w:val="ar_AE" w:bidi="ar_AE"/>
+        </w:rPr>
+      </w:r>
+      <w:r>
+        <w:rPr>
+          <w:vertAlign w:val="superscript"/>
+          <w:rtl/>
+          <w:cs/>
           <w:lang w:val="ar_AE" w:bidi="ar_AE"/>
         </w:rPr>
         <w:t>10</w:t>
       </w:r>
       <w:r>
         <w:rPr>
+          <w:rtl/>
+          <w:cs/>
           <w:lang w:val="ar_AE" w:bidi="ar_AE"/>
         </w:rPr>
         <w:t xml:space="preserve"> وَنَحْنُ نَتَضَرَّعُ لَيْلَ نَهَارَ مُتَوَسِّلِينَ أَنْ نَرَى وُجُوهَكُمْ وَنُكَمِّلَ مَا كَانَ نَاقِصاً فِي إِيمَانِكُمْ؟</w:t>
       </w:r>
-      <w:r>
-        <w:rPr>
-          <w:lang w:val="ar_AE" w:bidi="ar_AE"/>
-        </w:rPr>
-      </w:r>
-      <w:r>
-        <w:rPr>
-          <w:lang w:val="ar_AE" w:bidi="ar_AE"/>
-        </w:rPr>
-      </w:r>
-    </w:p>
-    <w:p>
-      <w:pPr>
-        <w:bidi/>
-      </w:pPr>
-      <w:r>
-        <w:rPr>
-          <w:lang w:val="ar_AE" w:bidi="ar_AE"/>
-        </w:rPr>
-      </w:r>
-    </w:p>
-    <w:p>
-      <w:pPr>
-        <w:bidi/>
-      </w:pPr>
-      <w:r>
-        <w:rPr>
-          <w:lang w:val="ar_AE" w:bidi="ar_AE"/>
-        </w:rPr>
-      </w:r>
-      <w:r>
-        <w:rPr>
-          <w:vertAlign w:val="superscript"/>
+    </w:p>
+    <w:p>
+      <w:pPr>
+        <w:bidi/>
+      </w:pPr>
+      <w:r>
+        <w:rPr>
+          <w:rtl/>
+          <w:cs/>
+          <w:lang w:val="ar_AE" w:bidi="ar_AE"/>
+        </w:rPr>
+      </w:r>
+      <w:r>
+        <w:rPr>
+          <w:vertAlign w:val="superscript"/>
+          <w:rtl/>
+          <w:cs/>
           <w:lang w:val="ar_AE" w:bidi="ar_AE"/>
         </w:rPr>
         <w:t>11</w:t>
       </w:r>
       <w:r>
         <w:rPr>
+          <w:rtl/>
+          <w:cs/>
           <w:lang w:val="ar_AE" w:bidi="ar_AE"/>
         </w:rPr>
         <w:t xml:space="preserve"> لَيْتَ اللهَ أَبَانَا نَفْسَهُ، وَرَبَّنَا يَسُوعَ الْمَسِيحَ، يُسَهِّلُ أَمَامَنَا الطَّرِيقَ إِلَيْكُمْ.</w:t>
       </w:r>
-      <w:r>
-        <w:rPr>
-          <w:lang w:val="ar_AE" w:bidi="ar_AE"/>
-        </w:rPr>
-      </w:r>
-      <w:r>
-        <w:rPr>
-          <w:lang w:val="ar_AE" w:bidi="ar_AE"/>
-        </w:rPr>
-      </w:r>
-    </w:p>
-    <w:p>
-      <w:pPr>
-        <w:bidi/>
-      </w:pPr>
-      <w:r>
-        <w:rPr>
-          <w:lang w:val="ar_AE" w:bidi="ar_AE"/>
-        </w:rPr>
-      </w:r>
-    </w:p>
-    <w:p>
-      <w:pPr>
-        <w:bidi/>
-      </w:pPr>
-      <w:r>
-        <w:rPr>
-          <w:lang w:val="ar_AE" w:bidi="ar_AE"/>
-        </w:rPr>
-      </w:r>
-      <w:r>
-        <w:rPr>
-          <w:vertAlign w:val="superscript"/>
+    </w:p>
+    <w:p>
+      <w:pPr>
+        <w:bidi/>
+      </w:pPr>
+      <w:r>
+        <w:rPr>
+          <w:rtl/>
+          <w:cs/>
+          <w:lang w:val="ar_AE" w:bidi="ar_AE"/>
+        </w:rPr>
+      </w:r>
+      <w:r>
+        <w:rPr>
+          <w:vertAlign w:val="superscript"/>
+          <w:rtl/>
+          <w:cs/>
           <w:lang w:val="ar_AE" w:bidi="ar_AE"/>
         </w:rPr>
         <w:t>12</w:t>
       </w:r>
       <w:r>
         <w:rPr>
+          <w:rtl/>
+          <w:cs/>
           <w:lang w:val="ar_AE" w:bidi="ar_AE"/>
         </w:rPr>
         <w:t xml:space="preserve"> وَلْيَجْعَلْكُمُ الرَّبُّ تَنْمُونَ وَتَفِيضُونَ فِي الْمَحَبَّةِ لِتُحِبُّوا بَعْضُكُمْ بَعْضاً وَجَمِيعَ النَّاسِ كَمَحَبَّتِنَا لَكُمْ،</w:t>
       </w:r>
-      <w:r>
-        <w:rPr>
-          <w:lang w:val="ar_AE" w:bidi="ar_AE"/>
-        </w:rPr>
-      </w:r>
-      <w:r>
-        <w:rPr>
-          <w:lang w:val="ar_AE" w:bidi="ar_AE"/>
-        </w:rPr>
-      </w:r>
-    </w:p>
-    <w:p>
-      <w:pPr>
-        <w:bidi/>
-      </w:pPr>
-      <w:r>
-        <w:rPr>
-          <w:lang w:val="ar_AE" w:bidi="ar_AE"/>
-        </w:rPr>
-      </w:r>
-    </w:p>
-    <w:p>
-      <w:pPr>
-        <w:bidi/>
-      </w:pPr>
-      <w:r>
-        <w:rPr>
-          <w:lang w:val="ar_AE" w:bidi="ar_AE"/>
-        </w:rPr>
-      </w:r>
-      <w:r>
-        <w:rPr>
-          <w:vertAlign w:val="superscript"/>
+    </w:p>
+    <w:p>
+      <w:pPr>
+        <w:bidi/>
+      </w:pPr>
+      <w:r>
+        <w:rPr>
+          <w:rtl/>
+          <w:cs/>
+          <w:lang w:val="ar_AE" w:bidi="ar_AE"/>
+        </w:rPr>
+      </w:r>
+      <w:r>
+        <w:rPr>
+          <w:vertAlign w:val="superscript"/>
+          <w:rtl/>
+          <w:cs/>
           <w:lang w:val="ar_AE" w:bidi="ar_AE"/>
         </w:rPr>
         <w:t>13</w:t>
       </w:r>
       <w:r>
         <w:rPr>
+          <w:rtl/>
+          <w:cs/>
           <w:lang w:val="ar_AE" w:bidi="ar_AE"/>
         </w:rPr>
         <w:t xml:space="preserve"> حَتَّى تَتَثَبَّتَ قُلُوبُكُمْ بِغَيْرِ لَوْمٍ فِي الْقَدَاسَةِ أَمَامَ إِلهِنَا وَأَبِينَا عِنْدَمَا يَظْهَرُ رَبُّنَا يَسُوعُ عَائِداً مَعَ جَمِيعِ قِدِّيسِيهِ.</w:t>
       </w:r>
-      <w:r>
-        <w:rPr>
-          <w:lang w:val="ar_AE" w:bidi="ar_AE"/>
-        </w:rPr>
-      </w:r>
-      <w:r>
-        <w:rPr>
-          <w:lang w:val="ar_AE" w:bidi="ar_AE"/>
-        </w:rPr>
-      </w:r>
-    </w:p>
-    <w:p>
-      <w:pPr>
-        <w:bidi/>
-      </w:pPr>
-      <w:r>
-        <w:rPr>
-          <w:lang w:val="ar_AE" w:bidi="ar_AE"/>
-        </w:rPr>
-      </w:r>
     </w:p>
     <w:p>
       <w:pPr>
@@ -2141,789 +1546,541 @@
       </w:pPr>
       <w:r>
         <w:rPr>
-          <w:lang w:val="ar_AE" w:bidi="ar_AE"/>
-        </w:rPr>
-        <w:t>1 Thessalonians 4:1</w:t>
-      </w:r>
-      <w:r>
-        <w:rPr>
-          <w:lang w:val="ar_AE" w:bidi="ar_AE"/>
-        </w:rPr>
-      </w:r>
-    </w:p>
-    <w:p>
-      <w:pPr>
-        <w:bidi/>
-      </w:pPr>
-      <w:r>
-        <w:rPr>
-          <w:lang w:val="ar_AE" w:bidi="ar_AE"/>
-        </w:rPr>
-      </w:r>
-      <w:r>
-        <w:rPr>
-          <w:vertAlign w:val="superscript"/>
+          <w:rtl/>
+          <w:cs/>
+          <w:lang w:val="ar_AE" w:bidi="ar_AE"/>
+        </w:rPr>
+        <w:t>تسالونيكي الأولى 4:1</w:t>
+      </w:r>
+      <w:r>
+        <w:rPr>
+          <w:rtl/>
+          <w:cs/>
+          <w:lang w:val="ar_AE" w:bidi="ar_AE"/>
+        </w:rPr>
+      </w:r>
+    </w:p>
+    <w:p>
+      <w:pPr>
+        <w:bidi/>
+      </w:pPr>
+      <w:r>
+        <w:rPr>
+          <w:rtl/>
+          <w:cs/>
+          <w:lang w:val="ar_AE" w:bidi="ar_AE"/>
+        </w:rPr>
+      </w:r>
+      <w:r>
+        <w:rPr>
+          <w:vertAlign w:val="superscript"/>
+          <w:rtl/>
+          <w:cs/>
           <w:lang w:val="ar_AE" w:bidi="ar_AE"/>
         </w:rPr>
         <w:t>1</w:t>
       </w:r>
       <w:r>
         <w:rPr>
+          <w:rtl/>
+          <w:cs/>
           <w:lang w:val="ar_AE" w:bidi="ar_AE"/>
         </w:rPr>
         <w:t xml:space="preserve"> وَبَعْدُ، أَيُّهَا الإِخْوَةُ، فَمِثْلَمَا تَلَقَّيْتُمْ مِنَّا كَيْفَ يَجِبُ أَنْ تَسْلُكُوا سُلُوكاً يُرْضِي اللهَ، وَكَمَا أَنْتُم فَاعِلُونَ، نَرْجُو مِنْكُمْ وَنُحَرِّضُكُمْ فِي الرَّبِّ يَسُوعَ أَنْ تُضَاعِفُوا تَقَدُّمَكُمْ فِي ذَلِكَ أَكْثَرَ فَأَكْثَرَ.</w:t>
       </w:r>
-      <w:r>
-        <w:rPr>
-          <w:lang w:val="ar_AE" w:bidi="ar_AE"/>
-        </w:rPr>
-      </w:r>
-      <w:r>
-        <w:rPr>
-          <w:lang w:val="ar_AE" w:bidi="ar_AE"/>
-        </w:rPr>
-      </w:r>
-    </w:p>
-    <w:p>
-      <w:pPr>
-        <w:bidi/>
-      </w:pPr>
-      <w:r>
-        <w:rPr>
-          <w:lang w:val="ar_AE" w:bidi="ar_AE"/>
-        </w:rPr>
-      </w:r>
-    </w:p>
-    <w:p>
-      <w:pPr>
-        <w:bidi/>
-      </w:pPr>
-      <w:r>
-        <w:rPr>
-          <w:lang w:val="ar_AE" w:bidi="ar_AE"/>
-        </w:rPr>
-      </w:r>
-      <w:r>
-        <w:rPr>
-          <w:vertAlign w:val="superscript"/>
+    </w:p>
+    <w:p>
+      <w:pPr>
+        <w:bidi/>
+      </w:pPr>
+      <w:r>
+        <w:rPr>
+          <w:rtl/>
+          <w:cs/>
+          <w:lang w:val="ar_AE" w:bidi="ar_AE"/>
+        </w:rPr>
+      </w:r>
+      <w:r>
+        <w:rPr>
+          <w:vertAlign w:val="superscript"/>
+          <w:rtl/>
+          <w:cs/>
           <w:lang w:val="ar_AE" w:bidi="ar_AE"/>
         </w:rPr>
         <w:t>2</w:t>
       </w:r>
       <w:r>
         <w:rPr>
+          <w:rtl/>
+          <w:cs/>
           <w:lang w:val="ar_AE" w:bidi="ar_AE"/>
         </w:rPr>
         <w:t xml:space="preserve"> فَإِنَّكُمْ تَعْرِفُونَ الْوَصَايَا الَّتِي لَقَّنَّاكُمْ إِيَّاهَا مِنْ قِبَلِ الرَّبِّ يَسُوعَ.</w:t>
       </w:r>
-      <w:r>
-        <w:rPr>
-          <w:lang w:val="ar_AE" w:bidi="ar_AE"/>
-        </w:rPr>
-      </w:r>
-      <w:r>
-        <w:rPr>
-          <w:lang w:val="ar_AE" w:bidi="ar_AE"/>
-        </w:rPr>
-      </w:r>
-    </w:p>
-    <w:p>
-      <w:pPr>
-        <w:bidi/>
-      </w:pPr>
-      <w:r>
-        <w:rPr>
-          <w:lang w:val="ar_AE" w:bidi="ar_AE"/>
-        </w:rPr>
-      </w:r>
-    </w:p>
-    <w:p>
-      <w:pPr>
-        <w:bidi/>
-      </w:pPr>
-      <w:r>
-        <w:rPr>
-          <w:lang w:val="ar_AE" w:bidi="ar_AE"/>
-        </w:rPr>
-      </w:r>
-      <w:r>
-        <w:rPr>
-          <w:vertAlign w:val="superscript"/>
+    </w:p>
+    <w:p>
+      <w:pPr>
+        <w:bidi/>
+      </w:pPr>
+      <w:r>
+        <w:rPr>
+          <w:rtl/>
+          <w:cs/>
+          <w:lang w:val="ar_AE" w:bidi="ar_AE"/>
+        </w:rPr>
+      </w:r>
+      <w:r>
+        <w:rPr>
+          <w:vertAlign w:val="superscript"/>
+          <w:rtl/>
+          <w:cs/>
           <w:lang w:val="ar_AE" w:bidi="ar_AE"/>
         </w:rPr>
         <w:t>3</w:t>
       </w:r>
       <w:r>
         <w:rPr>
+          <w:rtl/>
+          <w:cs/>
           <w:lang w:val="ar_AE" w:bidi="ar_AE"/>
         </w:rPr>
         <w:t xml:space="preserve"> فَإِنَّ مَشِيئَةَ اللهِ هِيَ هذِهِ: قَدَاسَتُكُمْ. وَذَلِكَ بِأَنْ تَمْتَنِعُوا عَنِ الزِّنَى،</w:t>
       </w:r>
-      <w:r>
-        <w:rPr>
-          <w:lang w:val="ar_AE" w:bidi="ar_AE"/>
-        </w:rPr>
-      </w:r>
-      <w:r>
-        <w:rPr>
-          <w:lang w:val="ar_AE" w:bidi="ar_AE"/>
-        </w:rPr>
-      </w:r>
-    </w:p>
-    <w:p>
-      <w:pPr>
-        <w:bidi/>
-      </w:pPr>
-      <w:r>
-        <w:rPr>
-          <w:lang w:val="ar_AE" w:bidi="ar_AE"/>
-        </w:rPr>
-      </w:r>
-    </w:p>
-    <w:p>
-      <w:pPr>
-        <w:bidi/>
-      </w:pPr>
-      <w:r>
-        <w:rPr>
-          <w:lang w:val="ar_AE" w:bidi="ar_AE"/>
-        </w:rPr>
-      </w:r>
-      <w:r>
-        <w:rPr>
-          <w:vertAlign w:val="superscript"/>
+    </w:p>
+    <w:p>
+      <w:pPr>
+        <w:bidi/>
+      </w:pPr>
+      <w:r>
+        <w:rPr>
+          <w:rtl/>
+          <w:cs/>
+          <w:lang w:val="ar_AE" w:bidi="ar_AE"/>
+        </w:rPr>
+      </w:r>
+      <w:r>
+        <w:rPr>
+          <w:vertAlign w:val="superscript"/>
+          <w:rtl/>
+          <w:cs/>
           <w:lang w:val="ar_AE" w:bidi="ar_AE"/>
         </w:rPr>
         <w:t>4</w:t>
       </w:r>
       <w:r>
         <w:rPr>
+          <w:rtl/>
+          <w:cs/>
           <w:lang w:val="ar_AE" w:bidi="ar_AE"/>
         </w:rPr>
         <w:t xml:space="preserve"> وَأَنْ يَعْرِفَ كُلُّ وَاحِدٍ مِنْكُمْ كَيْفَ يَحْفَظُ جَسَدَهُ فِي الطَّهَارَةِ وَالْكَرَامَةِ</w:t>
       </w:r>
-      <w:r>
-        <w:rPr>
-          <w:lang w:val="ar_AE" w:bidi="ar_AE"/>
-        </w:rPr>
-      </w:r>
-      <w:r>
-        <w:rPr>
-          <w:lang w:val="ar_AE" w:bidi="ar_AE"/>
-        </w:rPr>
-      </w:r>
-    </w:p>
-    <w:p>
-      <w:pPr>
-        <w:bidi/>
-      </w:pPr>
-      <w:r>
-        <w:rPr>
-          <w:lang w:val="ar_AE" w:bidi="ar_AE"/>
-        </w:rPr>
-      </w:r>
-    </w:p>
-    <w:p>
-      <w:pPr>
-        <w:bidi/>
-      </w:pPr>
-      <w:r>
-        <w:rPr>
-          <w:lang w:val="ar_AE" w:bidi="ar_AE"/>
-        </w:rPr>
-      </w:r>
-      <w:r>
-        <w:rPr>
-          <w:vertAlign w:val="superscript"/>
+    </w:p>
+    <w:p>
+      <w:pPr>
+        <w:bidi/>
+      </w:pPr>
+      <w:r>
+        <w:rPr>
+          <w:rtl/>
+          <w:cs/>
+          <w:lang w:val="ar_AE" w:bidi="ar_AE"/>
+        </w:rPr>
+      </w:r>
+      <w:r>
+        <w:rPr>
+          <w:vertAlign w:val="superscript"/>
+          <w:rtl/>
+          <w:cs/>
           <w:lang w:val="ar_AE" w:bidi="ar_AE"/>
         </w:rPr>
         <w:t>5</w:t>
       </w:r>
       <w:r>
         <w:rPr>
+          <w:rtl/>
+          <w:cs/>
           <w:lang w:val="ar_AE" w:bidi="ar_AE"/>
         </w:rPr>
         <w:t xml:space="preserve"> غَيْرَ مُنْسَاقٍ لِلشَّهْوَةِ الْجَامِحَةِ كَالْوَثَنِيِّينَ الَّذِينَ لَا يَعْرِفُونَ اللهَ،</w:t>
       </w:r>
-      <w:r>
-        <w:rPr>
-          <w:lang w:val="ar_AE" w:bidi="ar_AE"/>
-        </w:rPr>
-      </w:r>
-      <w:r>
-        <w:rPr>
-          <w:lang w:val="ar_AE" w:bidi="ar_AE"/>
-        </w:rPr>
-      </w:r>
-    </w:p>
-    <w:p>
-      <w:pPr>
-        <w:bidi/>
-      </w:pPr>
-      <w:r>
-        <w:rPr>
-          <w:lang w:val="ar_AE" w:bidi="ar_AE"/>
-        </w:rPr>
-      </w:r>
-    </w:p>
-    <w:p>
-      <w:pPr>
-        <w:bidi/>
-      </w:pPr>
-      <w:r>
-        <w:rPr>
-          <w:lang w:val="ar_AE" w:bidi="ar_AE"/>
-        </w:rPr>
-      </w:r>
-      <w:r>
-        <w:rPr>
-          <w:vertAlign w:val="superscript"/>
+    </w:p>
+    <w:p>
+      <w:pPr>
+        <w:bidi/>
+      </w:pPr>
+      <w:r>
+        <w:rPr>
+          <w:rtl/>
+          <w:cs/>
+          <w:lang w:val="ar_AE" w:bidi="ar_AE"/>
+        </w:rPr>
+      </w:r>
+      <w:r>
+        <w:rPr>
+          <w:vertAlign w:val="superscript"/>
+          <w:rtl/>
+          <w:cs/>
           <w:lang w:val="ar_AE" w:bidi="ar_AE"/>
         </w:rPr>
         <w:t>6</w:t>
       </w:r>
       <w:r>
         <w:rPr>
+          <w:rtl/>
+          <w:cs/>
           <w:lang w:val="ar_AE" w:bidi="ar_AE"/>
         </w:rPr>
         <w:t xml:space="preserve"> وَأَلَّا يَتَعَدَّى حُقُوقَ أَخِيهِ وَيُسِيءَ إِلَيْهِ فِي هَذَا الأَمْرِ، لأَنَّ الرَّبَّ هُوَ الْمُنْتَقِمُ لِجَمِيعِ هَذِهِ الإِسَاءَاتِ، كَمَا أَنْذَرْنَاكُمْ قَبْلاً وَشَهِدْنَا لَكُمْ بِحَقٍّ.</w:t>
       </w:r>
-      <w:r>
-        <w:rPr>
-          <w:lang w:val="ar_AE" w:bidi="ar_AE"/>
-        </w:rPr>
-      </w:r>
-      <w:r>
-        <w:rPr>
-          <w:lang w:val="ar_AE" w:bidi="ar_AE"/>
-        </w:rPr>
-      </w:r>
-    </w:p>
-    <w:p>
-      <w:pPr>
-        <w:bidi/>
-      </w:pPr>
-      <w:r>
-        <w:rPr>
-          <w:lang w:val="ar_AE" w:bidi="ar_AE"/>
-        </w:rPr>
-      </w:r>
-    </w:p>
-    <w:p>
-      <w:pPr>
-        <w:bidi/>
-      </w:pPr>
-      <w:r>
-        <w:rPr>
-          <w:lang w:val="ar_AE" w:bidi="ar_AE"/>
-        </w:rPr>
-      </w:r>
-      <w:r>
-        <w:rPr>
-          <w:vertAlign w:val="superscript"/>
+    </w:p>
+    <w:p>
+      <w:pPr>
+        <w:bidi/>
+      </w:pPr>
+      <w:r>
+        <w:rPr>
+          <w:rtl/>
+          <w:cs/>
+          <w:lang w:val="ar_AE" w:bidi="ar_AE"/>
+        </w:rPr>
+      </w:r>
+      <w:r>
+        <w:rPr>
+          <w:vertAlign w:val="superscript"/>
+          <w:rtl/>
+          <w:cs/>
           <w:lang w:val="ar_AE" w:bidi="ar_AE"/>
         </w:rPr>
         <w:t>7</w:t>
       </w:r>
       <w:r>
         <w:rPr>
+          <w:rtl/>
+          <w:cs/>
           <w:lang w:val="ar_AE" w:bidi="ar_AE"/>
         </w:rPr>
         <w:t xml:space="preserve"> فَإِنَّ اللهَ دَعَانَا لَا إِلَى النَّجَاسَةِ بَلْ (إِلَى الْعَيْشِ) فِي الْقَدَاسَةِ.</w:t>
       </w:r>
-      <w:r>
-        <w:rPr>
-          <w:lang w:val="ar_AE" w:bidi="ar_AE"/>
-        </w:rPr>
-      </w:r>
-      <w:r>
-        <w:rPr>
-          <w:lang w:val="ar_AE" w:bidi="ar_AE"/>
-        </w:rPr>
-      </w:r>
-    </w:p>
-    <w:p>
-      <w:pPr>
-        <w:bidi/>
-      </w:pPr>
-      <w:r>
-        <w:rPr>
-          <w:lang w:val="ar_AE" w:bidi="ar_AE"/>
-        </w:rPr>
-      </w:r>
-    </w:p>
-    <w:p>
-      <w:pPr>
-        <w:bidi/>
-      </w:pPr>
-      <w:r>
-        <w:rPr>
-          <w:lang w:val="ar_AE" w:bidi="ar_AE"/>
-        </w:rPr>
-      </w:r>
-      <w:r>
-        <w:rPr>
-          <w:vertAlign w:val="superscript"/>
+    </w:p>
+    <w:p>
+      <w:pPr>
+        <w:bidi/>
+      </w:pPr>
+      <w:r>
+        <w:rPr>
+          <w:rtl/>
+          <w:cs/>
+          <w:lang w:val="ar_AE" w:bidi="ar_AE"/>
+        </w:rPr>
+      </w:r>
+      <w:r>
+        <w:rPr>
+          <w:vertAlign w:val="superscript"/>
+          <w:rtl/>
+          <w:cs/>
           <w:lang w:val="ar_AE" w:bidi="ar_AE"/>
         </w:rPr>
         <w:t>8</w:t>
       </w:r>
       <w:r>
         <w:rPr>
+          <w:rtl/>
+          <w:cs/>
           <w:lang w:val="ar_AE" w:bidi="ar_AE"/>
         </w:rPr>
         <w:t xml:space="preserve"> إِذَنْ، مَنِ اسْتَخَفَّ بِأَخِيهِ فِي هَذَا الأَمْرِ، يَسْتَخِفُّ لَا بِإِنْسَانٍ بَلْ بِاللهِ، بِذَاكَ الَّذِي وَهَبَكُمْ فِعْلاً رُوحَهُ الْقُدُّوسَ.</w:t>
       </w:r>
-      <w:r>
-        <w:rPr>
-          <w:lang w:val="ar_AE" w:bidi="ar_AE"/>
-        </w:rPr>
-      </w:r>
-      <w:r>
-        <w:rPr>
-          <w:lang w:val="ar_AE" w:bidi="ar_AE"/>
-        </w:rPr>
-      </w:r>
-    </w:p>
-    <w:p>
-      <w:pPr>
-        <w:bidi/>
-      </w:pPr>
-      <w:r>
-        <w:rPr>
-          <w:lang w:val="ar_AE" w:bidi="ar_AE"/>
-        </w:rPr>
-      </w:r>
-    </w:p>
-    <w:p>
-      <w:pPr>
-        <w:bidi/>
-      </w:pPr>
-      <w:r>
-        <w:rPr>
-          <w:lang w:val="ar_AE" w:bidi="ar_AE"/>
-        </w:rPr>
-      </w:r>
-      <w:r>
-        <w:rPr>
-          <w:vertAlign w:val="superscript"/>
+    </w:p>
+    <w:p>
+      <w:pPr>
+        <w:bidi/>
+      </w:pPr>
+      <w:r>
+        <w:rPr>
+          <w:rtl/>
+          <w:cs/>
+          <w:lang w:val="ar_AE" w:bidi="ar_AE"/>
+        </w:rPr>
+      </w:r>
+      <w:r>
+        <w:rPr>
+          <w:vertAlign w:val="superscript"/>
+          <w:rtl/>
+          <w:cs/>
           <w:lang w:val="ar_AE" w:bidi="ar_AE"/>
         </w:rPr>
         <w:t>9</w:t>
       </w:r>
       <w:r>
         <w:rPr>
+          <w:rtl/>
+          <w:cs/>
           <w:lang w:val="ar_AE" w:bidi="ar_AE"/>
         </w:rPr>
         <w:t xml:space="preserve"> أَمَّا الْمَحَبَّةُ الأَخَوِيَّةُ، فَلَسْتُمْ فِي حَاجَةٍ لأَنْ أَكْتُبَ إِلَيْكُمْ عَنْهَا، لأَنَّكُمْ بِأَنْفُسِكُمْ قَدْ تَعَلَّمْتُمْ مِنَ اللهِ أَنْ تُحِبُّوا بَعْضُكُمْ بَعْضاً،</w:t>
       </w:r>
-      <w:r>
-        <w:rPr>
-          <w:lang w:val="ar_AE" w:bidi="ar_AE"/>
-        </w:rPr>
-      </w:r>
-      <w:r>
-        <w:rPr>
-          <w:lang w:val="ar_AE" w:bidi="ar_AE"/>
-        </w:rPr>
-      </w:r>
-    </w:p>
-    <w:p>
-      <w:pPr>
-        <w:bidi/>
-      </w:pPr>
-      <w:r>
-        <w:rPr>
-          <w:lang w:val="ar_AE" w:bidi="ar_AE"/>
-        </w:rPr>
-      </w:r>
-    </w:p>
-    <w:p>
-      <w:pPr>
-        <w:bidi/>
-      </w:pPr>
-      <w:r>
-        <w:rPr>
-          <w:lang w:val="ar_AE" w:bidi="ar_AE"/>
-        </w:rPr>
-      </w:r>
-      <w:r>
-        <w:rPr>
-          <w:vertAlign w:val="superscript"/>
+    </w:p>
+    <w:p>
+      <w:pPr>
+        <w:bidi/>
+      </w:pPr>
+      <w:r>
+        <w:rPr>
+          <w:rtl/>
+          <w:cs/>
+          <w:lang w:val="ar_AE" w:bidi="ar_AE"/>
+        </w:rPr>
+      </w:r>
+      <w:r>
+        <w:rPr>
+          <w:vertAlign w:val="superscript"/>
+          <w:rtl/>
+          <w:cs/>
           <w:lang w:val="ar_AE" w:bidi="ar_AE"/>
         </w:rPr>
         <w:t>10</w:t>
       </w:r>
       <w:r>
         <w:rPr>
+          <w:rtl/>
+          <w:cs/>
           <w:lang w:val="ar_AE" w:bidi="ar_AE"/>
         </w:rPr>
         <w:t xml:space="preserve"> وَلأَنَّكُمْ أَيْضاً هكَذَا تُعَامِلُونَ جَمِيعَ الإِخْوَةِ فِي مُقَاطَعَةِ مَقِدُونِيَّةَ كُلِّهَا. وَإِنَّمَا نُحَرِّضُكُمْ، أَيُّهَا الإِخْوَةُ، أَنْ تُضَاعِفُوا ذَلِكَ أَكْثَرَ فَأَكْثَرَ،</w:t>
       </w:r>
-      <w:r>
-        <w:rPr>
-          <w:lang w:val="ar_AE" w:bidi="ar_AE"/>
-        </w:rPr>
-      </w:r>
-      <w:r>
-        <w:rPr>
-          <w:lang w:val="ar_AE" w:bidi="ar_AE"/>
-        </w:rPr>
-      </w:r>
-    </w:p>
-    <w:p>
-      <w:pPr>
-        <w:bidi/>
-      </w:pPr>
-      <w:r>
-        <w:rPr>
-          <w:lang w:val="ar_AE" w:bidi="ar_AE"/>
-        </w:rPr>
-      </w:r>
-    </w:p>
-    <w:p>
-      <w:pPr>
-        <w:bidi/>
-      </w:pPr>
-      <w:r>
-        <w:rPr>
-          <w:lang w:val="ar_AE" w:bidi="ar_AE"/>
-        </w:rPr>
-      </w:r>
-      <w:r>
-        <w:rPr>
-          <w:vertAlign w:val="superscript"/>
+    </w:p>
+    <w:p>
+      <w:pPr>
+        <w:bidi/>
+      </w:pPr>
+      <w:r>
+        <w:rPr>
+          <w:rtl/>
+          <w:cs/>
+          <w:lang w:val="ar_AE" w:bidi="ar_AE"/>
+        </w:rPr>
+      </w:r>
+      <w:r>
+        <w:rPr>
+          <w:vertAlign w:val="superscript"/>
+          <w:rtl/>
+          <w:cs/>
           <w:lang w:val="ar_AE" w:bidi="ar_AE"/>
         </w:rPr>
         <w:t>11</w:t>
       </w:r>
       <w:r>
         <w:rPr>
+          <w:rtl/>
+          <w:cs/>
           <w:lang w:val="ar_AE" w:bidi="ar_AE"/>
         </w:rPr>
         <w:t xml:space="preserve"> وَأَنْ تَسْعَوْا بِجِدٍّ إِلَى الْعَيْشِ بِهُدُوءٍ، مُهْتَمِّينَ بِمُمَارَسَةِ شُؤُونِكُمُ الْخَاصَّةِ، وَمُحَصِّلِينَ مَعِيشَتَكُمْ بِعَمَلِ أَيْدِيكُمْ، كَمَا أَوْصَيْنَاكُمْ.</w:t>
       </w:r>
-      <w:r>
-        <w:rPr>
-          <w:lang w:val="ar_AE" w:bidi="ar_AE"/>
-        </w:rPr>
-      </w:r>
-      <w:r>
-        <w:rPr>
-          <w:lang w:val="ar_AE" w:bidi="ar_AE"/>
-        </w:rPr>
-      </w:r>
-    </w:p>
-    <w:p>
-      <w:pPr>
-        <w:bidi/>
-      </w:pPr>
-      <w:r>
-        <w:rPr>
-          <w:lang w:val="ar_AE" w:bidi="ar_AE"/>
-        </w:rPr>
-      </w:r>
-    </w:p>
-    <w:p>
-      <w:pPr>
-        <w:bidi/>
-      </w:pPr>
-      <w:r>
-        <w:rPr>
-          <w:lang w:val="ar_AE" w:bidi="ar_AE"/>
-        </w:rPr>
-      </w:r>
-      <w:r>
-        <w:rPr>
-          <w:vertAlign w:val="superscript"/>
+    </w:p>
+    <w:p>
+      <w:pPr>
+        <w:bidi/>
+      </w:pPr>
+      <w:r>
+        <w:rPr>
+          <w:rtl/>
+          <w:cs/>
+          <w:lang w:val="ar_AE" w:bidi="ar_AE"/>
+        </w:rPr>
+      </w:r>
+      <w:r>
+        <w:rPr>
+          <w:vertAlign w:val="superscript"/>
+          <w:rtl/>
+          <w:cs/>
           <w:lang w:val="ar_AE" w:bidi="ar_AE"/>
         </w:rPr>
         <w:t>12</w:t>
       </w:r>
       <w:r>
         <w:rPr>
+          <w:rtl/>
+          <w:cs/>
           <w:lang w:val="ar_AE" w:bidi="ar_AE"/>
         </w:rPr>
         <w:t xml:space="preserve"> عِنْدَئِذٍ تَكُونُ سِيرَتُكُمْ حَسَنَةَ السُّمْعَةِ تُجَاهَ الَّذِينَ مِنْ خَارِجِ الْكَنِيسَةِ، وَلا تَكُونُونَ فِي حَاجَةٍ إِلَى شَيْءٍ.</w:t>
       </w:r>
-      <w:r>
-        <w:rPr>
-          <w:lang w:val="ar_AE" w:bidi="ar_AE"/>
-        </w:rPr>
-      </w:r>
-      <w:r>
-        <w:rPr>
-          <w:lang w:val="ar_AE" w:bidi="ar_AE"/>
-        </w:rPr>
-      </w:r>
-    </w:p>
-    <w:p>
-      <w:pPr>
-        <w:bidi/>
-      </w:pPr>
-      <w:r>
-        <w:rPr>
-          <w:lang w:val="ar_AE" w:bidi="ar_AE"/>
-        </w:rPr>
-      </w:r>
-    </w:p>
-    <w:p>
-      <w:pPr>
-        <w:bidi/>
-      </w:pPr>
-      <w:r>
-        <w:rPr>
-          <w:lang w:val="ar_AE" w:bidi="ar_AE"/>
-        </w:rPr>
-      </w:r>
-      <w:r>
-        <w:rPr>
-          <w:vertAlign w:val="superscript"/>
+    </w:p>
+    <w:p>
+      <w:pPr>
+        <w:bidi/>
+      </w:pPr>
+      <w:r>
+        <w:rPr>
+          <w:rtl/>
+          <w:cs/>
+          <w:lang w:val="ar_AE" w:bidi="ar_AE"/>
+        </w:rPr>
+      </w:r>
+      <w:r>
+        <w:rPr>
+          <w:vertAlign w:val="superscript"/>
+          <w:rtl/>
+          <w:cs/>
           <w:lang w:val="ar_AE" w:bidi="ar_AE"/>
         </w:rPr>
         <w:t>13</w:t>
       </w:r>
       <w:r>
         <w:rPr>
+          <w:rtl/>
+          <w:cs/>
           <w:lang w:val="ar_AE" w:bidi="ar_AE"/>
         </w:rPr>
         <w:t xml:space="preserve"> عَلَى أَنَّنَا نُرِيدُ، أَيُّهَا الإِخْوَةُ، أَلَّا يَخْفَى عَلَيْكُمْ أَمْرُ الرَّاقِدِينَ، حَتَّى لَا يُصِيبَكُمُ الْحُزْنُ كَغَيْرِكُمْ مِنَ النَّاسِ الَّذِينَ لَا رَجَاءَ لَهُمْ.</w:t>
       </w:r>
-      <w:r>
-        <w:rPr>
-          <w:lang w:val="ar_AE" w:bidi="ar_AE"/>
-        </w:rPr>
-      </w:r>
-      <w:r>
-        <w:rPr>
-          <w:lang w:val="ar_AE" w:bidi="ar_AE"/>
-        </w:rPr>
-      </w:r>
-    </w:p>
-    <w:p>
-      <w:pPr>
-        <w:bidi/>
-      </w:pPr>
-      <w:r>
-        <w:rPr>
-          <w:lang w:val="ar_AE" w:bidi="ar_AE"/>
-        </w:rPr>
-      </w:r>
-    </w:p>
-    <w:p>
-      <w:pPr>
-        <w:bidi/>
-      </w:pPr>
-      <w:r>
-        <w:rPr>
-          <w:lang w:val="ar_AE" w:bidi="ar_AE"/>
-        </w:rPr>
-      </w:r>
-      <w:r>
-        <w:rPr>
-          <w:vertAlign w:val="superscript"/>
+    </w:p>
+    <w:p>
+      <w:pPr>
+        <w:bidi/>
+      </w:pPr>
+      <w:r>
+        <w:rPr>
+          <w:rtl/>
+          <w:cs/>
+          <w:lang w:val="ar_AE" w:bidi="ar_AE"/>
+        </w:rPr>
+      </w:r>
+      <w:r>
+        <w:rPr>
+          <w:vertAlign w:val="superscript"/>
+          <w:rtl/>
+          <w:cs/>
           <w:lang w:val="ar_AE" w:bidi="ar_AE"/>
         </w:rPr>
         <w:t>14</w:t>
       </w:r>
       <w:r>
         <w:rPr>
+          <w:rtl/>
+          <w:cs/>
           <w:lang w:val="ar_AE" w:bidi="ar_AE"/>
         </w:rPr>
         <w:t xml:space="preserve"> فَمَادُمْنَا نُؤْمِنُ أَنَّ يَسُوعَ مَاتَ ثُمَّ قَامَ، فَمَعَهُ كَذَلِكَ سَيُحْضِرُ اللهُ أَيْضاً الرَّاقِدِينَ بِيَسُوعَ.</w:t>
       </w:r>
-      <w:r>
-        <w:rPr>
-          <w:lang w:val="ar_AE" w:bidi="ar_AE"/>
-        </w:rPr>
-      </w:r>
-      <w:r>
-        <w:rPr>
-          <w:lang w:val="ar_AE" w:bidi="ar_AE"/>
-        </w:rPr>
-      </w:r>
-    </w:p>
-    <w:p>
-      <w:pPr>
-        <w:bidi/>
-      </w:pPr>
-      <w:r>
-        <w:rPr>
-          <w:lang w:val="ar_AE" w:bidi="ar_AE"/>
-        </w:rPr>
-      </w:r>
-    </w:p>
-    <w:p>
-      <w:pPr>
-        <w:bidi/>
-      </w:pPr>
-      <w:r>
-        <w:rPr>
-          <w:lang w:val="ar_AE" w:bidi="ar_AE"/>
-        </w:rPr>
-      </w:r>
-      <w:r>
-        <w:rPr>
-          <w:vertAlign w:val="superscript"/>
+    </w:p>
+    <w:p>
+      <w:pPr>
+        <w:bidi/>
+      </w:pPr>
+      <w:r>
+        <w:rPr>
+          <w:rtl/>
+          <w:cs/>
+          <w:lang w:val="ar_AE" w:bidi="ar_AE"/>
+        </w:rPr>
+      </w:r>
+      <w:r>
+        <w:rPr>
+          <w:vertAlign w:val="superscript"/>
+          <w:rtl/>
+          <w:cs/>
           <w:lang w:val="ar_AE" w:bidi="ar_AE"/>
         </w:rPr>
         <w:t>15</w:t>
       </w:r>
       <w:r>
         <w:rPr>
+          <w:rtl/>
+          <w:cs/>
           <w:lang w:val="ar_AE" w:bidi="ar_AE"/>
         </w:rPr>
         <w:t xml:space="preserve"> فَهَذَا نَقُولُهُ لَكُمْ بِكَلِمَةٍ مِنْ عِنْدِ الرَّبِّ: إِنَّنَا نَحْنُ الْبَاقِينَ أَحْيَاءَ إِلَى حِينِ عَوْدَةِ الرَّبِّ، لَنْ نَسْبِقَ الرَّاقِدِينَ.</w:t>
       </w:r>
-      <w:r>
-        <w:rPr>
-          <w:lang w:val="ar_AE" w:bidi="ar_AE"/>
-        </w:rPr>
-      </w:r>
-      <w:r>
-        <w:rPr>
-          <w:lang w:val="ar_AE" w:bidi="ar_AE"/>
-        </w:rPr>
-      </w:r>
-    </w:p>
-    <w:p>
-      <w:pPr>
-        <w:bidi/>
-      </w:pPr>
-      <w:r>
-        <w:rPr>
-          <w:lang w:val="ar_AE" w:bidi="ar_AE"/>
-        </w:rPr>
-      </w:r>
-    </w:p>
-    <w:p>
-      <w:pPr>
-        <w:bidi/>
-      </w:pPr>
-      <w:r>
-        <w:rPr>
-          <w:lang w:val="ar_AE" w:bidi="ar_AE"/>
-        </w:rPr>
-      </w:r>
-      <w:r>
-        <w:rPr>
-          <w:vertAlign w:val="superscript"/>
+    </w:p>
+    <w:p>
+      <w:pPr>
+        <w:bidi/>
+      </w:pPr>
+      <w:r>
+        <w:rPr>
+          <w:rtl/>
+          <w:cs/>
+          <w:lang w:val="ar_AE" w:bidi="ar_AE"/>
+        </w:rPr>
+      </w:r>
+      <w:r>
+        <w:rPr>
+          <w:vertAlign w:val="superscript"/>
+          <w:rtl/>
+          <w:cs/>
           <w:lang w:val="ar_AE" w:bidi="ar_AE"/>
         </w:rPr>
         <w:t>16</w:t>
       </w:r>
       <w:r>
         <w:rPr>
+          <w:rtl/>
+          <w:cs/>
           <w:lang w:val="ar_AE" w:bidi="ar_AE"/>
         </w:rPr>
         <w:t xml:space="preserve"> لأَنَّ الرَّبَّ نَفْسَهُ سَيَنْزِلُ مِنَ السَّمَاءِ حَالَمَا يُدَوِّي أَمْرٌ بِالتَّجَمُّعِ، وَيُنَادِي رَئِيسُ مَلائِكَةٍ، وَيُبَوَّقُ فِي بُوقٍ إِلهِيٍّ، عِنْدَئِذٍ يَقُومُ الأَمْوَاتُ فِي الْمَسِيحِ أَوَّلاً.</w:t>
       </w:r>
-      <w:r>
-        <w:rPr>
-          <w:lang w:val="ar_AE" w:bidi="ar_AE"/>
-        </w:rPr>
-      </w:r>
-      <w:r>
-        <w:rPr>
-          <w:lang w:val="ar_AE" w:bidi="ar_AE"/>
-        </w:rPr>
-      </w:r>
-    </w:p>
-    <w:p>
-      <w:pPr>
-        <w:bidi/>
-      </w:pPr>
-      <w:r>
-        <w:rPr>
-          <w:lang w:val="ar_AE" w:bidi="ar_AE"/>
-        </w:rPr>
-      </w:r>
-    </w:p>
-    <w:p>
-      <w:pPr>
-        <w:bidi/>
-      </w:pPr>
-      <w:r>
-        <w:rPr>
-          <w:lang w:val="ar_AE" w:bidi="ar_AE"/>
-        </w:rPr>
-      </w:r>
-      <w:r>
-        <w:rPr>
-          <w:vertAlign w:val="superscript"/>
+    </w:p>
+    <w:p>
+      <w:pPr>
+        <w:bidi/>
+      </w:pPr>
+      <w:r>
+        <w:rPr>
+          <w:rtl/>
+          <w:cs/>
+          <w:lang w:val="ar_AE" w:bidi="ar_AE"/>
+        </w:rPr>
+      </w:r>
+      <w:r>
+        <w:rPr>
+          <w:vertAlign w:val="superscript"/>
+          <w:rtl/>
+          <w:cs/>
           <w:lang w:val="ar_AE" w:bidi="ar_AE"/>
         </w:rPr>
         <w:t>17</w:t>
       </w:r>
       <w:r>
         <w:rPr>
+          <w:rtl/>
+          <w:cs/>
           <w:lang w:val="ar_AE" w:bidi="ar_AE"/>
         </w:rPr>
         <w:t xml:space="preserve"> ثُمَّ إِنَّنَا، نَحْنُ الْبَاقِينَ أَحْيَاءَ، نُخْتَطَفُ جَمِيعاً فِي السُّحُبِ لِلاِجْتِمَاعِ بِالرَّبِّ فِي الْهَوَاءِ. وَهكَذَا نَبْقَى مَعَ الرَّبِّ عَلَى الدَّوَامِ.</w:t>
       </w:r>
-      <w:r>
-        <w:rPr>
-          <w:lang w:val="ar_AE" w:bidi="ar_AE"/>
-        </w:rPr>
-      </w:r>
-      <w:r>
-        <w:rPr>
-          <w:lang w:val="ar_AE" w:bidi="ar_AE"/>
-        </w:rPr>
-      </w:r>
-    </w:p>
-    <w:p>
-      <w:pPr>
-        <w:bidi/>
-      </w:pPr>
-      <w:r>
-        <w:rPr>
-          <w:lang w:val="ar_AE" w:bidi="ar_AE"/>
-        </w:rPr>
-      </w:r>
-    </w:p>
-    <w:p>
-      <w:pPr>
-        <w:bidi/>
-      </w:pPr>
-      <w:r>
-        <w:rPr>
-          <w:lang w:val="ar_AE" w:bidi="ar_AE"/>
-        </w:rPr>
-      </w:r>
-      <w:r>
-        <w:rPr>
-          <w:vertAlign w:val="superscript"/>
+    </w:p>
+    <w:p>
+      <w:pPr>
+        <w:bidi/>
+      </w:pPr>
+      <w:r>
+        <w:rPr>
+          <w:rtl/>
+          <w:cs/>
+          <w:lang w:val="ar_AE" w:bidi="ar_AE"/>
+        </w:rPr>
+      </w:r>
+      <w:r>
+        <w:rPr>
+          <w:vertAlign w:val="superscript"/>
+          <w:rtl/>
+          <w:cs/>
           <w:lang w:val="ar_AE" w:bidi="ar_AE"/>
         </w:rPr>
         <w:t>18</w:t>
       </w:r>
       <w:r>
         <w:rPr>
+          <w:rtl/>
+          <w:cs/>
           <w:lang w:val="ar_AE" w:bidi="ar_AE"/>
         </w:rPr>
         <w:t xml:space="preserve"> لِذلِكَ عَزُّوا بَعْضُكُمْ بَعْضاً بِهَذَا الْكَلام!</w:t>
       </w:r>
-      <w:r>
-        <w:rPr>
-          <w:lang w:val="ar_AE" w:bidi="ar_AE"/>
-        </w:rPr>
-      </w:r>
-      <w:r>
-        <w:rPr>
-          <w:lang w:val="ar_AE" w:bidi="ar_AE"/>
-        </w:rPr>
-      </w:r>
-    </w:p>
-    <w:p>
-      <w:pPr>
-        <w:bidi/>
-      </w:pPr>
-      <w:r>
-        <w:rPr>
-          <w:lang w:val="ar_AE" w:bidi="ar_AE"/>
-        </w:rPr>
-      </w:r>
     </w:p>
     <w:p>
       <w:pPr>
@@ -2932,1208 +2089,830 @@
       </w:pPr>
       <w:r>
         <w:rPr>
-          <w:lang w:val="ar_AE" w:bidi="ar_AE"/>
-        </w:rPr>
-        <w:t>1 Thessalonians 5:1</w:t>
-      </w:r>
-      <w:r>
-        <w:rPr>
-          <w:lang w:val="ar_AE" w:bidi="ar_AE"/>
-        </w:rPr>
-      </w:r>
-    </w:p>
-    <w:p>
-      <w:pPr>
-        <w:bidi/>
-      </w:pPr>
-      <w:r>
-        <w:rPr>
-          <w:lang w:val="ar_AE" w:bidi="ar_AE"/>
-        </w:rPr>
-      </w:r>
-      <w:r>
-        <w:rPr>
-          <w:vertAlign w:val="superscript"/>
+          <w:rtl/>
+          <w:cs/>
+          <w:lang w:val="ar_AE" w:bidi="ar_AE"/>
+        </w:rPr>
+        <w:t>تسالونيكي الأولى 5:1</w:t>
+      </w:r>
+      <w:r>
+        <w:rPr>
+          <w:rtl/>
+          <w:cs/>
+          <w:lang w:val="ar_AE" w:bidi="ar_AE"/>
+        </w:rPr>
+      </w:r>
+    </w:p>
+    <w:p>
+      <w:pPr>
+        <w:bidi/>
+      </w:pPr>
+      <w:r>
+        <w:rPr>
+          <w:rtl/>
+          <w:cs/>
+          <w:lang w:val="ar_AE" w:bidi="ar_AE"/>
+        </w:rPr>
+      </w:r>
+      <w:r>
+        <w:rPr>
+          <w:vertAlign w:val="superscript"/>
+          <w:rtl/>
+          <w:cs/>
           <w:lang w:val="ar_AE" w:bidi="ar_AE"/>
         </w:rPr>
         <w:t>1</w:t>
       </w:r>
       <w:r>
         <w:rPr>
+          <w:rtl/>
+          <w:cs/>
           <w:lang w:val="ar_AE" w:bidi="ar_AE"/>
         </w:rPr>
         <w:t xml:space="preserve"> أَمَّا مَسْأَلَةُ الأَزْمِنَةِ وَالأَوْقَاتِ الْمُحَدَّدَةِ، فَلَسْتُمْ فِي حَاجَةٍ لأَنْ يُكْتَبَ إِلَيْكُمْ فِيهَا.</w:t>
       </w:r>
-      <w:r>
-        <w:rPr>
-          <w:lang w:val="ar_AE" w:bidi="ar_AE"/>
-        </w:rPr>
-      </w:r>
-      <w:r>
-        <w:rPr>
-          <w:lang w:val="ar_AE" w:bidi="ar_AE"/>
-        </w:rPr>
-      </w:r>
-    </w:p>
-    <w:p>
-      <w:pPr>
-        <w:bidi/>
-      </w:pPr>
-      <w:r>
-        <w:rPr>
-          <w:lang w:val="ar_AE" w:bidi="ar_AE"/>
-        </w:rPr>
-      </w:r>
-    </w:p>
-    <w:p>
-      <w:pPr>
-        <w:bidi/>
-      </w:pPr>
-      <w:r>
-        <w:rPr>
-          <w:lang w:val="ar_AE" w:bidi="ar_AE"/>
-        </w:rPr>
-      </w:r>
-      <w:r>
-        <w:rPr>
-          <w:vertAlign w:val="superscript"/>
+    </w:p>
+    <w:p>
+      <w:pPr>
+        <w:bidi/>
+      </w:pPr>
+      <w:r>
+        <w:rPr>
+          <w:rtl/>
+          <w:cs/>
+          <w:lang w:val="ar_AE" w:bidi="ar_AE"/>
+        </w:rPr>
+      </w:r>
+      <w:r>
+        <w:rPr>
+          <w:vertAlign w:val="superscript"/>
+          <w:rtl/>
+          <w:cs/>
           <w:lang w:val="ar_AE" w:bidi="ar_AE"/>
         </w:rPr>
         <w:t>2</w:t>
       </w:r>
       <w:r>
         <w:rPr>
+          <w:rtl/>
+          <w:cs/>
           <w:lang w:val="ar_AE" w:bidi="ar_AE"/>
         </w:rPr>
         <w:t xml:space="preserve"> لأَنَّكُمْ تَعْلَمُونَ يَقِيناً أَنَّ يَوْمَ الرَّبِّ سَيَأْتِي كَمَا يَأْتِي اللِّصُّ فِي اللَّيْلِ.</w:t>
       </w:r>
-      <w:r>
-        <w:rPr>
-          <w:lang w:val="ar_AE" w:bidi="ar_AE"/>
-        </w:rPr>
-      </w:r>
-      <w:r>
-        <w:rPr>
-          <w:lang w:val="ar_AE" w:bidi="ar_AE"/>
-        </w:rPr>
-      </w:r>
-    </w:p>
-    <w:p>
-      <w:pPr>
-        <w:bidi/>
-      </w:pPr>
-      <w:r>
-        <w:rPr>
-          <w:lang w:val="ar_AE" w:bidi="ar_AE"/>
-        </w:rPr>
-      </w:r>
-    </w:p>
-    <w:p>
-      <w:pPr>
-        <w:bidi/>
-      </w:pPr>
-      <w:r>
-        <w:rPr>
-          <w:lang w:val="ar_AE" w:bidi="ar_AE"/>
-        </w:rPr>
-      </w:r>
-      <w:r>
-        <w:rPr>
-          <w:vertAlign w:val="superscript"/>
+    </w:p>
+    <w:p>
+      <w:pPr>
+        <w:bidi/>
+      </w:pPr>
+      <w:r>
+        <w:rPr>
+          <w:rtl/>
+          <w:cs/>
+          <w:lang w:val="ar_AE" w:bidi="ar_AE"/>
+        </w:rPr>
+      </w:r>
+      <w:r>
+        <w:rPr>
+          <w:vertAlign w:val="superscript"/>
+          <w:rtl/>
+          <w:cs/>
           <w:lang w:val="ar_AE" w:bidi="ar_AE"/>
         </w:rPr>
         <w:t>3</w:t>
       </w:r>
       <w:r>
         <w:rPr>
+          <w:rtl/>
+          <w:cs/>
           <w:lang w:val="ar_AE" w:bidi="ar_AE"/>
         </w:rPr>
         <w:t xml:space="preserve"> فَبَيْنَمَا النَّاسُ يَقُولُونَ: حَلَّ السَّلامُ وَالأَمْنُ! يَنْزِلُ بِهِمِ الْهَلاكُ الْمُفَاجِئُ كَالْمَخَاضِ الَّذِي يَدْهَمُ الْحُبْلَى، فَلا يَسْتَطِيعُونَ أَبَداً أَنْ يُفْلِتُوا.</w:t>
       </w:r>
-      <w:r>
-        <w:rPr>
-          <w:lang w:val="ar_AE" w:bidi="ar_AE"/>
-        </w:rPr>
-      </w:r>
-      <w:r>
-        <w:rPr>
-          <w:lang w:val="ar_AE" w:bidi="ar_AE"/>
-        </w:rPr>
-      </w:r>
-    </w:p>
-    <w:p>
-      <w:pPr>
-        <w:bidi/>
-      </w:pPr>
-      <w:r>
-        <w:rPr>
-          <w:lang w:val="ar_AE" w:bidi="ar_AE"/>
-        </w:rPr>
-      </w:r>
-    </w:p>
-    <w:p>
-      <w:pPr>
-        <w:bidi/>
-      </w:pPr>
-      <w:r>
-        <w:rPr>
-          <w:lang w:val="ar_AE" w:bidi="ar_AE"/>
-        </w:rPr>
-      </w:r>
-      <w:r>
-        <w:rPr>
-          <w:vertAlign w:val="superscript"/>
+    </w:p>
+    <w:p>
+      <w:pPr>
+        <w:bidi/>
+      </w:pPr>
+      <w:r>
+        <w:rPr>
+          <w:rtl/>
+          <w:cs/>
+          <w:lang w:val="ar_AE" w:bidi="ar_AE"/>
+        </w:rPr>
+      </w:r>
+      <w:r>
+        <w:rPr>
+          <w:vertAlign w:val="superscript"/>
+          <w:rtl/>
+          <w:cs/>
           <w:lang w:val="ar_AE" w:bidi="ar_AE"/>
         </w:rPr>
         <w:t>4</w:t>
       </w:r>
       <w:r>
         <w:rPr>
+          <w:rtl/>
+          <w:cs/>
           <w:lang w:val="ar_AE" w:bidi="ar_AE"/>
         </w:rPr>
         <w:t xml:space="preserve"> غَيْرَ أَنَّكُمْ أَنْتُمْ، أَيُّهَا الإِخْوَةُ، لَسْتُمْ فِي الظَّلامِ حَتَّى يُفَاجِئَكُمْ ذَلِكَ الْيَوْمُ كَأَنَّهُ لِصٌّ.</w:t>
       </w:r>
-      <w:r>
-        <w:rPr>
-          <w:lang w:val="ar_AE" w:bidi="ar_AE"/>
-        </w:rPr>
-      </w:r>
-      <w:r>
-        <w:rPr>
-          <w:lang w:val="ar_AE" w:bidi="ar_AE"/>
-        </w:rPr>
-      </w:r>
-    </w:p>
-    <w:p>
-      <w:pPr>
-        <w:bidi/>
-      </w:pPr>
-      <w:r>
-        <w:rPr>
-          <w:lang w:val="ar_AE" w:bidi="ar_AE"/>
-        </w:rPr>
-      </w:r>
-    </w:p>
-    <w:p>
-      <w:pPr>
-        <w:bidi/>
-      </w:pPr>
-      <w:r>
-        <w:rPr>
-          <w:lang w:val="ar_AE" w:bidi="ar_AE"/>
-        </w:rPr>
-      </w:r>
-      <w:r>
-        <w:rPr>
-          <w:vertAlign w:val="superscript"/>
+    </w:p>
+    <w:p>
+      <w:pPr>
+        <w:bidi/>
+      </w:pPr>
+      <w:r>
+        <w:rPr>
+          <w:rtl/>
+          <w:cs/>
+          <w:lang w:val="ar_AE" w:bidi="ar_AE"/>
+        </w:rPr>
+      </w:r>
+      <w:r>
+        <w:rPr>
+          <w:vertAlign w:val="superscript"/>
+          <w:rtl/>
+          <w:cs/>
           <w:lang w:val="ar_AE" w:bidi="ar_AE"/>
         </w:rPr>
         <w:t>5</w:t>
       </w:r>
       <w:r>
         <w:rPr>
+          <w:rtl/>
+          <w:cs/>
           <w:lang w:val="ar_AE" w:bidi="ar_AE"/>
         </w:rPr>
         <w:t xml:space="preserve"> فَأَنْتُمْ جَمِيعاً أَبْنَاءُ النُّورِ وَأَبْنَاءُ النَّهَارِ. إِنَّنَا لَسْنَا أَهْلَ اللَّيْلِ وَلا أَهْلَ الظَّلامِ.</w:t>
       </w:r>
-      <w:r>
-        <w:rPr>
-          <w:lang w:val="ar_AE" w:bidi="ar_AE"/>
-        </w:rPr>
-      </w:r>
-      <w:r>
-        <w:rPr>
-          <w:lang w:val="ar_AE" w:bidi="ar_AE"/>
-        </w:rPr>
-      </w:r>
-    </w:p>
-    <w:p>
-      <w:pPr>
-        <w:bidi/>
-      </w:pPr>
-      <w:r>
-        <w:rPr>
-          <w:lang w:val="ar_AE" w:bidi="ar_AE"/>
-        </w:rPr>
-      </w:r>
-    </w:p>
-    <w:p>
-      <w:pPr>
-        <w:bidi/>
-      </w:pPr>
-      <w:r>
-        <w:rPr>
-          <w:lang w:val="ar_AE" w:bidi="ar_AE"/>
-        </w:rPr>
-      </w:r>
-      <w:r>
-        <w:rPr>
-          <w:vertAlign w:val="superscript"/>
+    </w:p>
+    <w:p>
+      <w:pPr>
+        <w:bidi/>
+      </w:pPr>
+      <w:r>
+        <w:rPr>
+          <w:rtl/>
+          <w:cs/>
+          <w:lang w:val="ar_AE" w:bidi="ar_AE"/>
+        </w:rPr>
+      </w:r>
+      <w:r>
+        <w:rPr>
+          <w:vertAlign w:val="superscript"/>
+          <w:rtl/>
+          <w:cs/>
           <w:lang w:val="ar_AE" w:bidi="ar_AE"/>
         </w:rPr>
         <w:t>6</w:t>
       </w:r>
       <w:r>
         <w:rPr>
+          <w:rtl/>
+          <w:cs/>
           <w:lang w:val="ar_AE" w:bidi="ar_AE"/>
         </w:rPr>
         <w:t xml:space="preserve"> إِذَنْ، لَا نَنَمْ كَمَا يَنَامُ الآخَرُونَ، بَلْ لِنَظَلّ سَاهِرِينَ وَصَاحِينَ،</w:t>
       </w:r>
-      <w:r>
-        <w:rPr>
-          <w:lang w:val="ar_AE" w:bidi="ar_AE"/>
-        </w:rPr>
-      </w:r>
-      <w:r>
-        <w:rPr>
-          <w:lang w:val="ar_AE" w:bidi="ar_AE"/>
-        </w:rPr>
-      </w:r>
-    </w:p>
-    <w:p>
-      <w:pPr>
-        <w:bidi/>
-      </w:pPr>
-      <w:r>
-        <w:rPr>
-          <w:lang w:val="ar_AE" w:bidi="ar_AE"/>
-        </w:rPr>
-      </w:r>
-    </w:p>
-    <w:p>
-      <w:pPr>
-        <w:bidi/>
-      </w:pPr>
-      <w:r>
-        <w:rPr>
-          <w:lang w:val="ar_AE" w:bidi="ar_AE"/>
-        </w:rPr>
-      </w:r>
-      <w:r>
-        <w:rPr>
-          <w:vertAlign w:val="superscript"/>
+    </w:p>
+    <w:p>
+      <w:pPr>
+        <w:bidi/>
+      </w:pPr>
+      <w:r>
+        <w:rPr>
+          <w:rtl/>
+          <w:cs/>
+          <w:lang w:val="ar_AE" w:bidi="ar_AE"/>
+        </w:rPr>
+      </w:r>
+      <w:r>
+        <w:rPr>
+          <w:vertAlign w:val="superscript"/>
+          <w:rtl/>
+          <w:cs/>
           <w:lang w:val="ar_AE" w:bidi="ar_AE"/>
         </w:rPr>
         <w:t>7</w:t>
       </w:r>
       <w:r>
         <w:rPr>
+          <w:rtl/>
+          <w:cs/>
           <w:lang w:val="ar_AE" w:bidi="ar_AE"/>
         </w:rPr>
         <w:t xml:space="preserve"> فَإِنَّهُ فِي اللَّيْلِ يَنَامُ الَّذِينَ يَنَامُونَ، وَفِي اللَّيْلِ يَسْكَرُ الَّذِينَ يَسْكَرُونَ</w:t>
       </w:r>
-      <w:r>
-        <w:rPr>
-          <w:lang w:val="ar_AE" w:bidi="ar_AE"/>
-        </w:rPr>
-      </w:r>
-      <w:r>
-        <w:rPr>
-          <w:lang w:val="ar_AE" w:bidi="ar_AE"/>
-        </w:rPr>
-      </w:r>
-    </w:p>
-    <w:p>
-      <w:pPr>
-        <w:bidi/>
-      </w:pPr>
-      <w:r>
-        <w:rPr>
-          <w:lang w:val="ar_AE" w:bidi="ar_AE"/>
-        </w:rPr>
-      </w:r>
-    </w:p>
-    <w:p>
-      <w:pPr>
-        <w:bidi/>
-      </w:pPr>
-      <w:r>
-        <w:rPr>
-          <w:lang w:val="ar_AE" w:bidi="ar_AE"/>
-        </w:rPr>
-      </w:r>
-      <w:r>
-        <w:rPr>
-          <w:vertAlign w:val="superscript"/>
+    </w:p>
+    <w:p>
+      <w:pPr>
+        <w:bidi/>
+      </w:pPr>
+      <w:r>
+        <w:rPr>
+          <w:rtl/>
+          <w:cs/>
+          <w:lang w:val="ar_AE" w:bidi="ar_AE"/>
+        </w:rPr>
+      </w:r>
+      <w:r>
+        <w:rPr>
+          <w:vertAlign w:val="superscript"/>
+          <w:rtl/>
+          <w:cs/>
           <w:lang w:val="ar_AE" w:bidi="ar_AE"/>
         </w:rPr>
         <w:t>8</w:t>
       </w:r>
       <w:r>
         <w:rPr>
+          <w:rtl/>
+          <w:cs/>
           <w:lang w:val="ar_AE" w:bidi="ar_AE"/>
         </w:rPr>
         <w:t xml:space="preserve"> وَأَمَّا نَحْنُ، أَهْلَ النَّهَارِ، فَلْنَظَلّ صَاحِينَ، مُتَّخِذِينَ مِنَ الإِيمَانِ وَالْمَحَبَّةِ دِرْعاً لِصُدُورِنَا، وَمِنَ الرَّجَاءِ بِالْخَلاصِ خُوذَةً لِرُؤُوسِنَا.</w:t>
       </w:r>
-      <w:r>
-        <w:rPr>
-          <w:lang w:val="ar_AE" w:bidi="ar_AE"/>
-        </w:rPr>
-      </w:r>
-      <w:r>
-        <w:rPr>
-          <w:lang w:val="ar_AE" w:bidi="ar_AE"/>
-        </w:rPr>
-      </w:r>
-    </w:p>
-    <w:p>
-      <w:pPr>
-        <w:bidi/>
-      </w:pPr>
-      <w:r>
-        <w:rPr>
-          <w:lang w:val="ar_AE" w:bidi="ar_AE"/>
-        </w:rPr>
-      </w:r>
-    </w:p>
-    <w:p>
-      <w:pPr>
-        <w:bidi/>
-      </w:pPr>
-      <w:r>
-        <w:rPr>
-          <w:lang w:val="ar_AE" w:bidi="ar_AE"/>
-        </w:rPr>
-      </w:r>
-      <w:r>
-        <w:rPr>
-          <w:vertAlign w:val="superscript"/>
+    </w:p>
+    <w:p>
+      <w:pPr>
+        <w:bidi/>
+      </w:pPr>
+      <w:r>
+        <w:rPr>
+          <w:rtl/>
+          <w:cs/>
+          <w:lang w:val="ar_AE" w:bidi="ar_AE"/>
+        </w:rPr>
+      </w:r>
+      <w:r>
+        <w:rPr>
+          <w:vertAlign w:val="superscript"/>
+          <w:rtl/>
+          <w:cs/>
           <w:lang w:val="ar_AE" w:bidi="ar_AE"/>
         </w:rPr>
         <w:t>9</w:t>
       </w:r>
       <w:r>
         <w:rPr>
+          <w:rtl/>
+          <w:cs/>
           <w:lang w:val="ar_AE" w:bidi="ar_AE"/>
         </w:rPr>
         <w:t xml:space="preserve"> فَإِنَّ اللهَ عَيَّنَنَا لَا لِيَنْزِلَ عَلَيْنَا الْغَضَبُ بَلْ لِنَنَالَ الْخَلاصَ بِرَبِّنَا يَسُوعَ الْمَسِيحِ،</w:t>
       </w:r>
-      <w:r>
-        <w:rPr>
-          <w:lang w:val="ar_AE" w:bidi="ar_AE"/>
-        </w:rPr>
-      </w:r>
-      <w:r>
-        <w:rPr>
-          <w:lang w:val="ar_AE" w:bidi="ar_AE"/>
-        </w:rPr>
-      </w:r>
-    </w:p>
-    <w:p>
-      <w:pPr>
-        <w:bidi/>
-      </w:pPr>
-      <w:r>
-        <w:rPr>
-          <w:lang w:val="ar_AE" w:bidi="ar_AE"/>
-        </w:rPr>
-      </w:r>
-    </w:p>
-    <w:p>
-      <w:pPr>
-        <w:bidi/>
-      </w:pPr>
-      <w:r>
-        <w:rPr>
-          <w:lang w:val="ar_AE" w:bidi="ar_AE"/>
-        </w:rPr>
-      </w:r>
-      <w:r>
-        <w:rPr>
-          <w:vertAlign w:val="superscript"/>
+    </w:p>
+    <w:p>
+      <w:pPr>
+        <w:bidi/>
+      </w:pPr>
+      <w:r>
+        <w:rPr>
+          <w:rtl/>
+          <w:cs/>
+          <w:lang w:val="ar_AE" w:bidi="ar_AE"/>
+        </w:rPr>
+      </w:r>
+      <w:r>
+        <w:rPr>
+          <w:vertAlign w:val="superscript"/>
+          <w:rtl/>
+          <w:cs/>
           <w:lang w:val="ar_AE" w:bidi="ar_AE"/>
         </w:rPr>
         <w:t>10</w:t>
       </w:r>
       <w:r>
         <w:rPr>
+          <w:rtl/>
+          <w:cs/>
           <w:lang w:val="ar_AE" w:bidi="ar_AE"/>
         </w:rPr>
         <w:t xml:space="preserve"> الَّذِي مَاتَ عَنَّا لِكَيْ نَحْيَا جَمِيعاً مَعَهُ، سَوَاءٌ كُنَّا فِي سَهَرِ الْحَيَاةِ أَمْ فِي رُقَادِ الْمَوْتِ!</w:t>
       </w:r>
-      <w:r>
-        <w:rPr>
-          <w:lang w:val="ar_AE" w:bidi="ar_AE"/>
-        </w:rPr>
-      </w:r>
-      <w:r>
-        <w:rPr>
-          <w:lang w:val="ar_AE" w:bidi="ar_AE"/>
-        </w:rPr>
-      </w:r>
-    </w:p>
-    <w:p>
-      <w:pPr>
-        <w:bidi/>
-      </w:pPr>
-      <w:r>
-        <w:rPr>
-          <w:lang w:val="ar_AE" w:bidi="ar_AE"/>
-        </w:rPr>
-      </w:r>
-    </w:p>
-    <w:p>
-      <w:pPr>
-        <w:bidi/>
-      </w:pPr>
-      <w:r>
-        <w:rPr>
-          <w:lang w:val="ar_AE" w:bidi="ar_AE"/>
-        </w:rPr>
-      </w:r>
-      <w:r>
-        <w:rPr>
-          <w:vertAlign w:val="superscript"/>
+    </w:p>
+    <w:p>
+      <w:pPr>
+        <w:bidi/>
+      </w:pPr>
+      <w:r>
+        <w:rPr>
+          <w:rtl/>
+          <w:cs/>
+          <w:lang w:val="ar_AE" w:bidi="ar_AE"/>
+        </w:rPr>
+      </w:r>
+      <w:r>
+        <w:rPr>
+          <w:vertAlign w:val="superscript"/>
+          <w:rtl/>
+          <w:cs/>
           <w:lang w:val="ar_AE" w:bidi="ar_AE"/>
         </w:rPr>
         <w:t>11</w:t>
       </w:r>
       <w:r>
         <w:rPr>
+          <w:rtl/>
+          <w:cs/>
           <w:lang w:val="ar_AE" w:bidi="ar_AE"/>
         </w:rPr>
         <w:t xml:space="preserve"> لِذَلِكَ عَزُّوا بَعْضُكُمْ بَعْضاً وَشَدِّدُوا أَحَدُكُمُ الآخَرَ، كَمَا أَنْتُمْ فَاعِلُونَ.</w:t>
       </w:r>
-      <w:r>
-        <w:rPr>
-          <w:lang w:val="ar_AE" w:bidi="ar_AE"/>
-        </w:rPr>
-      </w:r>
-      <w:r>
-        <w:rPr>
-          <w:lang w:val="ar_AE" w:bidi="ar_AE"/>
-        </w:rPr>
-      </w:r>
-    </w:p>
-    <w:p>
-      <w:pPr>
-        <w:bidi/>
-      </w:pPr>
-      <w:r>
-        <w:rPr>
-          <w:lang w:val="ar_AE" w:bidi="ar_AE"/>
-        </w:rPr>
-      </w:r>
-    </w:p>
-    <w:p>
-      <w:pPr>
-        <w:bidi/>
-      </w:pPr>
-      <w:r>
-        <w:rPr>
-          <w:lang w:val="ar_AE" w:bidi="ar_AE"/>
-        </w:rPr>
-      </w:r>
-      <w:r>
-        <w:rPr>
-          <w:vertAlign w:val="superscript"/>
+    </w:p>
+    <w:p>
+      <w:pPr>
+        <w:bidi/>
+      </w:pPr>
+      <w:r>
+        <w:rPr>
+          <w:rtl/>
+          <w:cs/>
+          <w:lang w:val="ar_AE" w:bidi="ar_AE"/>
+        </w:rPr>
+      </w:r>
+      <w:r>
+        <w:rPr>
+          <w:vertAlign w:val="superscript"/>
+          <w:rtl/>
+          <w:cs/>
           <w:lang w:val="ar_AE" w:bidi="ar_AE"/>
         </w:rPr>
         <w:t>12</w:t>
       </w:r>
       <w:r>
         <w:rPr>
+          <w:rtl/>
+          <w:cs/>
           <w:lang w:val="ar_AE" w:bidi="ar_AE"/>
         </w:rPr>
         <w:t xml:space="preserve"> عَلَى أَنَّنَا نَرْجُو مِنْكُمْ، أَيُّهَا الإِخْوَةُ، أَنْ تُمَيِّزُوا أُولئِكَ الَّذِينَ يَجْتَهِدُونَ بَيْنَكُمْ، وَيَرْعُونَكُمْ كَمَا يُرِيدُ الرَّبُّ، وَيَعِظُونَكُمْ،</w:t>
       </w:r>
-      <w:r>
-        <w:rPr>
-          <w:lang w:val="ar_AE" w:bidi="ar_AE"/>
-        </w:rPr>
-      </w:r>
-      <w:r>
-        <w:rPr>
-          <w:lang w:val="ar_AE" w:bidi="ar_AE"/>
-        </w:rPr>
-      </w:r>
-    </w:p>
-    <w:p>
-      <w:pPr>
-        <w:bidi/>
-      </w:pPr>
-      <w:r>
-        <w:rPr>
-          <w:lang w:val="ar_AE" w:bidi="ar_AE"/>
-        </w:rPr>
-      </w:r>
-    </w:p>
-    <w:p>
-      <w:pPr>
-        <w:bidi/>
-      </w:pPr>
-      <w:r>
-        <w:rPr>
-          <w:lang w:val="ar_AE" w:bidi="ar_AE"/>
-        </w:rPr>
-      </w:r>
-      <w:r>
-        <w:rPr>
-          <w:vertAlign w:val="superscript"/>
+    </w:p>
+    <w:p>
+      <w:pPr>
+        <w:bidi/>
+      </w:pPr>
+      <w:r>
+        <w:rPr>
+          <w:rtl/>
+          <w:cs/>
+          <w:lang w:val="ar_AE" w:bidi="ar_AE"/>
+        </w:rPr>
+      </w:r>
+      <w:r>
+        <w:rPr>
+          <w:vertAlign w:val="superscript"/>
+          <w:rtl/>
+          <w:cs/>
           <w:lang w:val="ar_AE" w:bidi="ar_AE"/>
         </w:rPr>
         <w:t>13</w:t>
       </w:r>
       <w:r>
         <w:rPr>
+          <w:rtl/>
+          <w:cs/>
           <w:lang w:val="ar_AE" w:bidi="ar_AE"/>
         </w:rPr>
         <w:t xml:space="preserve"> وَأَنْ تُقَدِّرُوهُمْ تَقْدِيراً فَائِقاً فِي الْمَحَبَّةِ، مِنْ أَجْلِ عَمَلِهِمْ. عِيشُوا بِسَلامٍ بَعْضُكُمْ مَعَ بَعْضٍ.</w:t>
       </w:r>
-      <w:r>
-        <w:rPr>
-          <w:lang w:val="ar_AE" w:bidi="ar_AE"/>
-        </w:rPr>
-      </w:r>
-      <w:r>
-        <w:rPr>
-          <w:lang w:val="ar_AE" w:bidi="ar_AE"/>
-        </w:rPr>
-      </w:r>
-    </w:p>
-    <w:p>
-      <w:pPr>
-        <w:bidi/>
-      </w:pPr>
-      <w:r>
-        <w:rPr>
-          <w:lang w:val="ar_AE" w:bidi="ar_AE"/>
-        </w:rPr>
-      </w:r>
-    </w:p>
-    <w:p>
-      <w:pPr>
-        <w:bidi/>
-      </w:pPr>
-      <w:r>
-        <w:rPr>
-          <w:lang w:val="ar_AE" w:bidi="ar_AE"/>
-        </w:rPr>
-      </w:r>
-      <w:r>
-        <w:rPr>
-          <w:vertAlign w:val="superscript"/>
+    </w:p>
+    <w:p>
+      <w:pPr>
+        <w:bidi/>
+      </w:pPr>
+      <w:r>
+        <w:rPr>
+          <w:rtl/>
+          <w:cs/>
+          <w:lang w:val="ar_AE" w:bidi="ar_AE"/>
+        </w:rPr>
+      </w:r>
+      <w:r>
+        <w:rPr>
+          <w:vertAlign w:val="superscript"/>
+          <w:rtl/>
+          <w:cs/>
           <w:lang w:val="ar_AE" w:bidi="ar_AE"/>
         </w:rPr>
         <w:t>14</w:t>
       </w:r>
       <w:r>
         <w:rPr>
+          <w:rtl/>
+          <w:cs/>
           <w:lang w:val="ar_AE" w:bidi="ar_AE"/>
         </w:rPr>
         <w:t xml:space="preserve"> إِلَّا أَنَّنَا نُنَاشِدُكُمْ، أَيُّهَا الإِخْوَةُ، أَنْ تَعِظُوا الْفَوْضَوِيِّينَ، وَتُشَدِّدُوا فَاقِدِي الْعَزْمِ، وَتُسَانِدُوا الضُّعَفَاءَ، وَتُعَامِلُوا الْجَمِيعَ بِطُولِ الْبَالِ.</w:t>
       </w:r>
-      <w:r>
-        <w:rPr>
-          <w:lang w:val="ar_AE" w:bidi="ar_AE"/>
-        </w:rPr>
-      </w:r>
-      <w:r>
-        <w:rPr>
-          <w:lang w:val="ar_AE" w:bidi="ar_AE"/>
-        </w:rPr>
-      </w:r>
-    </w:p>
-    <w:p>
-      <w:pPr>
-        <w:bidi/>
-      </w:pPr>
-      <w:r>
-        <w:rPr>
-          <w:lang w:val="ar_AE" w:bidi="ar_AE"/>
-        </w:rPr>
-      </w:r>
-    </w:p>
-    <w:p>
-      <w:pPr>
-        <w:bidi/>
-      </w:pPr>
-      <w:r>
-        <w:rPr>
-          <w:lang w:val="ar_AE" w:bidi="ar_AE"/>
-        </w:rPr>
-      </w:r>
-      <w:r>
-        <w:rPr>
-          <w:vertAlign w:val="superscript"/>
+    </w:p>
+    <w:p>
+      <w:pPr>
+        <w:bidi/>
+      </w:pPr>
+      <w:r>
+        <w:rPr>
+          <w:rtl/>
+          <w:cs/>
+          <w:lang w:val="ar_AE" w:bidi="ar_AE"/>
+        </w:rPr>
+      </w:r>
+      <w:r>
+        <w:rPr>
+          <w:vertAlign w:val="superscript"/>
+          <w:rtl/>
+          <w:cs/>
           <w:lang w:val="ar_AE" w:bidi="ar_AE"/>
         </w:rPr>
         <w:t>15</w:t>
       </w:r>
       <w:r>
         <w:rPr>
+          <w:rtl/>
+          <w:cs/>
           <w:lang w:val="ar_AE" w:bidi="ar_AE"/>
         </w:rPr>
         <w:t xml:space="preserve"> حَذَارِ أَنْ يُبَادِلَ أَحَدُكُمْ شَرَّ غَيْرِهِ بِشَرٍّ مِثْلِهِ. بَلِ اسْعَوْا دَائِماً إِلَى الْخَيْرِ فِي مُعَامَلَتِكُمْ بَعْضِكُمْ لِبَعْضٍ وَلِلآخَرِينَ جَمِيعاً.</w:t>
       </w:r>
-      <w:r>
-        <w:rPr>
-          <w:lang w:val="ar_AE" w:bidi="ar_AE"/>
-        </w:rPr>
-      </w:r>
-      <w:r>
-        <w:rPr>
-          <w:lang w:val="ar_AE" w:bidi="ar_AE"/>
-        </w:rPr>
-      </w:r>
-    </w:p>
-    <w:p>
-      <w:pPr>
-        <w:bidi/>
-      </w:pPr>
-      <w:r>
-        <w:rPr>
-          <w:lang w:val="ar_AE" w:bidi="ar_AE"/>
-        </w:rPr>
-      </w:r>
-    </w:p>
-    <w:p>
-      <w:pPr>
-        <w:bidi/>
-      </w:pPr>
-      <w:r>
-        <w:rPr>
-          <w:lang w:val="ar_AE" w:bidi="ar_AE"/>
-        </w:rPr>
-      </w:r>
-      <w:r>
-        <w:rPr>
-          <w:vertAlign w:val="superscript"/>
+    </w:p>
+    <w:p>
+      <w:pPr>
+        <w:bidi/>
+      </w:pPr>
+      <w:r>
+        <w:rPr>
+          <w:rtl/>
+          <w:cs/>
+          <w:lang w:val="ar_AE" w:bidi="ar_AE"/>
+        </w:rPr>
+      </w:r>
+      <w:r>
+        <w:rPr>
+          <w:vertAlign w:val="superscript"/>
+          <w:rtl/>
+          <w:cs/>
           <w:lang w:val="ar_AE" w:bidi="ar_AE"/>
         </w:rPr>
         <w:t>16</w:t>
       </w:r>
       <w:r>
         <w:rPr>
+          <w:rtl/>
+          <w:cs/>
           <w:lang w:val="ar_AE" w:bidi="ar_AE"/>
         </w:rPr>
         <w:t xml:space="preserve"> افْرَحُوا عَلَى الدَّوَامِ؛</w:t>
       </w:r>
-      <w:r>
-        <w:rPr>
-          <w:lang w:val="ar_AE" w:bidi="ar_AE"/>
-        </w:rPr>
-      </w:r>
-      <w:r>
-        <w:rPr>
-          <w:lang w:val="ar_AE" w:bidi="ar_AE"/>
-        </w:rPr>
-      </w:r>
-    </w:p>
-    <w:p>
-      <w:pPr>
-        <w:bidi/>
-      </w:pPr>
-      <w:r>
-        <w:rPr>
-          <w:lang w:val="ar_AE" w:bidi="ar_AE"/>
-        </w:rPr>
-      </w:r>
-    </w:p>
-    <w:p>
-      <w:pPr>
-        <w:bidi/>
-      </w:pPr>
-      <w:r>
-        <w:rPr>
-          <w:lang w:val="ar_AE" w:bidi="ar_AE"/>
-        </w:rPr>
-      </w:r>
-      <w:r>
-        <w:rPr>
-          <w:vertAlign w:val="superscript"/>
+    </w:p>
+    <w:p>
+      <w:pPr>
+        <w:bidi/>
+      </w:pPr>
+      <w:r>
+        <w:rPr>
+          <w:rtl/>
+          <w:cs/>
+          <w:lang w:val="ar_AE" w:bidi="ar_AE"/>
+        </w:rPr>
+      </w:r>
+      <w:r>
+        <w:rPr>
+          <w:vertAlign w:val="superscript"/>
+          <w:rtl/>
+          <w:cs/>
           <w:lang w:val="ar_AE" w:bidi="ar_AE"/>
         </w:rPr>
         <w:t>17</w:t>
       </w:r>
       <w:r>
         <w:rPr>
+          <w:rtl/>
+          <w:cs/>
           <w:lang w:val="ar_AE" w:bidi="ar_AE"/>
         </w:rPr>
         <w:t xml:space="preserve"> صَلُّوا دُونَ انْقِطَاعٍ؛</w:t>
       </w:r>
-      <w:r>
-        <w:rPr>
-          <w:lang w:val="ar_AE" w:bidi="ar_AE"/>
-        </w:rPr>
-      </w:r>
-      <w:r>
-        <w:rPr>
-          <w:lang w:val="ar_AE" w:bidi="ar_AE"/>
-        </w:rPr>
-      </w:r>
-    </w:p>
-    <w:p>
-      <w:pPr>
-        <w:bidi/>
-      </w:pPr>
-      <w:r>
-        <w:rPr>
-          <w:lang w:val="ar_AE" w:bidi="ar_AE"/>
-        </w:rPr>
-      </w:r>
-    </w:p>
-    <w:p>
-      <w:pPr>
-        <w:bidi/>
-      </w:pPr>
-      <w:r>
-        <w:rPr>
-          <w:lang w:val="ar_AE" w:bidi="ar_AE"/>
-        </w:rPr>
-      </w:r>
-      <w:r>
-        <w:rPr>
-          <w:vertAlign w:val="superscript"/>
+    </w:p>
+    <w:p>
+      <w:pPr>
+        <w:bidi/>
+      </w:pPr>
+      <w:r>
+        <w:rPr>
+          <w:rtl/>
+          <w:cs/>
+          <w:lang w:val="ar_AE" w:bidi="ar_AE"/>
+        </w:rPr>
+      </w:r>
+      <w:r>
+        <w:rPr>
+          <w:vertAlign w:val="superscript"/>
+          <w:rtl/>
+          <w:cs/>
           <w:lang w:val="ar_AE" w:bidi="ar_AE"/>
         </w:rPr>
         <w:t>18</w:t>
       </w:r>
       <w:r>
         <w:rPr>
+          <w:rtl/>
+          <w:cs/>
           <w:lang w:val="ar_AE" w:bidi="ar_AE"/>
         </w:rPr>
         <w:t xml:space="preserve"> ارْفَعُوا الشُّكْرَ فِي كُلِّ حَالٍ: فَهذِهِ هِيَ مَشِيئَةُ اللهِ لَكُمْ فِي الْمَسِيحِ يَسُوعَ.</w:t>
       </w:r>
-      <w:r>
-        <w:rPr>
-          <w:lang w:val="ar_AE" w:bidi="ar_AE"/>
-        </w:rPr>
-      </w:r>
-      <w:r>
-        <w:rPr>
-          <w:lang w:val="ar_AE" w:bidi="ar_AE"/>
-        </w:rPr>
-      </w:r>
-    </w:p>
-    <w:p>
-      <w:pPr>
-        <w:bidi/>
-      </w:pPr>
-      <w:r>
-        <w:rPr>
-          <w:lang w:val="ar_AE" w:bidi="ar_AE"/>
-        </w:rPr>
-      </w:r>
-    </w:p>
-    <w:p>
-      <w:pPr>
-        <w:bidi/>
-      </w:pPr>
-      <w:r>
-        <w:rPr>
-          <w:lang w:val="ar_AE" w:bidi="ar_AE"/>
-        </w:rPr>
-      </w:r>
-      <w:r>
-        <w:rPr>
-          <w:vertAlign w:val="superscript"/>
+    </w:p>
+    <w:p>
+      <w:pPr>
+        <w:bidi/>
+      </w:pPr>
+      <w:r>
+        <w:rPr>
+          <w:rtl/>
+          <w:cs/>
+          <w:lang w:val="ar_AE" w:bidi="ar_AE"/>
+        </w:rPr>
+      </w:r>
+      <w:r>
+        <w:rPr>
+          <w:vertAlign w:val="superscript"/>
+          <w:rtl/>
+          <w:cs/>
           <w:lang w:val="ar_AE" w:bidi="ar_AE"/>
         </w:rPr>
         <w:t>19</w:t>
       </w:r>
       <w:r>
         <w:rPr>
+          <w:rtl/>
+          <w:cs/>
           <w:lang w:val="ar_AE" w:bidi="ar_AE"/>
         </w:rPr>
         <w:t xml:space="preserve"> لَا تُخْمِدُوا الرُّوحَ،</w:t>
       </w:r>
-      <w:r>
-        <w:rPr>
-          <w:lang w:val="ar_AE" w:bidi="ar_AE"/>
-        </w:rPr>
-      </w:r>
-      <w:r>
-        <w:rPr>
-          <w:lang w:val="ar_AE" w:bidi="ar_AE"/>
-        </w:rPr>
-      </w:r>
-    </w:p>
-    <w:p>
-      <w:pPr>
-        <w:bidi/>
-      </w:pPr>
-      <w:r>
-        <w:rPr>
-          <w:lang w:val="ar_AE" w:bidi="ar_AE"/>
-        </w:rPr>
-      </w:r>
-    </w:p>
-    <w:p>
-      <w:pPr>
-        <w:bidi/>
-      </w:pPr>
-      <w:r>
-        <w:rPr>
-          <w:lang w:val="ar_AE" w:bidi="ar_AE"/>
-        </w:rPr>
-      </w:r>
-      <w:r>
-        <w:rPr>
-          <w:vertAlign w:val="superscript"/>
+    </w:p>
+    <w:p>
+      <w:pPr>
+        <w:bidi/>
+      </w:pPr>
+      <w:r>
+        <w:rPr>
+          <w:rtl/>
+          <w:cs/>
+          <w:lang w:val="ar_AE" w:bidi="ar_AE"/>
+        </w:rPr>
+      </w:r>
+      <w:r>
+        <w:rPr>
+          <w:vertAlign w:val="superscript"/>
+          <w:rtl/>
+          <w:cs/>
           <w:lang w:val="ar_AE" w:bidi="ar_AE"/>
         </w:rPr>
         <w:t>20</w:t>
       </w:r>
       <w:r>
         <w:rPr>
+          <w:rtl/>
+          <w:cs/>
           <w:lang w:val="ar_AE" w:bidi="ar_AE"/>
         </w:rPr>
         <w:t xml:space="preserve"> لَا تَحْتَقِرُوا النُّبُوءَاتِ؛</w:t>
       </w:r>
-      <w:r>
-        <w:rPr>
-          <w:lang w:val="ar_AE" w:bidi="ar_AE"/>
-        </w:rPr>
-      </w:r>
-      <w:r>
-        <w:rPr>
-          <w:lang w:val="ar_AE" w:bidi="ar_AE"/>
-        </w:rPr>
-      </w:r>
-    </w:p>
-    <w:p>
-      <w:pPr>
-        <w:bidi/>
-      </w:pPr>
-      <w:r>
-        <w:rPr>
-          <w:lang w:val="ar_AE" w:bidi="ar_AE"/>
-        </w:rPr>
-      </w:r>
-    </w:p>
-    <w:p>
-      <w:pPr>
-        <w:bidi/>
-      </w:pPr>
-      <w:r>
-        <w:rPr>
-          <w:lang w:val="ar_AE" w:bidi="ar_AE"/>
-        </w:rPr>
-      </w:r>
-      <w:r>
-        <w:rPr>
-          <w:vertAlign w:val="superscript"/>
+    </w:p>
+    <w:p>
+      <w:pPr>
+        <w:bidi/>
+      </w:pPr>
+      <w:r>
+        <w:rPr>
+          <w:rtl/>
+          <w:cs/>
+          <w:lang w:val="ar_AE" w:bidi="ar_AE"/>
+        </w:rPr>
+      </w:r>
+      <w:r>
+        <w:rPr>
+          <w:vertAlign w:val="superscript"/>
+          <w:rtl/>
+          <w:cs/>
           <w:lang w:val="ar_AE" w:bidi="ar_AE"/>
         </w:rPr>
         <w:t>21</w:t>
       </w:r>
       <w:r>
         <w:rPr>
+          <w:rtl/>
+          <w:cs/>
           <w:lang w:val="ar_AE" w:bidi="ar_AE"/>
         </w:rPr>
         <w:t xml:space="preserve"> امْتَحِنُوا كُلَّ شَيْءٍ وَتَمَسَّكُوا بِالْحَسَنِ.</w:t>
       </w:r>
-      <w:r>
-        <w:rPr>
-          <w:lang w:val="ar_AE" w:bidi="ar_AE"/>
-        </w:rPr>
-      </w:r>
-      <w:r>
-        <w:rPr>
-          <w:lang w:val="ar_AE" w:bidi="ar_AE"/>
-        </w:rPr>
-      </w:r>
-    </w:p>
-    <w:p>
-      <w:pPr>
-        <w:bidi/>
-      </w:pPr>
-      <w:r>
-        <w:rPr>
-          <w:lang w:val="ar_AE" w:bidi="ar_AE"/>
-        </w:rPr>
-      </w:r>
-    </w:p>
-    <w:p>
-      <w:pPr>
-        <w:bidi/>
-      </w:pPr>
-      <w:r>
-        <w:rPr>
-          <w:lang w:val="ar_AE" w:bidi="ar_AE"/>
-        </w:rPr>
-      </w:r>
-      <w:r>
-        <w:rPr>
-          <w:vertAlign w:val="superscript"/>
+    </w:p>
+    <w:p>
+      <w:pPr>
+        <w:bidi/>
+      </w:pPr>
+      <w:r>
+        <w:rPr>
+          <w:rtl/>
+          <w:cs/>
+          <w:lang w:val="ar_AE" w:bidi="ar_AE"/>
+        </w:rPr>
+      </w:r>
+      <w:r>
+        <w:rPr>
+          <w:vertAlign w:val="superscript"/>
+          <w:rtl/>
+          <w:cs/>
           <w:lang w:val="ar_AE" w:bidi="ar_AE"/>
         </w:rPr>
         <w:t>22</w:t>
       </w:r>
       <w:r>
         <w:rPr>
+          <w:rtl/>
+          <w:cs/>
           <w:lang w:val="ar_AE" w:bidi="ar_AE"/>
         </w:rPr>
         <w:t xml:space="preserve"> تَرَفَّعُوا عَنْ كُلِّ مَا فِيهِ شُبْهَةُ شَرٍّ.</w:t>
       </w:r>
-      <w:r>
-        <w:rPr>
-          <w:lang w:val="ar_AE" w:bidi="ar_AE"/>
-        </w:rPr>
-      </w:r>
-      <w:r>
-        <w:rPr>
-          <w:lang w:val="ar_AE" w:bidi="ar_AE"/>
-        </w:rPr>
-      </w:r>
-    </w:p>
-    <w:p>
-      <w:pPr>
-        <w:bidi/>
-      </w:pPr>
-      <w:r>
-        <w:rPr>
-          <w:lang w:val="ar_AE" w:bidi="ar_AE"/>
-        </w:rPr>
-      </w:r>
-    </w:p>
-    <w:p>
-      <w:pPr>
-        <w:bidi/>
-      </w:pPr>
-      <w:r>
-        <w:rPr>
-          <w:lang w:val="ar_AE" w:bidi="ar_AE"/>
-        </w:rPr>
-      </w:r>
-      <w:r>
-        <w:rPr>
-          <w:vertAlign w:val="superscript"/>
+    </w:p>
+    <w:p>
+      <w:pPr>
+        <w:bidi/>
+      </w:pPr>
+      <w:r>
+        <w:rPr>
+          <w:rtl/>
+          <w:cs/>
+          <w:lang w:val="ar_AE" w:bidi="ar_AE"/>
+        </w:rPr>
+      </w:r>
+      <w:r>
+        <w:rPr>
+          <w:vertAlign w:val="superscript"/>
+          <w:rtl/>
+          <w:cs/>
           <w:lang w:val="ar_AE" w:bidi="ar_AE"/>
         </w:rPr>
         <w:t>23</w:t>
       </w:r>
       <w:r>
         <w:rPr>
+          <w:rtl/>
+          <w:cs/>
           <w:lang w:val="ar_AE" w:bidi="ar_AE"/>
         </w:rPr>
         <w:t xml:space="preserve"> وَإِلَهُ السَّلامِ نَفْسُهُ يُقَدِّسُكُمْ إِلَى التَّمَامِ وَيَحْفَظُكُمْ سَالِمِينَ، رُوحاً وَنَفْساً وَجَسَداً، لِتَكُونُوا بِلا لَوْمٍ عِنْدَ عَوْدَةِ رَبِّنَا يَسُوعَ الْمَسِيحِ.</w:t>
       </w:r>
-      <w:r>
-        <w:rPr>
-          <w:lang w:val="ar_AE" w:bidi="ar_AE"/>
-        </w:rPr>
-      </w:r>
-      <w:r>
-        <w:rPr>
-          <w:lang w:val="ar_AE" w:bidi="ar_AE"/>
-        </w:rPr>
-      </w:r>
-    </w:p>
-    <w:p>
-      <w:pPr>
-        <w:bidi/>
-      </w:pPr>
-      <w:r>
-        <w:rPr>
-          <w:lang w:val="ar_AE" w:bidi="ar_AE"/>
-        </w:rPr>
-      </w:r>
-    </w:p>
-    <w:p>
-      <w:pPr>
-        <w:bidi/>
-      </w:pPr>
-      <w:r>
-        <w:rPr>
-          <w:lang w:val="ar_AE" w:bidi="ar_AE"/>
-        </w:rPr>
-      </w:r>
-      <w:r>
-        <w:rPr>
-          <w:vertAlign w:val="superscript"/>
+    </w:p>
+    <w:p>
+      <w:pPr>
+        <w:bidi/>
+      </w:pPr>
+      <w:r>
+        <w:rPr>
+          <w:rtl/>
+          <w:cs/>
+          <w:lang w:val="ar_AE" w:bidi="ar_AE"/>
+        </w:rPr>
+      </w:r>
+      <w:r>
+        <w:rPr>
+          <w:vertAlign w:val="superscript"/>
+          <w:rtl/>
+          <w:cs/>
           <w:lang w:val="ar_AE" w:bidi="ar_AE"/>
         </w:rPr>
         <w:t>24</w:t>
       </w:r>
       <w:r>
         <w:rPr>
+          <w:rtl/>
+          <w:cs/>
           <w:lang w:val="ar_AE" w:bidi="ar_AE"/>
         </w:rPr>
         <w:t xml:space="preserve"> فَإِنَّ اللهَ الَّذِي يَدْعُوكُمْ صَادِقٌ، وَسَوْفَ يُتِمُّ ذَلِكَ.</w:t>
       </w:r>
-      <w:r>
-        <w:rPr>
-          <w:lang w:val="ar_AE" w:bidi="ar_AE"/>
-        </w:rPr>
-      </w:r>
-      <w:r>
-        <w:rPr>
-          <w:lang w:val="ar_AE" w:bidi="ar_AE"/>
-        </w:rPr>
-      </w:r>
-    </w:p>
-    <w:p>
-      <w:pPr>
-        <w:bidi/>
-      </w:pPr>
-      <w:r>
-        <w:rPr>
-          <w:lang w:val="ar_AE" w:bidi="ar_AE"/>
-        </w:rPr>
-      </w:r>
-    </w:p>
-    <w:p>
-      <w:pPr>
-        <w:bidi/>
-      </w:pPr>
-      <w:r>
-        <w:rPr>
-          <w:lang w:val="ar_AE" w:bidi="ar_AE"/>
-        </w:rPr>
-      </w:r>
-      <w:r>
-        <w:rPr>
-          <w:vertAlign w:val="superscript"/>
+    </w:p>
+    <w:p>
+      <w:pPr>
+        <w:bidi/>
+      </w:pPr>
+      <w:r>
+        <w:rPr>
+          <w:rtl/>
+          <w:cs/>
+          <w:lang w:val="ar_AE" w:bidi="ar_AE"/>
+        </w:rPr>
+      </w:r>
+      <w:r>
+        <w:rPr>
+          <w:vertAlign w:val="superscript"/>
+          <w:rtl/>
+          <w:cs/>
           <w:lang w:val="ar_AE" w:bidi="ar_AE"/>
         </w:rPr>
         <w:t>25</w:t>
       </w:r>
       <w:r>
         <w:rPr>
+          <w:rtl/>
+          <w:cs/>
           <w:lang w:val="ar_AE" w:bidi="ar_AE"/>
         </w:rPr>
         <w:t xml:space="preserve"> أَيُّهَا الإِخْوَةُ، صَلُّوا لأَجْلِنَا.</w:t>
       </w:r>
-      <w:r>
-        <w:rPr>
-          <w:lang w:val="ar_AE" w:bidi="ar_AE"/>
-        </w:rPr>
-      </w:r>
-      <w:r>
-        <w:rPr>
-          <w:lang w:val="ar_AE" w:bidi="ar_AE"/>
-        </w:rPr>
-      </w:r>
-    </w:p>
-    <w:p>
-      <w:pPr>
-        <w:bidi/>
-      </w:pPr>
-      <w:r>
-        <w:rPr>
-          <w:lang w:val="ar_AE" w:bidi="ar_AE"/>
-        </w:rPr>
-      </w:r>
-    </w:p>
-    <w:p>
-      <w:pPr>
-        <w:bidi/>
-      </w:pPr>
-      <w:r>
-        <w:rPr>
-          <w:lang w:val="ar_AE" w:bidi="ar_AE"/>
-        </w:rPr>
-      </w:r>
-      <w:r>
-        <w:rPr>
-          <w:vertAlign w:val="superscript"/>
+    </w:p>
+    <w:p>
+      <w:pPr>
+        <w:bidi/>
+      </w:pPr>
+      <w:r>
+        <w:rPr>
+          <w:rtl/>
+          <w:cs/>
+          <w:lang w:val="ar_AE" w:bidi="ar_AE"/>
+        </w:rPr>
+      </w:r>
+      <w:r>
+        <w:rPr>
+          <w:vertAlign w:val="superscript"/>
+          <w:rtl/>
+          <w:cs/>
           <w:lang w:val="ar_AE" w:bidi="ar_AE"/>
         </w:rPr>
         <w:t>26</w:t>
       </w:r>
       <w:r>
         <w:rPr>
+          <w:rtl/>
+          <w:cs/>
           <w:lang w:val="ar_AE" w:bidi="ar_AE"/>
         </w:rPr>
         <w:t xml:space="preserve"> سَلِّمُوا عَلَى جَمِيعِ الإِخْوَةِ بِقُبْلَةٍ طَاهِرَةٍ!</w:t>
       </w:r>
-      <w:r>
-        <w:rPr>
-          <w:lang w:val="ar_AE" w:bidi="ar_AE"/>
-        </w:rPr>
-      </w:r>
-      <w:r>
-        <w:rPr>
-          <w:lang w:val="ar_AE" w:bidi="ar_AE"/>
-        </w:rPr>
-      </w:r>
-    </w:p>
-    <w:p>
-      <w:pPr>
-        <w:bidi/>
-      </w:pPr>
-      <w:r>
-        <w:rPr>
-          <w:lang w:val="ar_AE" w:bidi="ar_AE"/>
-        </w:rPr>
-      </w:r>
-    </w:p>
-    <w:p>
-      <w:pPr>
-        <w:bidi/>
-      </w:pPr>
-      <w:r>
-        <w:rPr>
-          <w:lang w:val="ar_AE" w:bidi="ar_AE"/>
-        </w:rPr>
-      </w:r>
-      <w:r>
-        <w:rPr>
-          <w:vertAlign w:val="superscript"/>
+    </w:p>
+    <w:p>
+      <w:pPr>
+        <w:bidi/>
+      </w:pPr>
+      <w:r>
+        <w:rPr>
+          <w:rtl/>
+          <w:cs/>
+          <w:lang w:val="ar_AE" w:bidi="ar_AE"/>
+        </w:rPr>
+      </w:r>
+      <w:r>
+        <w:rPr>
+          <w:vertAlign w:val="superscript"/>
+          <w:rtl/>
+          <w:cs/>
           <w:lang w:val="ar_AE" w:bidi="ar_AE"/>
         </w:rPr>
         <w:t>27</w:t>
       </w:r>
       <w:r>
         <w:rPr>
+          <w:rtl/>
+          <w:cs/>
           <w:lang w:val="ar_AE" w:bidi="ar_AE"/>
         </w:rPr>
         <w:t xml:space="preserve"> أُنَاشِدُكُمْ بِالرَّبِّ أَنْ تُقْرَأَ هذِهِ الرِّسَالَةُ عَلَى جَمِيعِ الإِخْوَةِ.</w:t>
       </w:r>
-      <w:r>
-        <w:rPr>
-          <w:lang w:val="ar_AE" w:bidi="ar_AE"/>
-        </w:rPr>
-      </w:r>
-      <w:r>
-        <w:rPr>
-          <w:lang w:val="ar_AE" w:bidi="ar_AE"/>
-        </w:rPr>
-      </w:r>
-    </w:p>
-    <w:p>
-      <w:pPr>
-        <w:bidi/>
-      </w:pPr>
-      <w:r>
-        <w:rPr>
-          <w:lang w:val="ar_AE" w:bidi="ar_AE"/>
-        </w:rPr>
-      </w:r>
-    </w:p>
-    <w:p>
-      <w:pPr>
-        <w:bidi/>
-      </w:pPr>
-      <w:r>
-        <w:rPr>
-          <w:lang w:val="ar_AE" w:bidi="ar_AE"/>
-        </w:rPr>
-      </w:r>
-      <w:r>
-        <w:rPr>
-          <w:vertAlign w:val="superscript"/>
+    </w:p>
+    <w:p>
+      <w:pPr>
+        <w:bidi/>
+      </w:pPr>
+      <w:r>
+        <w:rPr>
+          <w:rtl/>
+          <w:cs/>
+          <w:lang w:val="ar_AE" w:bidi="ar_AE"/>
+        </w:rPr>
+      </w:r>
+      <w:r>
+        <w:rPr>
+          <w:vertAlign w:val="superscript"/>
+          <w:rtl/>
+          <w:cs/>
           <w:lang w:val="ar_AE" w:bidi="ar_AE"/>
         </w:rPr>
         <w:t>28</w:t>
       </w:r>
       <w:r>
         <w:rPr>
+          <w:rtl/>
+          <w:cs/>
           <w:lang w:val="ar_AE" w:bidi="ar_AE"/>
         </w:rPr>
         <w:t xml:space="preserve"> وَلْتَكُنْ مَعَكُمْ نِعْمَةُ رَبِّنَا يَسُوعَ الْمَسِيحِ.</w:t>
-      </w:r>
-      <w:r>
-        <w:rPr>
-          <w:lang w:val="ar_AE" w:bidi="ar_AE"/>
-        </w:rPr>
-      </w:r>
-      <w:r>
-        <w:rPr>
-          <w:lang w:val="ar_AE" w:bidi="ar_AE"/>
-        </w:rPr>
       </w:r>
     </w:p>
     <w:sectPr>
